--- a/templates/FSED-44F-Fire-Drill-Rev02.docx
+++ b/templates/FSED-44F-Fire-Drill-Rev02.docx
@@ -401,6 +401,268 @@
           <w:rFonts w:ascii="Arial" w:hAnsi="Arial" w:cs="Arial"/>
         </w:rPr>
       </w:pPr>
+      <w:bookmarkStart w:id="0" w:name="_GoBack"/>
+      <w:bookmarkEnd w:id="0"/>
+      <w:r>
+        <w:rPr>
+          <w:rFonts w:ascii="Arial" w:hAnsi="Arial" w:cs="Arial"/>
+          <w:sz w:val="24"/>
+          <w:szCs w:val="24"/>
+          <w:lang w:val="en-US" w:eastAsia="en-US"/>
+        </w:rPr>
+        <mc:AlternateContent>
+          <mc:Choice Requires="wps">
+            <w:drawing>
+              <wp:anchor distT="0" distB="0" distL="114300" distR="114300" simplePos="0" relativeHeight="251672576" behindDoc="0" locked="0" layoutInCell="1" allowOverlap="1">
+                <wp:simplePos x="0" y="0"/>
+                <wp:positionH relativeFrom="column">
+                  <wp:posOffset>917575</wp:posOffset>
+                </wp:positionH>
+                <wp:positionV relativeFrom="paragraph">
+                  <wp:posOffset>154305</wp:posOffset>
+                </wp:positionV>
+                <wp:extent cx="2732405" cy="342900"/>
+                <wp:effectExtent l="0" t="0" r="0" b="0"/>
+                <wp:wrapNone/>
+                <wp:docPr id="16" name="Text Box 16"/>
+                <wp:cNvGraphicFramePr/>
+                <a:graphic xmlns:a="http://schemas.openxmlformats.org/drawingml/2006/main">
+                  <a:graphicData uri="http://schemas.microsoft.com/office/word/2010/wordprocessingShape">
+                    <wps:wsp>
+                      <wps:cNvSpPr txBox="1"/>
+                      <wps:spPr>
+                        <a:xfrm>
+                          <a:off x="0" y="0"/>
+                          <a:ext cx="2732405" cy="342900"/>
+                        </a:xfrm>
+                        <a:prstGeom prst="rect">
+                          <a:avLst/>
+                        </a:prstGeom>
+                        <a:noFill/>
+                        <a:ln w="6350">
+                          <a:noFill/>
+                        </a:ln>
+                        <a:effectLst/>
+                      </wps:spPr>
+                      <wps:style>
+                        <a:lnRef idx="0">
+                          <a:schemeClr val="accent1"/>
+                        </a:lnRef>
+                        <a:fillRef idx="0">
+                          <a:schemeClr val="accent1"/>
+                        </a:fillRef>
+                        <a:effectRef idx="0">
+                          <a:schemeClr val="accent1"/>
+                        </a:effectRef>
+                        <a:fontRef idx="minor">
+                          <a:schemeClr val="dk1"/>
+                        </a:fontRef>
+                      </wps:style>
+                      <wps:txbx>
+                        <w:txbxContent>
+                          <w:p>
+                            <w:pPr>
+                              <w:spacing w:after="0" w:line="240" w:lineRule="auto"/>
+                              <w:jc w:val="center"/>
+                              <w:rPr>
+                                <w:rFonts w:hint="default" w:ascii="Arial" w:hAnsi="Arial" w:eastAsia="Times New Roman" w:cs="Arial"/>
+                                <w:color w:val="000000"/>
+                                <w:sz w:val="24"/>
+                                <w:szCs w:val="24"/>
+                                <w:lang w:val="en-US"/>
+                              </w:rPr>
+                            </w:pPr>
+                            <w:r>
+                              <w:rPr>
+                                <w:rFonts w:hint="default" w:ascii="Arial" w:hAnsi="Arial" w:eastAsia="Times New Roman" w:cs="Arial"/>
+                                <w:color w:val="000000"/>
+                                <w:sz w:val="24"/>
+                                <w:szCs w:val="24"/>
+                                <w:lang w:val="en-US"/>
+                              </w:rPr>
+                              <w:t>R10-STN5-{CONTROL_NUMBER}</w:t>
+                            </w:r>
+                          </w:p>
+                        </w:txbxContent>
+                      </wps:txbx>
+                      <wps:bodyPr rot="0" spcFirstLastPara="0" vertOverflow="overflow" horzOverflow="overflow" vert="horz" wrap="square" lIns="91440" tIns="45720" rIns="91440" bIns="45720" numCol="1" spcCol="0" rtlCol="0" fromWordArt="0" anchor="t" anchorCtr="0" forceAA="0" compatLnSpc="1">
+                        <a:noAutofit/>
+                      </wps:bodyPr>
+                    </wps:wsp>
+                  </a:graphicData>
+                </a:graphic>
+              </wp:anchor>
+            </w:drawing>
+          </mc:Choice>
+          <mc:Fallback>
+            <w:pict>
+              <v:shape id="_x0000_s1026" o:spid="_x0000_s1026" o:spt="202" type="#_x0000_t202" style="position:absolute;left:0pt;margin-left:72.25pt;margin-top:12.15pt;height:27pt;width:215.15pt;z-index:251672576;mso-width-relative:page;mso-height-relative:page;" filled="f" stroked="f" coordsize="21600,21600" o:gfxdata="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">
+                <v:fill on="f" focussize="0,0"/>
+                <v:stroke on="f" weight="0.5pt"/>
+                <v:imagedata o:title=""/>
+                <o:lock v:ext="edit" aspectratio="f"/>
+                <v:textbox>
+                  <w:txbxContent>
+                    <w:p>
+                      <w:pPr>
+                        <w:spacing w:after="0" w:line="240" w:lineRule="auto"/>
+                        <w:jc w:val="center"/>
+                        <w:rPr>
+                          <w:rFonts w:hint="default" w:ascii="Arial" w:hAnsi="Arial" w:eastAsia="Times New Roman" w:cs="Arial"/>
+                          <w:color w:val="000000"/>
+                          <w:sz w:val="24"/>
+                          <w:szCs w:val="24"/>
+                          <w:lang w:val="en-US"/>
+                        </w:rPr>
+                      </w:pPr>
+                      <w:r>
+                        <w:rPr>
+                          <w:rFonts w:hint="default" w:ascii="Arial" w:hAnsi="Arial" w:eastAsia="Times New Roman" w:cs="Arial"/>
+                          <w:color w:val="000000"/>
+                          <w:sz w:val="24"/>
+                          <w:szCs w:val="24"/>
+                          <w:lang w:val="en-US"/>
+                        </w:rPr>
+                        <w:t>R10-STN5-{CONTROL_NUMBER}</w:t>
+                      </w:r>
+                    </w:p>
+                  </w:txbxContent>
+                </v:textbox>
+              </v:shape>
+            </w:pict>
+          </mc:Fallback>
+        </mc:AlternateContent>
+      </w:r>
+      <w:r>
+        <w:rPr>
+          <w:rFonts w:ascii="Arial" w:hAnsi="Arial" w:cs="Arial"/>
+          <w:sz w:val="24"/>
+          <w:szCs w:val="24"/>
+          <w:lang w:val="en-US" w:eastAsia="en-US"/>
+        </w:rPr>
+        <mc:AlternateContent>
+          <mc:Choice Requires="wps">
+            <w:drawing>
+              <wp:anchor distT="0" distB="0" distL="114300" distR="114300" simplePos="0" relativeHeight="251671552" behindDoc="0" locked="0" layoutInCell="1" allowOverlap="1">
+                <wp:simplePos x="0" y="0"/>
+                <wp:positionH relativeFrom="column">
+                  <wp:posOffset>4009390</wp:posOffset>
+                </wp:positionH>
+                <wp:positionV relativeFrom="paragraph">
+                  <wp:posOffset>165100</wp:posOffset>
+                </wp:positionV>
+                <wp:extent cx="2050415" cy="342900"/>
+                <wp:effectExtent l="0" t="0" r="0" b="0"/>
+                <wp:wrapNone/>
+                <wp:docPr id="15" name="Text Box 15"/>
+                <wp:cNvGraphicFramePr/>
+                <a:graphic xmlns:a="http://schemas.openxmlformats.org/drawingml/2006/main">
+                  <a:graphicData uri="http://schemas.microsoft.com/office/word/2010/wordprocessingShape">
+                    <wps:wsp>
+                      <wps:cNvSpPr txBox="1"/>
+                      <wps:spPr>
+                        <a:xfrm>
+                          <a:off x="0" y="0"/>
+                          <a:ext cx="2050415" cy="342900"/>
+                        </a:xfrm>
+                        <a:prstGeom prst="rect">
+                          <a:avLst/>
+                        </a:prstGeom>
+                        <a:noFill/>
+                        <a:ln w="6350">
+                          <a:noFill/>
+                        </a:ln>
+                        <a:effectLst/>
+                      </wps:spPr>
+                      <wps:style>
+                        <a:lnRef idx="0">
+                          <a:schemeClr val="accent1"/>
+                        </a:lnRef>
+                        <a:fillRef idx="0">
+                          <a:schemeClr val="accent1"/>
+                        </a:fillRef>
+                        <a:effectRef idx="0">
+                          <a:schemeClr val="accent1"/>
+                        </a:effectRef>
+                        <a:fontRef idx="minor">
+                          <a:schemeClr val="dk1"/>
+                        </a:fontRef>
+                      </wps:style>
+                      <wps:txbx>
+                        <w:txbxContent>
+                          <w:p>
+                            <w:pPr>
+                              <w:spacing w:after="0" w:line="240" w:lineRule="auto"/>
+                              <w:jc w:val="center"/>
+                              <w:rPr>
+                                <w:rFonts w:hint="default" w:ascii="Arial" w:hAnsi="Arial" w:eastAsia="Times New Roman" w:cs="Arial"/>
+                                <w:color w:val="000000"/>
+                                <w:sz w:val="24"/>
+                                <w:szCs w:val="24"/>
+                                <w:lang w:val="en-US"/>
+                              </w:rPr>
+                            </w:pPr>
+                            <w:r>
+                              <w:rPr>
+                                <w:rFonts w:hint="default" w:ascii="Arial" w:hAnsi="Arial" w:eastAsia="Times New Roman" w:cs="Arial"/>
+                                <w:color w:val="000000"/>
+                                <w:sz w:val="24"/>
+                                <w:szCs w:val="24"/>
+                                <w:lang w:val="en-US"/>
+                              </w:rPr>
+                              <w:t>{CLEARANCE_DATE}</w:t>
+                            </w:r>
+                          </w:p>
+                        </w:txbxContent>
+                      </wps:txbx>
+                      <wps:bodyPr rot="0" spcFirstLastPara="0" vertOverflow="overflow" horzOverflow="overflow" vert="horz" wrap="square" lIns="91440" tIns="45720" rIns="91440" bIns="45720" numCol="1" spcCol="0" rtlCol="0" fromWordArt="0" anchor="t" anchorCtr="0" forceAA="0" compatLnSpc="1">
+                        <a:noAutofit/>
+                      </wps:bodyPr>
+                    </wps:wsp>
+                  </a:graphicData>
+                </a:graphic>
+              </wp:anchor>
+            </w:drawing>
+          </mc:Choice>
+          <mc:Fallback>
+            <w:pict>
+              <v:shape id="_x0000_s1026" o:spid="_x0000_s1026" o:spt="202" type="#_x0000_t202" style="position:absolute;left:0pt;margin-left:315.7pt;margin-top:13pt;height:27pt;width:161.45pt;z-index:251671552;mso-width-relative:page;mso-height-relative:page;" filled="f" stroked="f" coordsize="21600,21600" o:gfxdata="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">
+                <v:fill on="f" focussize="0,0"/>
+                <v:stroke on="f" weight="0.5pt"/>
+                <v:imagedata o:title=""/>
+                <o:lock v:ext="edit" aspectratio="f"/>
+                <v:textbox>
+                  <w:txbxContent>
+                    <w:p>
+                      <w:pPr>
+                        <w:spacing w:after="0" w:line="240" w:lineRule="auto"/>
+                        <w:jc w:val="center"/>
+                        <w:rPr>
+                          <w:rFonts w:hint="default" w:ascii="Arial" w:hAnsi="Arial" w:eastAsia="Times New Roman" w:cs="Arial"/>
+                          <w:color w:val="000000"/>
+                          <w:sz w:val="24"/>
+                          <w:szCs w:val="24"/>
+                          <w:lang w:val="en-US"/>
+                        </w:rPr>
+                      </w:pPr>
+                      <w:r>
+                        <w:rPr>
+                          <w:rFonts w:hint="default" w:ascii="Arial" w:hAnsi="Arial" w:eastAsia="Times New Roman" w:cs="Arial"/>
+                          <w:color w:val="000000"/>
+                          <w:sz w:val="24"/>
+                          <w:szCs w:val="24"/>
+                          <w:lang w:val="en-US"/>
+                        </w:rPr>
+                        <w:t>{CLEARANCE_DATE}</w:t>
+                      </w:r>
+                    </w:p>
+                  </w:txbxContent>
+                </v:textbox>
+              </v:shape>
+            </w:pict>
+          </mc:Fallback>
+        </mc:AlternateContent>
+      </w:r>
     </w:p>
     <w:p>
       <w:pPr>
@@ -679,7 +941,7 @@
                               <w:spacing w:after="0" w:line="240" w:lineRule="auto"/>
                               <w:jc w:val="center"/>
                               <w:rPr>
-                                <w:rFonts w:hint="default" w:ascii="Calibri" w:hAnsi="Calibri" w:eastAsia="Times New Roman" w:cs="Calibri"/>
+                                <w:rFonts w:hint="default" w:ascii="Arial" w:hAnsi="Arial" w:eastAsia="Times New Roman" w:cs="Arial"/>
                                 <w:color w:val="000000"/>
                                 <w:sz w:val="16"/>
                                 <w:szCs w:val="16"/>
@@ -688,7 +950,7 @@
                             </w:pPr>
                             <w:r>
                               <w:rPr>
-                                <w:rFonts w:hint="default" w:ascii="Calibri" w:hAnsi="Calibri" w:eastAsia="Times New Roman" w:cs="Calibri"/>
+                                <w:rFonts w:hint="default" w:ascii="Arial" w:hAnsi="Arial" w:eastAsia="Times New Roman" w:cs="Arial"/>
                                 <w:color w:val="000000"/>
                                 <w:sz w:val="16"/>
                                 <w:szCs w:val="16"/>
@@ -722,7 +984,7 @@
                         <w:spacing w:after="0" w:line="240" w:lineRule="auto"/>
                         <w:jc w:val="center"/>
                         <w:rPr>
-                          <w:rFonts w:hint="default" w:ascii="Calibri" w:hAnsi="Calibri" w:eastAsia="Times New Roman" w:cs="Calibri"/>
+                          <w:rFonts w:hint="default" w:ascii="Arial" w:hAnsi="Arial" w:eastAsia="Times New Roman" w:cs="Arial"/>
                           <w:color w:val="000000"/>
                           <w:sz w:val="16"/>
                           <w:szCs w:val="16"/>
@@ -731,7 +993,7 @@
                       </w:pPr>
                       <w:r>
                         <w:rPr>
-                          <w:rFonts w:hint="default" w:ascii="Calibri" w:hAnsi="Calibri" w:eastAsia="Times New Roman" w:cs="Calibri"/>
+                          <w:rFonts w:hint="default" w:ascii="Arial" w:hAnsi="Arial" w:eastAsia="Times New Roman" w:cs="Arial"/>
                           <w:color w:val="000000"/>
                           <w:sz w:val="16"/>
                           <w:szCs w:val="16"/>
@@ -809,8 +1071,6 @@
           <w:rFonts w:ascii="Arial" w:hAnsi="Arial" w:cs="Arial"/>
         </w:rPr>
       </w:pPr>
-      <w:bookmarkStart w:id="0" w:name="_GoBack"/>
-      <w:bookmarkEnd w:id="0"/>
       <w:r>
         <w:rPr>
           <w:rFonts w:ascii="Arial" w:hAnsi="Arial" w:cs="Arial"/>
@@ -821,18 +1081,18 @@
         <mc:AlternateContent>
           <mc:Choice Requires="wps">
             <w:drawing>
-              <wp:anchor distT="0" distB="0" distL="114300" distR="114300" simplePos="0" relativeHeight="251663360" behindDoc="0" locked="0" layoutInCell="1" allowOverlap="1">
+              <wp:anchor distT="0" distB="0" distL="114300" distR="114300" simplePos="0" relativeHeight="251666432" behindDoc="0" locked="0" layoutInCell="1" allowOverlap="1">
                 <wp:simplePos x="0" y="0"/>
                 <wp:positionH relativeFrom="column">
-                  <wp:posOffset>1217930</wp:posOffset>
+                  <wp:posOffset>86995</wp:posOffset>
                 </wp:positionH>
                 <wp:positionV relativeFrom="paragraph">
-                  <wp:posOffset>128905</wp:posOffset>
+                  <wp:posOffset>122555</wp:posOffset>
                 </wp:positionV>
-                <wp:extent cx="6114415" cy="342900"/>
+                <wp:extent cx="2050415" cy="342900"/>
                 <wp:effectExtent l="0" t="0" r="0" b="0"/>
                 <wp:wrapNone/>
-                <wp:docPr id="2" name="Text Box 2"/>
+                <wp:docPr id="6" name="Text Box 6"/>
                 <wp:cNvGraphicFramePr/>
                 <a:graphic xmlns:a="http://schemas.openxmlformats.org/drawingml/2006/main">
                   <a:graphicData uri="http://schemas.microsoft.com/office/word/2010/wordprocessingShape">
@@ -841,7 +1101,7 @@
                       <wps:spPr>
                         <a:xfrm>
                           <a:off x="0" y="0"/>
-                          <a:ext cx="6114415" cy="342900"/>
+                          <a:ext cx="2050415" cy="342900"/>
                         </a:xfrm>
                         <a:prstGeom prst="rect">
                           <a:avLst/>
@@ -873,7 +1133,7 @@
                               <w:spacing w:after="0" w:line="240" w:lineRule="auto"/>
                               <w:jc w:val="center"/>
                               <w:rPr>
-                                <w:rFonts w:hint="default" w:ascii="Calibri" w:hAnsi="Calibri" w:eastAsia="Times New Roman" w:cs="Calibri"/>
+                                <w:rFonts w:hint="default" w:ascii="Arial" w:hAnsi="Arial" w:eastAsia="Times New Roman" w:cs="Arial"/>
                                 <w:color w:val="000000"/>
                                 <w:sz w:val="16"/>
                                 <w:szCs w:val="16"/>
@@ -882,7 +1142,137 @@
                             </w:pPr>
                             <w:r>
                               <w:rPr>
-                                <w:rFonts w:hint="default" w:ascii="Calibri" w:hAnsi="Calibri" w:eastAsia="Times New Roman" w:cs="Calibri"/>
+                                <w:rFonts w:hint="default" w:ascii="Arial" w:hAnsi="Arial" w:eastAsia="Times New Roman" w:cs="Arial"/>
+                                <w:color w:val="000000"/>
+                                <w:sz w:val="16"/>
+                                <w:szCs w:val="16"/>
+                                <w:lang w:val="en-US"/>
+                              </w:rPr>
+                              <w:t>{CLEARANCE_DATE}</w:t>
+                            </w:r>
+                          </w:p>
+                        </w:txbxContent>
+                      </wps:txbx>
+                      <wps:bodyPr rot="0" spcFirstLastPara="0" vertOverflow="overflow" horzOverflow="overflow" vert="horz" wrap="square" lIns="91440" tIns="45720" rIns="91440" bIns="45720" numCol="1" spcCol="0" rtlCol="0" fromWordArt="0" anchor="t" anchorCtr="0" forceAA="0" compatLnSpc="1">
+                        <a:noAutofit/>
+                      </wps:bodyPr>
+                    </wps:wsp>
+                  </a:graphicData>
+                </a:graphic>
+              </wp:anchor>
+            </w:drawing>
+          </mc:Choice>
+          <mc:Fallback>
+            <w:pict>
+              <v:shape id="_x0000_s1026" o:spid="_x0000_s1026" o:spt="202" type="#_x0000_t202" style="position:absolute;left:0pt;margin-left:6.85pt;margin-top:9.65pt;height:27pt;width:161.45pt;z-index:251666432;mso-width-relative:page;mso-height-relative:page;" filled="f" stroked="f" coordsize="21600,21600" o:gfxdata="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">
+                <v:fill on="f" focussize="0,0"/>
+                <v:stroke on="f" weight="0.5pt"/>
+                <v:imagedata o:title=""/>
+                <o:lock v:ext="edit" aspectratio="f"/>
+                <v:textbox>
+                  <w:txbxContent>
+                    <w:p>
+                      <w:pPr>
+                        <w:spacing w:after="0" w:line="240" w:lineRule="auto"/>
+                        <w:jc w:val="center"/>
+                        <w:rPr>
+                          <w:rFonts w:hint="default" w:ascii="Arial" w:hAnsi="Arial" w:eastAsia="Times New Roman" w:cs="Arial"/>
+                          <w:color w:val="000000"/>
+                          <w:sz w:val="16"/>
+                          <w:szCs w:val="16"/>
+                          <w:lang w:val="en-US"/>
+                        </w:rPr>
+                      </w:pPr>
+                      <w:r>
+                        <w:rPr>
+                          <w:rFonts w:hint="default" w:ascii="Arial" w:hAnsi="Arial" w:eastAsia="Times New Roman" w:cs="Arial"/>
+                          <w:color w:val="000000"/>
+                          <w:sz w:val="16"/>
+                          <w:szCs w:val="16"/>
+                          <w:lang w:val="en-US"/>
+                        </w:rPr>
+                        <w:t>{CLEARANCE_DATE}</w:t>
+                      </w:r>
+                    </w:p>
+                  </w:txbxContent>
+                </v:textbox>
+              </v:shape>
+            </w:pict>
+          </mc:Fallback>
+        </mc:AlternateContent>
+      </w:r>
+      <w:r>
+        <w:rPr>
+          <w:rFonts w:ascii="Arial" w:hAnsi="Arial" w:cs="Arial"/>
+          <w:sz w:val="24"/>
+          <w:szCs w:val="24"/>
+          <w:lang w:val="en-US" w:eastAsia="en-US"/>
+        </w:rPr>
+        <mc:AlternateContent>
+          <mc:Choice Requires="wps">
+            <w:drawing>
+              <wp:anchor distT="0" distB="0" distL="114300" distR="114300" simplePos="0" relativeHeight="251663360" behindDoc="0" locked="0" layoutInCell="1" allowOverlap="1">
+                <wp:simplePos x="0" y="0"/>
+                <wp:positionH relativeFrom="column">
+                  <wp:posOffset>2527300</wp:posOffset>
+                </wp:positionH>
+                <wp:positionV relativeFrom="paragraph">
+                  <wp:posOffset>117475</wp:posOffset>
+                </wp:positionV>
+                <wp:extent cx="3571240" cy="342900"/>
+                <wp:effectExtent l="0" t="0" r="0" b="0"/>
+                <wp:wrapNone/>
+                <wp:docPr id="2" name="Text Box 2"/>
+                <wp:cNvGraphicFramePr/>
+                <a:graphic xmlns:a="http://schemas.openxmlformats.org/drawingml/2006/main">
+                  <a:graphicData uri="http://schemas.microsoft.com/office/word/2010/wordprocessingShape">
+                    <wps:wsp>
+                      <wps:cNvSpPr txBox="1"/>
+                      <wps:spPr>
+                        <a:xfrm>
+                          <a:off x="0" y="0"/>
+                          <a:ext cx="3571240" cy="342900"/>
+                        </a:xfrm>
+                        <a:prstGeom prst="rect">
+                          <a:avLst/>
+                        </a:prstGeom>
+                        <a:noFill/>
+                        <a:ln w="6350">
+                          <a:noFill/>
+                        </a:ln>
+                        <a:effectLst/>
+                      </wps:spPr>
+                      <wps:style>
+                        <a:lnRef idx="0">
+                          <a:schemeClr val="accent1"/>
+                        </a:lnRef>
+                        <a:fillRef idx="0">
+                          <a:schemeClr val="accent1"/>
+                        </a:fillRef>
+                        <a:effectRef idx="0">
+                          <a:schemeClr val="accent1"/>
+                        </a:effectRef>
+                        <a:fontRef idx="minor">
+                          <a:schemeClr val="dk1"/>
+                        </a:fontRef>
+                      </wps:style>
+                      <wps:txbx>
+                        <w:txbxContent>
+                          <w:p>
+                            <w:pPr>
+                              <w:spacing w:after="0" w:line="240" w:lineRule="auto"/>
+                              <w:jc w:val="center"/>
+                              <w:rPr>
+                                <w:rFonts w:hint="default" w:ascii="Arial" w:hAnsi="Arial" w:eastAsia="Times New Roman" w:cs="Arial"/>
+                                <w:color w:val="000000"/>
+                                <w:sz w:val="16"/>
+                                <w:szCs w:val="16"/>
+                                <w:lang w:val="en-US"/>
+                              </w:rPr>
+                            </w:pPr>
+                            <w:r>
+                              <w:rPr>
+                                <w:rFonts w:hint="default" w:ascii="Arial" w:hAnsi="Arial" w:eastAsia="Times New Roman" w:cs="Arial"/>
                                 <w:color w:val="000000"/>
                                 <w:sz w:val="16"/>
                                 <w:szCs w:val="16"/>
@@ -904,7 +1294,7 @@
           </mc:Choice>
           <mc:Fallback>
             <w:pict>
-              <v:shape id="_x0000_s1026" o:spid="_x0000_s1026" o:spt="202" type="#_x0000_t202" style="position:absolute;left:0pt;margin-left:95.9pt;margin-top:10.15pt;height:27pt;width:481.45pt;z-index:251663360;mso-width-relative:page;mso-height-relative:page;" filled="f" stroked="f" coordsize="21600,21600" o:gfxdata="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">
+              <v:shape id="_x0000_s1026" o:spid="_x0000_s1026" o:spt="202" type="#_x0000_t202" style="position:absolute;left:0pt;margin-left:199pt;margin-top:9.25pt;height:27pt;width:281.2pt;z-index:251663360;mso-width-relative:page;mso-height-relative:page;" filled="f" stroked="f" coordsize="21600,21600" o:gfxdata="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">
                 <v:fill on="f" focussize="0,0"/>
                 <v:stroke on="f" weight="0.5pt"/>
                 <v:imagedata o:title=""/>
@@ -916,7 +1306,7 @@
                         <w:spacing w:after="0" w:line="240" w:lineRule="auto"/>
                         <w:jc w:val="center"/>
                         <w:rPr>
-                          <w:rFonts w:hint="default" w:ascii="Calibri" w:hAnsi="Calibri" w:eastAsia="Times New Roman" w:cs="Calibri"/>
+                          <w:rFonts w:hint="default" w:ascii="Arial" w:hAnsi="Arial" w:eastAsia="Times New Roman" w:cs="Arial"/>
                           <w:color w:val="000000"/>
                           <w:sz w:val="16"/>
                           <w:szCs w:val="16"/>
@@ -925,7 +1315,7 @@
                       </w:pPr>
                       <w:r>
                         <w:rPr>
-                          <w:rFonts w:hint="default" w:ascii="Calibri" w:hAnsi="Calibri" w:eastAsia="Times New Roman" w:cs="Calibri"/>
+                          <w:rFonts w:hint="default" w:ascii="Arial" w:hAnsi="Arial" w:eastAsia="Times New Roman" w:cs="Arial"/>
                           <w:color w:val="000000"/>
                           <w:sz w:val="16"/>
                           <w:szCs w:val="16"/>
@@ -1171,6 +1561,266 @@
           <w:szCs w:val="10"/>
         </w:rPr>
       </w:pPr>
+      <w:r>
+        <w:rPr>
+          <w:rFonts w:ascii="Arial" w:hAnsi="Arial" w:cs="Arial"/>
+          <w:sz w:val="24"/>
+          <w:szCs w:val="24"/>
+          <w:lang w:val="en-US" w:eastAsia="en-US"/>
+        </w:rPr>
+        <mc:AlternateContent>
+          <mc:Choice Requires="wps">
+            <w:drawing>
+              <wp:anchor distT="0" distB="0" distL="114300" distR="114300" simplePos="0" relativeHeight="251668480" behindDoc="0" locked="0" layoutInCell="1" allowOverlap="1">
+                <wp:simplePos x="0" y="0"/>
+                <wp:positionH relativeFrom="column">
+                  <wp:posOffset>594360</wp:posOffset>
+                </wp:positionH>
+                <wp:positionV relativeFrom="paragraph">
+                  <wp:posOffset>40640</wp:posOffset>
+                </wp:positionV>
+                <wp:extent cx="2513965" cy="342900"/>
+                <wp:effectExtent l="0" t="0" r="0" b="0"/>
+                <wp:wrapNone/>
+                <wp:docPr id="8" name="Text Box 8"/>
+                <wp:cNvGraphicFramePr/>
+                <a:graphic xmlns:a="http://schemas.openxmlformats.org/drawingml/2006/main">
+                  <a:graphicData uri="http://schemas.microsoft.com/office/word/2010/wordprocessingShape">
+                    <wps:wsp>
+                      <wps:cNvSpPr txBox="1"/>
+                      <wps:spPr>
+                        <a:xfrm>
+                          <a:off x="0" y="0"/>
+                          <a:ext cx="2513965" cy="342900"/>
+                        </a:xfrm>
+                        <a:prstGeom prst="rect">
+                          <a:avLst/>
+                        </a:prstGeom>
+                        <a:noFill/>
+                        <a:ln w="6350">
+                          <a:noFill/>
+                        </a:ln>
+                        <a:effectLst/>
+                      </wps:spPr>
+                      <wps:style>
+                        <a:lnRef idx="0">
+                          <a:schemeClr val="accent1"/>
+                        </a:lnRef>
+                        <a:fillRef idx="0">
+                          <a:schemeClr val="accent1"/>
+                        </a:fillRef>
+                        <a:effectRef idx="0">
+                          <a:schemeClr val="accent1"/>
+                        </a:effectRef>
+                        <a:fontRef idx="minor">
+                          <a:schemeClr val="dk1"/>
+                        </a:fontRef>
+                      </wps:style>
+                      <wps:txbx>
+                        <w:txbxContent>
+                          <w:p>
+                            <w:pPr>
+                              <w:spacing w:after="0" w:line="240" w:lineRule="auto"/>
+                              <w:jc w:val="center"/>
+                              <w:rPr>
+                                <w:rFonts w:hint="default" w:ascii="Arial" w:hAnsi="Arial" w:eastAsia="Times New Roman" w:cs="Arial"/>
+                                <w:color w:val="000000"/>
+                                <w:sz w:val="16"/>
+                                <w:szCs w:val="16"/>
+                                <w:lang w:val="en-US"/>
+                              </w:rPr>
+                            </w:pPr>
+                            <w:r>
+                              <w:rPr>
+                                <w:rFonts w:hint="default" w:ascii="Arial" w:hAnsi="Arial" w:eastAsia="Times New Roman" w:cs="Arial"/>
+                                <w:color w:val="000000"/>
+                                <w:sz w:val="16"/>
+                                <w:szCs w:val="16"/>
+                                <w:lang w:val="en-US"/>
+                              </w:rPr>
+                              <w:t>{ISSUED_DAY}</w:t>
+                            </w:r>
+                          </w:p>
+                        </w:txbxContent>
+                      </wps:txbx>
+                      <wps:bodyPr rot="0" spcFirstLastPara="0" vertOverflow="overflow" horzOverflow="overflow" vert="horz" wrap="square" lIns="91440" tIns="45720" rIns="91440" bIns="45720" numCol="1" spcCol="0" rtlCol="0" fromWordArt="0" anchor="t" anchorCtr="0" forceAA="0" compatLnSpc="1">
+                        <a:noAutofit/>
+                      </wps:bodyPr>
+                    </wps:wsp>
+                  </a:graphicData>
+                </a:graphic>
+              </wp:anchor>
+            </w:drawing>
+          </mc:Choice>
+          <mc:Fallback>
+            <w:pict>
+              <v:shape id="_x0000_s1026" o:spid="_x0000_s1026" o:spt="202" type="#_x0000_t202" style="position:absolute;left:0pt;margin-left:46.8pt;margin-top:3.2pt;height:27pt;width:197.95pt;z-index:251668480;mso-width-relative:page;mso-height-relative:page;" filled="f" stroked="f" coordsize="21600,21600" o:gfxdata="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">
+                <v:fill on="f" focussize="0,0"/>
+                <v:stroke on="f" weight="0.5pt"/>
+                <v:imagedata o:title=""/>
+                <o:lock v:ext="edit" aspectratio="f"/>
+                <v:textbox>
+                  <w:txbxContent>
+                    <w:p>
+                      <w:pPr>
+                        <w:spacing w:after="0" w:line="240" w:lineRule="auto"/>
+                        <w:jc w:val="center"/>
+                        <w:rPr>
+                          <w:rFonts w:hint="default" w:ascii="Arial" w:hAnsi="Arial" w:eastAsia="Times New Roman" w:cs="Arial"/>
+                          <w:color w:val="000000"/>
+                          <w:sz w:val="16"/>
+                          <w:szCs w:val="16"/>
+                          <w:lang w:val="en-US"/>
+                        </w:rPr>
+                      </w:pPr>
+                      <w:r>
+                        <w:rPr>
+                          <w:rFonts w:hint="default" w:ascii="Arial" w:hAnsi="Arial" w:eastAsia="Times New Roman" w:cs="Arial"/>
+                          <w:color w:val="000000"/>
+                          <w:sz w:val="16"/>
+                          <w:szCs w:val="16"/>
+                          <w:lang w:val="en-US"/>
+                        </w:rPr>
+                        <w:t>{ISSUED_DAY}</w:t>
+                      </w:r>
+                    </w:p>
+                  </w:txbxContent>
+                </v:textbox>
+              </v:shape>
+            </w:pict>
+          </mc:Fallback>
+        </mc:AlternateContent>
+      </w:r>
+      <w:r>
+        <w:rPr>
+          <w:rFonts w:ascii="Arial" w:hAnsi="Arial" w:cs="Arial"/>
+          <w:sz w:val="24"/>
+          <w:szCs w:val="24"/>
+          <w:lang w:val="en-US" w:eastAsia="en-US"/>
+        </w:rPr>
+        <mc:AlternateContent>
+          <mc:Choice Requires="wps">
+            <w:drawing>
+              <wp:anchor distT="0" distB="0" distL="114300" distR="114300" simplePos="0" relativeHeight="251667456" behindDoc="0" locked="0" layoutInCell="1" allowOverlap="1">
+                <wp:simplePos x="0" y="0"/>
+                <wp:positionH relativeFrom="column">
+                  <wp:posOffset>2760345</wp:posOffset>
+                </wp:positionH>
+                <wp:positionV relativeFrom="paragraph">
+                  <wp:posOffset>44450</wp:posOffset>
+                </wp:positionV>
+                <wp:extent cx="2513965" cy="342900"/>
+                <wp:effectExtent l="0" t="0" r="0" b="0"/>
+                <wp:wrapNone/>
+                <wp:docPr id="7" name="Text Box 7"/>
+                <wp:cNvGraphicFramePr/>
+                <a:graphic xmlns:a="http://schemas.openxmlformats.org/drawingml/2006/main">
+                  <a:graphicData uri="http://schemas.microsoft.com/office/word/2010/wordprocessingShape">
+                    <wps:wsp>
+                      <wps:cNvSpPr txBox="1"/>
+                      <wps:spPr>
+                        <a:xfrm>
+                          <a:off x="0" y="0"/>
+                          <a:ext cx="2513965" cy="342900"/>
+                        </a:xfrm>
+                        <a:prstGeom prst="rect">
+                          <a:avLst/>
+                        </a:prstGeom>
+                        <a:noFill/>
+                        <a:ln w="6350">
+                          <a:noFill/>
+                        </a:ln>
+                        <a:effectLst/>
+                      </wps:spPr>
+                      <wps:style>
+                        <a:lnRef idx="0">
+                          <a:schemeClr val="accent1"/>
+                        </a:lnRef>
+                        <a:fillRef idx="0">
+                          <a:schemeClr val="accent1"/>
+                        </a:fillRef>
+                        <a:effectRef idx="0">
+                          <a:schemeClr val="accent1"/>
+                        </a:effectRef>
+                        <a:fontRef idx="minor">
+                          <a:schemeClr val="dk1"/>
+                        </a:fontRef>
+                      </wps:style>
+                      <wps:txbx>
+                        <w:txbxContent>
+                          <w:p>
+                            <w:pPr>
+                              <w:spacing w:after="0" w:line="240" w:lineRule="auto"/>
+                              <w:jc w:val="center"/>
+                              <w:rPr>
+                                <w:rFonts w:hint="default" w:ascii="Arial" w:hAnsi="Arial" w:eastAsia="Times New Roman" w:cs="Arial"/>
+                                <w:color w:val="000000"/>
+                                <w:sz w:val="16"/>
+                                <w:szCs w:val="16"/>
+                                <w:lang w:val="en-US"/>
+                              </w:rPr>
+                            </w:pPr>
+                            <w:r>
+                              <w:rPr>
+                                <w:rFonts w:hint="default" w:ascii="Arial" w:hAnsi="Arial" w:eastAsia="Times New Roman" w:cs="Arial"/>
+                                <w:color w:val="000000"/>
+                                <w:sz w:val="16"/>
+                                <w:szCs w:val="16"/>
+                                <w:lang w:val="en-US"/>
+                              </w:rPr>
+                              <w:t>{ISSUED_MONTH}</w:t>
+                            </w:r>
+                          </w:p>
+                        </w:txbxContent>
+                      </wps:txbx>
+                      <wps:bodyPr rot="0" spcFirstLastPara="0" vertOverflow="overflow" horzOverflow="overflow" vert="horz" wrap="square" lIns="91440" tIns="45720" rIns="91440" bIns="45720" numCol="1" spcCol="0" rtlCol="0" fromWordArt="0" anchor="t" anchorCtr="0" forceAA="0" compatLnSpc="1">
+                        <a:noAutofit/>
+                      </wps:bodyPr>
+                    </wps:wsp>
+                  </a:graphicData>
+                </a:graphic>
+              </wp:anchor>
+            </w:drawing>
+          </mc:Choice>
+          <mc:Fallback>
+            <w:pict>
+              <v:shape id="_x0000_s1026" o:spid="_x0000_s1026" o:spt="202" type="#_x0000_t202" style="position:absolute;left:0pt;margin-left:217.35pt;margin-top:3.5pt;height:27pt;width:197.95pt;z-index:251667456;mso-width-relative:page;mso-height-relative:page;" filled="f" stroked="f" coordsize="21600,21600" o:gfxdata="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">
+                <v:fill on="f" focussize="0,0"/>
+                <v:stroke on="f" weight="0.5pt"/>
+                <v:imagedata o:title=""/>
+                <o:lock v:ext="edit" aspectratio="f"/>
+                <v:textbox>
+                  <w:txbxContent>
+                    <w:p>
+                      <w:pPr>
+                        <w:spacing w:after="0" w:line="240" w:lineRule="auto"/>
+                        <w:jc w:val="center"/>
+                        <w:rPr>
+                          <w:rFonts w:hint="default" w:ascii="Arial" w:hAnsi="Arial" w:eastAsia="Times New Roman" w:cs="Arial"/>
+                          <w:color w:val="000000"/>
+                          <w:sz w:val="16"/>
+                          <w:szCs w:val="16"/>
+                          <w:lang w:val="en-US"/>
+                        </w:rPr>
+                      </w:pPr>
+                      <w:r>
+                        <w:rPr>
+                          <w:rFonts w:hint="default" w:ascii="Arial" w:hAnsi="Arial" w:eastAsia="Times New Roman" w:cs="Arial"/>
+                          <w:color w:val="000000"/>
+                          <w:sz w:val="16"/>
+                          <w:szCs w:val="16"/>
+                          <w:lang w:val="en-US"/>
+                        </w:rPr>
+                        <w:t>{ISSUED_MONTH}</w:t>
+                      </w:r>
+                    </w:p>
+                  </w:txbxContent>
+                </v:textbox>
+              </v:shape>
+            </w:pict>
+          </mc:Fallback>
+        </mc:AlternateContent>
+      </w:r>
     </w:p>
     <w:p>
       <w:pPr>
@@ -1352,49 +2002,172 @@
       <w:r>
         <w:rPr>
           <w:rFonts w:ascii="Arial" w:hAnsi="Arial" w:cs="Arial"/>
+        </w:rPr>
+        <w:tab/>
+      </w:r>
+      <w:r>
+        <w:rPr>
+          <w:rFonts w:ascii="Arial" w:hAnsi="Arial" w:cs="Arial"/>
+        </w:rPr>
+        <w:tab/>
+      </w:r>
+      <w:r>
+        <w:rPr>
+          <w:rFonts w:ascii="Arial" w:hAnsi="Arial" w:cs="Arial"/>
+        </w:rPr>
+        <w:tab/>
+      </w:r>
+      <w:r>
+        <w:rPr>
+          <w:rFonts w:ascii="Arial" w:hAnsi="Arial" w:cs="Arial"/>
+        </w:rPr>
+        <w:tab/>
+      </w:r>
+      <w:r>
+        <w:rPr>
+          <w:rFonts w:ascii="Arial" w:hAnsi="Arial" w:cs="Arial"/>
+        </w:rPr>
+        <w:t xml:space="preserve"> </w:t>
+      </w:r>
+    </w:p>
+    <w:p>
+      <w:pPr>
+        <w:spacing w:after="0" w:line="240" w:lineRule="auto"/>
+        <w:rPr>
+          <w:rFonts w:ascii="Arial" w:hAnsi="Arial" w:cs="Arial"/>
           <w:u w:val="single"/>
         </w:rPr>
-        <w:tab/>
-      </w:r>
-      <w:r>
-        <w:rPr>
-          <w:rFonts w:ascii="Arial" w:hAnsi="Arial" w:cs="Arial"/>
-        </w:rPr>
-        <w:tab/>
-      </w:r>
-      <w:r>
-        <w:rPr>
-          <w:rFonts w:ascii="Arial" w:hAnsi="Arial" w:cs="Arial"/>
-        </w:rPr>
-        <w:tab/>
-      </w:r>
-      <w:r>
-        <w:rPr>
-          <w:rFonts w:ascii="Arial" w:hAnsi="Arial" w:cs="Arial"/>
-        </w:rPr>
-        <w:tab/>
-      </w:r>
-      <w:r>
-        <w:rPr>
-          <w:rFonts w:ascii="Arial" w:hAnsi="Arial" w:cs="Arial"/>
-        </w:rPr>
-        <w:tab/>
-      </w:r>
-      <w:r>
-        <w:rPr>
-          <w:rFonts w:ascii="Arial" w:hAnsi="Arial" w:cs="Arial"/>
-        </w:rPr>
-        <w:t xml:space="preserve"> </w:t>
-      </w:r>
-    </w:p>
-    <w:p>
-      <w:pPr>
-        <w:spacing w:after="0" w:line="240" w:lineRule="auto"/>
-        <w:rPr>
-          <w:rFonts w:ascii="Arial" w:hAnsi="Arial" w:cs="Arial"/>
-          <w:u w:val="single"/>
-        </w:rPr>
-      </w:pPr>
+      </w:pPr>
+      <w:r>
+        <w:rPr>
+          <w:rFonts w:ascii="Arial" w:hAnsi="Arial" w:cs="Arial"/>
+          <w:sz w:val="24"/>
+          <w:szCs w:val="24"/>
+          <w:lang w:val="en-US" w:eastAsia="en-US"/>
+        </w:rPr>
+        <mc:AlternateContent>
+          <mc:Choice Requires="wps">
+            <w:drawing>
+              <wp:anchor distT="0" distB="0" distL="114300" distR="114300" simplePos="0" relativeHeight="251670528" behindDoc="0" locked="0" layoutInCell="1" allowOverlap="1">
+                <wp:simplePos x="0" y="0"/>
+                <wp:positionH relativeFrom="column">
+                  <wp:posOffset>3288030</wp:posOffset>
+                </wp:positionH>
+                <wp:positionV relativeFrom="paragraph">
+                  <wp:posOffset>87630</wp:posOffset>
+                </wp:positionV>
+                <wp:extent cx="2513965" cy="342900"/>
+                <wp:effectExtent l="0" t="0" r="0" b="0"/>
+                <wp:wrapNone/>
+                <wp:docPr id="14" name="Text Box 14"/>
+                <wp:cNvGraphicFramePr/>
+                <a:graphic xmlns:a="http://schemas.openxmlformats.org/drawingml/2006/main">
+                  <a:graphicData uri="http://schemas.microsoft.com/office/word/2010/wordprocessingShape">
+                    <wps:wsp>
+                      <wps:cNvSpPr txBox="1"/>
+                      <wps:spPr>
+                        <a:xfrm>
+                          <a:off x="0" y="0"/>
+                          <a:ext cx="2513965" cy="342900"/>
+                        </a:xfrm>
+                        <a:prstGeom prst="rect">
+                          <a:avLst/>
+                        </a:prstGeom>
+                        <a:noFill/>
+                        <a:ln w="6350">
+                          <a:noFill/>
+                        </a:ln>
+                        <a:effectLst/>
+                      </wps:spPr>
+                      <wps:style>
+                        <a:lnRef idx="0">
+                          <a:schemeClr val="accent1"/>
+                        </a:lnRef>
+                        <a:fillRef idx="0">
+                          <a:schemeClr val="accent1"/>
+                        </a:fillRef>
+                        <a:effectRef idx="0">
+                          <a:schemeClr val="accent1"/>
+                        </a:effectRef>
+                        <a:fontRef idx="minor">
+                          <a:schemeClr val="dk1"/>
+                        </a:fontRef>
+                      </wps:style>
+                      <wps:txbx>
+                        <w:txbxContent>
+                          <w:p>
+                            <w:pPr>
+                              <w:spacing w:after="0" w:line="240" w:lineRule="auto"/>
+                              <w:jc w:val="center"/>
+                              <w:rPr>
+                                <w:rFonts w:hint="default" w:ascii="Arial" w:hAnsi="Arial" w:eastAsia="Times New Roman" w:cs="Arial"/>
+                                <w:color w:val="000000"/>
+                                <w:sz w:val="22"/>
+                                <w:szCs w:val="22"/>
+                                <w:lang w:val="en-US"/>
+                              </w:rPr>
+                            </w:pPr>
+                            <w:r>
+                              <w:rPr>
+                                <w:rFonts w:hint="default" w:ascii="Arial" w:hAnsi="Arial" w:eastAsia="Times New Roman" w:cs="Arial"/>
+                                <w:color w:val="000000"/>
+                                <w:sz w:val="22"/>
+                                <w:szCs w:val="22"/>
+                                <w:lang w:val="en-US"/>
+                              </w:rPr>
+                              <w:t>{CHIEF_FSES}</w:t>
+                            </w:r>
+                          </w:p>
+                        </w:txbxContent>
+                      </wps:txbx>
+                      <wps:bodyPr rot="0" spcFirstLastPara="0" vertOverflow="overflow" horzOverflow="overflow" vert="horz" wrap="square" lIns="91440" tIns="45720" rIns="91440" bIns="45720" numCol="1" spcCol="0" rtlCol="0" fromWordArt="0" anchor="t" anchorCtr="0" forceAA="0" compatLnSpc="1">
+                        <a:noAutofit/>
+                      </wps:bodyPr>
+                    </wps:wsp>
+                  </a:graphicData>
+                </a:graphic>
+              </wp:anchor>
+            </w:drawing>
+          </mc:Choice>
+          <mc:Fallback>
+            <w:pict>
+              <v:shape id="_x0000_s1026" o:spid="_x0000_s1026" o:spt="202" type="#_x0000_t202" style="position:absolute;left:0pt;margin-left:258.9pt;margin-top:6.9pt;height:27pt;width:197.95pt;z-index:251670528;mso-width-relative:page;mso-height-relative:page;" filled="f" stroked="f" coordsize="21600,21600" o:gfxdata="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">
+                <v:fill on="f" focussize="0,0"/>
+                <v:stroke on="f" weight="0.5pt"/>
+                <v:imagedata o:title=""/>
+                <o:lock v:ext="edit" aspectratio="f"/>
+                <v:textbox>
+                  <w:txbxContent>
+                    <w:p>
+                      <w:pPr>
+                        <w:spacing w:after="0" w:line="240" w:lineRule="auto"/>
+                        <w:jc w:val="center"/>
+                        <w:rPr>
+                          <w:rFonts w:hint="default" w:ascii="Arial" w:hAnsi="Arial" w:eastAsia="Times New Roman" w:cs="Arial"/>
+                          <w:color w:val="000000"/>
+                          <w:sz w:val="22"/>
+                          <w:szCs w:val="22"/>
+                          <w:lang w:val="en-US"/>
+                        </w:rPr>
+                      </w:pPr>
+                      <w:r>
+                        <w:rPr>
+                          <w:rFonts w:hint="default" w:ascii="Arial" w:hAnsi="Arial" w:eastAsia="Times New Roman" w:cs="Arial"/>
+                          <w:color w:val="000000"/>
+                          <w:sz w:val="22"/>
+                          <w:szCs w:val="22"/>
+                          <w:lang w:val="en-US"/>
+                        </w:rPr>
+                        <w:t>{CHIEF_FSES}</w:t>
+                      </w:r>
+                    </w:p>
+                  </w:txbxContent>
+                </v:textbox>
+              </v:shape>
+            </w:pict>
+          </mc:Fallback>
+        </mc:AlternateContent>
+      </w:r>
       <w:r>
         <w:rPr>
           <w:rFonts w:ascii="Arial" w:hAnsi="Arial" w:cs="Arial"/>
@@ -1416,21 +2189,12 @@
         </w:rPr>
         <w:t xml:space="preserve"> {OR_NUMBER}</w:t>
       </w:r>
-      <w:r>
-        <w:rPr>
-          <w:rFonts w:ascii="Arial" w:hAnsi="Arial" w:cs="Arial"/>
-          <w:u w:val="single"/>
-        </w:rPr>
-        <w:tab/>
-      </w:r>
     </w:p>
     <w:p>
       <w:pPr>
         <w:spacing w:after="0" w:line="240" w:lineRule="auto"/>
         <w:rPr>
-          <w:rFonts w:hint="default" w:ascii="Arial Narrow" w:hAnsi="Arial Narrow" w:cs="Arial"/>
-          <w:u w:val="single"/>
-          <w:lang w:val="en-US"/>
+          <w:rFonts w:ascii="Arial" w:hAnsi="Arial" w:cs="Arial"/>
         </w:rPr>
       </w:pPr>
       <w:r>
@@ -1444,7 +2208,7 @@
               <wp:anchor distT="0" distB="0" distL="114300" distR="114300" simplePos="0" relativeHeight="251664384" behindDoc="0" locked="0" layoutInCell="1" allowOverlap="1">
                 <wp:simplePos x="0" y="0"/>
                 <wp:positionH relativeFrom="column">
-                  <wp:posOffset>3657600</wp:posOffset>
+                  <wp:posOffset>3550285</wp:posOffset>
                 </wp:positionH>
                 <wp:positionV relativeFrom="paragraph">
                   <wp:posOffset>151765</wp:posOffset>
@@ -1490,7 +2254,7 @@
           </mc:Choice>
           <mc:Fallback>
             <w:pict>
-              <v:line id="_x0000_s1026" o:spid="_x0000_s1026" o:spt="20" style="position:absolute;left:0pt;flip:y;margin-left:288pt;margin-top:11.95pt;height:0pt;width:161.2pt;z-index:251664384;mso-width-relative:page;mso-height-relative:page;" filled="f" stroked="t" coordsize="21600,21600" o:gfxdata="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">
+              <v:line id="_x0000_s1026" o:spid="_x0000_s1026" o:spt="20" style="position:absolute;left:0pt;flip:y;margin-left:279.55pt;margin-top:11.95pt;height:0pt;width:161.2pt;z-index:251664384;mso-width-relative:page;mso-height-relative:page;" filled="f" stroked="t" coordsize="21600,21600" o:gfxdata="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">
                 <v:fill on="f" focussize="0,0"/>
                 <v:stroke color="#000000 [3200]" joinstyle="round"/>
                 <v:imagedata o:title=""/>
@@ -1530,20 +2294,6 @@
       </w:r>
       <w:r>
         <w:rPr>
-          <w:rFonts w:ascii="Arial" w:hAnsi="Arial" w:cs="Arial"/>
-          <w:u w:val="single"/>
-        </w:rPr>
-        <w:tab/>
-      </w:r>
-      <w:r>
-        <w:rPr>
-          <w:rFonts w:ascii="Arial" w:hAnsi="Arial" w:cs="Arial"/>
-          <w:u w:val="single"/>
-        </w:rPr>
-        <w:tab/>
-      </w:r>
-      <w:r>
-        <w:rPr>
           <w:rFonts w:ascii="Arial Narrow" w:hAnsi="Arial Narrow" w:cs="Arial"/>
         </w:rPr>
         <w:tab/>
@@ -1571,16 +2321,8 @@
           <w:rFonts w:hint="default" w:ascii="Arial Narrow" w:hAnsi="Arial Narrow" w:cs="Arial"/>
           <w:lang w:val="en-US"/>
         </w:rPr>
-        <w:t xml:space="preserve">    {CHIEF_FSES}</w:t>
-      </w:r>
-    </w:p>
-    <w:p>
-      <w:pPr>
-        <w:spacing w:after="0" w:line="240" w:lineRule="auto"/>
-        <w:rPr>
-          <w:rFonts w:ascii="Arial" w:hAnsi="Arial" w:cs="Arial"/>
-        </w:rPr>
-      </w:pPr>
+        <w:t xml:space="preserve">    </w:t>
+      </w:r>
       <w:r>
         <w:rPr>
           <w:rFonts w:ascii="Arial Narrow" w:hAnsi="Arial Narrow" w:cs="Arial"/>
@@ -1640,164 +2382,6 @@
           <w:rFonts w:ascii="Arial Narrow" w:hAnsi="Arial Narrow" w:cs="Arial"/>
         </w:rPr>
         <w:t xml:space="preserve">   </w:t>
-      </w:r>
-      <w:r>
-        <w:rPr>
-          <w:rFonts w:ascii="Arial" w:hAnsi="Arial" w:cs="Arial"/>
-        </w:rPr>
-        <w:t>CHIEF, FSES</w:t>
-      </w:r>
-    </w:p>
-    <w:p>
-      <w:pPr>
-        <w:spacing w:after="0" w:line="240" w:lineRule="auto"/>
-        <w:rPr>
-          <w:rFonts w:ascii="Arial Narrow" w:hAnsi="Arial Narrow" w:cs="Arial"/>
-        </w:rPr>
-      </w:pPr>
-    </w:p>
-    <w:p>
-      <w:pPr>
-        <w:spacing w:after="0" w:line="240" w:lineRule="auto"/>
-        <w:rPr>
-          <w:rFonts w:ascii="Arial Narrow" w:hAnsi="Arial Narrow" w:cs="Arial"/>
-        </w:rPr>
-      </w:pPr>
-    </w:p>
-    <w:p>
-      <w:pPr>
-        <w:spacing w:after="0" w:line="240" w:lineRule="auto"/>
-        <w:rPr>
-          <w:rFonts w:ascii="Arial" w:hAnsi="Arial" w:cs="Arial"/>
-          <w:b/>
-        </w:rPr>
-      </w:pPr>
-      <w:r>
-        <w:rPr>
-          <w:rFonts w:ascii="Arial Narrow" w:hAnsi="Arial Narrow" w:cs="Arial"/>
-        </w:rPr>
-        <w:tab/>
-      </w:r>
-      <w:r>
-        <w:rPr>
-          <w:rFonts w:ascii="Arial Narrow" w:hAnsi="Arial Narrow" w:cs="Arial"/>
-        </w:rPr>
-        <w:tab/>
-      </w:r>
-      <w:r>
-        <w:rPr>
-          <w:rFonts w:ascii="Arial Narrow" w:hAnsi="Arial Narrow" w:cs="Arial"/>
-        </w:rPr>
-        <w:tab/>
-      </w:r>
-      <w:r>
-        <w:rPr>
-          <w:rFonts w:ascii="Arial Narrow" w:hAnsi="Arial Narrow" w:cs="Arial"/>
-        </w:rPr>
-        <w:tab/>
-      </w:r>
-      <w:r>
-        <w:rPr>
-          <w:rFonts w:ascii="Arial Narrow" w:hAnsi="Arial Narrow" w:cs="Arial"/>
-        </w:rPr>
-        <w:tab/>
-      </w:r>
-      <w:r>
-        <w:rPr>
-          <w:rFonts w:ascii="Arial Narrow" w:hAnsi="Arial Narrow" w:cs="Arial"/>
-        </w:rPr>
-        <w:tab/>
-      </w:r>
-      <w:r>
-        <w:rPr>
-          <w:rFonts w:ascii="Arial Narrow" w:hAnsi="Arial Narrow" w:cs="Arial"/>
-        </w:rPr>
-        <w:tab/>
-      </w:r>
-      <w:r>
-        <w:rPr>
-          <w:rFonts w:ascii="Arial Narrow" w:hAnsi="Arial Narrow" w:cs="Arial"/>
-        </w:rPr>
-        <w:tab/>
-      </w:r>
-      <w:r>
-        <w:rPr>
-          <w:rFonts w:ascii="Arial" w:hAnsi="Arial" w:cs="Arial"/>
-          <w:b/>
-        </w:rPr>
-        <w:t>APPROVED:</w:t>
-      </w:r>
-      <w:r>
-        <w:rPr>
-          <w:rFonts w:ascii="Arial" w:hAnsi="Arial" w:cs="Arial"/>
-        </w:rPr>
-        <w:t xml:space="preserve"> </w:t>
-      </w:r>
-    </w:p>
-    <w:p>
-      <w:pPr>
-        <w:spacing w:after="0" w:line="240" w:lineRule="auto"/>
-        <w:rPr>
-          <w:rFonts w:ascii="Arial Narrow" w:hAnsi="Arial Narrow" w:cs="Arial"/>
-        </w:rPr>
-      </w:pPr>
-    </w:p>
-    <w:p>
-      <w:pPr>
-        <w:spacing w:after="0" w:line="240" w:lineRule="auto"/>
-        <w:rPr>
-          <w:rFonts w:hint="default" w:ascii="Arial Narrow" w:hAnsi="Arial Narrow" w:cs="Arial"/>
-          <w:u w:val="single"/>
-          <w:lang w:val="en-US"/>
-        </w:rPr>
-      </w:pPr>
-      <w:r>
-        <w:rPr>
-          <w:rFonts w:ascii="Arial Narrow" w:hAnsi="Arial Narrow" w:cs="Arial"/>
-        </w:rPr>
-        <w:tab/>
-      </w:r>
-      <w:r>
-        <w:rPr>
-          <w:rFonts w:ascii="Arial Narrow" w:hAnsi="Arial Narrow" w:cs="Arial"/>
-        </w:rPr>
-        <w:tab/>
-      </w:r>
-      <w:r>
-        <w:rPr>
-          <w:rFonts w:ascii="Arial Narrow" w:hAnsi="Arial Narrow" w:cs="Arial"/>
-        </w:rPr>
-        <w:tab/>
-      </w:r>
-      <w:r>
-        <w:rPr>
-          <w:rFonts w:ascii="Arial Narrow" w:hAnsi="Arial Narrow" w:cs="Arial"/>
-        </w:rPr>
-        <w:tab/>
-      </w:r>
-      <w:r>
-        <w:rPr>
-          <w:rFonts w:ascii="Arial Narrow" w:hAnsi="Arial Narrow" w:cs="Arial"/>
-        </w:rPr>
-        <w:tab/>
-      </w:r>
-      <w:r>
-        <w:rPr>
-          <w:rFonts w:ascii="Arial Narrow" w:hAnsi="Arial Narrow" w:cs="Arial"/>
-        </w:rPr>
-        <w:tab/>
-      </w:r>
-      <w:r>
-        <w:rPr>
-          <w:rFonts w:ascii="Arial Narrow" w:hAnsi="Arial Narrow" w:cs="Arial"/>
-        </w:rPr>
-        <w:tab/>
-      </w:r>
-      <w:r>
-        <w:rPr>
-          <w:rFonts w:ascii="Arial Narrow" w:hAnsi="Arial Narrow" w:cs="Arial"/>
-        </w:rPr>
-        <w:tab/>
       </w:r>
       <w:r>
         <w:rPr>
@@ -1805,14 +2389,285 @@
           <w:lang w:val="en-US"/>
         </w:rPr>
         <w:tab/>
+        <w:t/>
       </w:r>
       <w:r>
         <w:rPr>
           <w:rFonts w:hint="default" w:ascii="Arial Narrow" w:hAnsi="Arial Narrow" w:cs="Arial"/>
           <w:lang w:val="en-US"/>
         </w:rPr>
-        <w:t xml:space="preserve">    {FIRE_MARSHAL}</w:t>
-      </w:r>
+        <w:tab/>
+        <w:t/>
+      </w:r>
+      <w:r>
+        <w:rPr>
+          <w:rFonts w:hint="default" w:ascii="Arial Narrow" w:hAnsi="Arial Narrow" w:cs="Arial"/>
+          <w:lang w:val="en-US"/>
+        </w:rPr>
+        <w:tab/>
+        <w:t/>
+      </w:r>
+      <w:r>
+        <w:rPr>
+          <w:rFonts w:hint="default" w:ascii="Arial Narrow" w:hAnsi="Arial Narrow" w:cs="Arial"/>
+          <w:lang w:val="en-US"/>
+        </w:rPr>
+        <w:tab/>
+        <w:t/>
+      </w:r>
+      <w:r>
+        <w:rPr>
+          <w:rFonts w:hint="default" w:ascii="Arial Narrow" w:hAnsi="Arial Narrow" w:cs="Arial"/>
+          <w:lang w:val="en-US"/>
+        </w:rPr>
+        <w:tab/>
+        <w:t/>
+      </w:r>
+      <w:r>
+        <w:rPr>
+          <w:rFonts w:hint="default" w:ascii="Arial Narrow" w:hAnsi="Arial Narrow" w:cs="Arial"/>
+          <w:lang w:val="en-US"/>
+        </w:rPr>
+        <w:tab/>
+      </w:r>
+      <w:r>
+        <w:rPr>
+          <w:rFonts w:ascii="Arial" w:hAnsi="Arial" w:cs="Arial"/>
+        </w:rPr>
+        <w:t>CHIEF, FSES</w:t>
+      </w:r>
+    </w:p>
+    <w:p>
+      <w:pPr>
+        <w:spacing w:after="0" w:line="240" w:lineRule="auto"/>
+        <w:rPr>
+          <w:rFonts w:ascii="Arial Narrow" w:hAnsi="Arial Narrow" w:cs="Arial"/>
+        </w:rPr>
+      </w:pPr>
+    </w:p>
+    <w:p>
+      <w:pPr>
+        <w:spacing w:after="0" w:line="240" w:lineRule="auto"/>
+        <w:rPr>
+          <w:rFonts w:ascii="Arial Narrow" w:hAnsi="Arial Narrow" w:cs="Arial"/>
+        </w:rPr>
+      </w:pPr>
+    </w:p>
+    <w:p>
+      <w:pPr>
+        <w:spacing w:after="0" w:line="240" w:lineRule="auto"/>
+        <w:rPr>
+          <w:rFonts w:ascii="Arial" w:hAnsi="Arial" w:cs="Arial"/>
+          <w:b/>
+        </w:rPr>
+      </w:pPr>
+      <w:r>
+        <w:rPr>
+          <w:rFonts w:ascii="Arial Narrow" w:hAnsi="Arial Narrow" w:cs="Arial"/>
+        </w:rPr>
+        <w:tab/>
+      </w:r>
+      <w:r>
+        <w:rPr>
+          <w:rFonts w:ascii="Arial Narrow" w:hAnsi="Arial Narrow" w:cs="Arial"/>
+        </w:rPr>
+        <w:tab/>
+      </w:r>
+      <w:r>
+        <w:rPr>
+          <w:rFonts w:ascii="Arial Narrow" w:hAnsi="Arial Narrow" w:cs="Arial"/>
+        </w:rPr>
+        <w:tab/>
+      </w:r>
+      <w:r>
+        <w:rPr>
+          <w:rFonts w:ascii="Arial Narrow" w:hAnsi="Arial Narrow" w:cs="Arial"/>
+        </w:rPr>
+        <w:tab/>
+      </w:r>
+      <w:r>
+        <w:rPr>
+          <w:rFonts w:ascii="Arial Narrow" w:hAnsi="Arial Narrow" w:cs="Arial"/>
+        </w:rPr>
+        <w:tab/>
+      </w:r>
+      <w:r>
+        <w:rPr>
+          <w:rFonts w:ascii="Arial Narrow" w:hAnsi="Arial Narrow" w:cs="Arial"/>
+        </w:rPr>
+        <w:tab/>
+      </w:r>
+      <w:r>
+        <w:rPr>
+          <w:rFonts w:ascii="Arial Narrow" w:hAnsi="Arial Narrow" w:cs="Arial"/>
+        </w:rPr>
+        <w:tab/>
+      </w:r>
+      <w:r>
+        <w:rPr>
+          <w:rFonts w:ascii="Arial Narrow" w:hAnsi="Arial Narrow" w:cs="Arial"/>
+        </w:rPr>
+        <w:tab/>
+      </w:r>
+      <w:r>
+        <w:rPr>
+          <w:rFonts w:ascii="Arial" w:hAnsi="Arial" w:cs="Arial"/>
+          <w:b/>
+        </w:rPr>
+        <w:t>APPROVED:</w:t>
+      </w:r>
+      <w:r>
+        <w:rPr>
+          <w:rFonts w:ascii="Arial" w:hAnsi="Arial" w:cs="Arial"/>
+        </w:rPr>
+        <w:t xml:space="preserve"> </w:t>
+      </w:r>
+    </w:p>
+    <w:p>
+      <w:pPr>
+        <w:spacing w:after="0" w:line="240" w:lineRule="auto"/>
+        <w:rPr>
+          <w:rFonts w:ascii="Arial Narrow" w:hAnsi="Arial Narrow" w:cs="Arial"/>
+        </w:rPr>
+      </w:pPr>
+      <w:r>
+        <w:rPr>
+          <w:rFonts w:ascii="Arial" w:hAnsi="Arial" w:cs="Arial"/>
+          <w:sz w:val="24"/>
+          <w:szCs w:val="24"/>
+          <w:lang w:val="en-US" w:eastAsia="en-US"/>
+        </w:rPr>
+        <mc:AlternateContent>
+          <mc:Choice Requires="wps">
+            <w:drawing>
+              <wp:anchor distT="0" distB="0" distL="114300" distR="114300" simplePos="0" relativeHeight="251669504" behindDoc="0" locked="0" layoutInCell="1" allowOverlap="1">
+                <wp:simplePos x="0" y="0"/>
+                <wp:positionH relativeFrom="column">
+                  <wp:posOffset>3462020</wp:posOffset>
+                </wp:positionH>
+                <wp:positionV relativeFrom="paragraph">
+                  <wp:posOffset>111125</wp:posOffset>
+                </wp:positionV>
+                <wp:extent cx="2513965" cy="342900"/>
+                <wp:effectExtent l="0" t="0" r="0" b="0"/>
+                <wp:wrapNone/>
+                <wp:docPr id="13" name="Text Box 13"/>
+                <wp:cNvGraphicFramePr/>
+                <a:graphic xmlns:a="http://schemas.openxmlformats.org/drawingml/2006/main">
+                  <a:graphicData uri="http://schemas.microsoft.com/office/word/2010/wordprocessingShape">
+                    <wps:wsp>
+                      <wps:cNvSpPr txBox="1"/>
+                      <wps:spPr>
+                        <a:xfrm>
+                          <a:off x="0" y="0"/>
+                          <a:ext cx="2513965" cy="342900"/>
+                        </a:xfrm>
+                        <a:prstGeom prst="rect">
+                          <a:avLst/>
+                        </a:prstGeom>
+                        <a:noFill/>
+                        <a:ln w="6350">
+                          <a:noFill/>
+                        </a:ln>
+                        <a:effectLst/>
+                      </wps:spPr>
+                      <wps:style>
+                        <a:lnRef idx="0">
+                          <a:schemeClr val="accent1"/>
+                        </a:lnRef>
+                        <a:fillRef idx="0">
+                          <a:schemeClr val="accent1"/>
+                        </a:fillRef>
+                        <a:effectRef idx="0">
+                          <a:schemeClr val="accent1"/>
+                        </a:effectRef>
+                        <a:fontRef idx="minor">
+                          <a:schemeClr val="dk1"/>
+                        </a:fontRef>
+                      </wps:style>
+                      <wps:txbx>
+                        <w:txbxContent>
+                          <w:p>
+                            <w:pPr>
+                              <w:spacing w:after="0" w:line="240" w:lineRule="auto"/>
+                              <w:jc w:val="center"/>
+                              <w:rPr>
+                                <w:rFonts w:hint="default" w:ascii="Arial" w:hAnsi="Arial" w:eastAsia="Times New Roman" w:cs="Arial"/>
+                                <w:color w:val="000000"/>
+                                <w:sz w:val="22"/>
+                                <w:szCs w:val="22"/>
+                                <w:lang w:val="en-US"/>
+                              </w:rPr>
+                            </w:pPr>
+                            <w:r>
+                              <w:rPr>
+                                <w:rFonts w:hint="default" w:ascii="Arial" w:hAnsi="Arial" w:eastAsia="Times New Roman" w:cs="Arial"/>
+                                <w:color w:val="000000"/>
+                                <w:sz w:val="22"/>
+                                <w:szCs w:val="22"/>
+                                <w:lang w:val="en-US"/>
+                              </w:rPr>
+                              <w:t>{FIRE_MARSHAL}</w:t>
+                            </w:r>
+                          </w:p>
+                        </w:txbxContent>
+                      </wps:txbx>
+                      <wps:bodyPr rot="0" spcFirstLastPara="0" vertOverflow="overflow" horzOverflow="overflow" vert="horz" wrap="square" lIns="91440" tIns="45720" rIns="91440" bIns="45720" numCol="1" spcCol="0" rtlCol="0" fromWordArt="0" anchor="t" anchorCtr="0" forceAA="0" compatLnSpc="1">
+                        <a:noAutofit/>
+                      </wps:bodyPr>
+                    </wps:wsp>
+                  </a:graphicData>
+                </a:graphic>
+              </wp:anchor>
+            </w:drawing>
+          </mc:Choice>
+          <mc:Fallback>
+            <w:pict>
+              <v:shape id="_x0000_s1026" o:spid="_x0000_s1026" o:spt="202" type="#_x0000_t202" style="position:absolute;left:0pt;margin-left:272.6pt;margin-top:8.75pt;height:27pt;width:197.95pt;z-index:251669504;mso-width-relative:page;mso-height-relative:page;" filled="f" stroked="f" coordsize="21600,21600" o:gfxdata="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">
+                <v:fill on="f" focussize="0,0"/>
+                <v:stroke on="f" weight="0.5pt"/>
+                <v:imagedata o:title=""/>
+                <o:lock v:ext="edit" aspectratio="f"/>
+                <v:textbox>
+                  <w:txbxContent>
+                    <w:p>
+                      <w:pPr>
+                        <w:spacing w:after="0" w:line="240" w:lineRule="auto"/>
+                        <w:jc w:val="center"/>
+                        <w:rPr>
+                          <w:rFonts w:hint="default" w:ascii="Arial" w:hAnsi="Arial" w:eastAsia="Times New Roman" w:cs="Arial"/>
+                          <w:color w:val="000000"/>
+                          <w:sz w:val="22"/>
+                          <w:szCs w:val="22"/>
+                          <w:lang w:val="en-US"/>
+                        </w:rPr>
+                      </w:pPr>
+                      <w:r>
+                        <w:rPr>
+                          <w:rFonts w:hint="default" w:ascii="Arial" w:hAnsi="Arial" w:eastAsia="Times New Roman" w:cs="Arial"/>
+                          <w:color w:val="000000"/>
+                          <w:sz w:val="22"/>
+                          <w:szCs w:val="22"/>
+                          <w:lang w:val="en-US"/>
+                        </w:rPr>
+                        <w:t>{FIRE_MARSHAL}</w:t>
+                      </w:r>
+                    </w:p>
+                  </w:txbxContent>
+                </v:textbox>
+              </v:shape>
+            </w:pict>
+          </mc:Fallback>
+        </mc:AlternateContent>
+      </w:r>
+    </w:p>
+    <w:p>
+      <w:pPr>
+        <w:spacing w:after="0" w:line="240" w:lineRule="auto"/>
+        <w:rPr>
+          <w:rFonts w:ascii="Arial Narrow" w:hAnsi="Arial Narrow" w:cs="Arial"/>
+        </w:rPr>
+      </w:pPr>
     </w:p>
     <w:p>
       <w:pPr>
@@ -1894,7 +2749,7 @@
         <w:rPr>
           <w:rFonts w:ascii="Arial Narrow" w:hAnsi="Arial Narrow" w:cs="Arial"/>
         </w:rPr>
-        <w:t xml:space="preserve">                                                                                                                      </w:t>
+        <w:t xml:space="preserve">                                                                                                                    </w:t>
       </w:r>
       <w:r>
         <w:rPr>

--- a/templates/FSED-44F-Fire-Drill-Rev02.docx
+++ b/templates/FSED-44F-Fire-Drill-Rev02.docx
@@ -413,15 +413,15 @@
         <mc:AlternateContent>
           <mc:Choice Requires="wps">
             <w:drawing>
-              <wp:anchor distT="0" distB="0" distL="114300" distR="114300" simplePos="0" relativeHeight="251672576" behindDoc="0" locked="0" layoutInCell="1" allowOverlap="1">
+              <wp:anchor distT="0" distB="0" distL="114300" distR="114300" simplePos="0" relativeHeight="251670528" behindDoc="0" locked="0" layoutInCell="1" allowOverlap="1">
                 <wp:simplePos x="0" y="0"/>
                 <wp:positionH relativeFrom="column">
-                  <wp:posOffset>917575</wp:posOffset>
+                  <wp:posOffset>-833120</wp:posOffset>
                 </wp:positionH>
                 <wp:positionV relativeFrom="paragraph">
-                  <wp:posOffset>154305</wp:posOffset>
+                  <wp:posOffset>138430</wp:posOffset>
                 </wp:positionV>
-                <wp:extent cx="2732405" cy="342900"/>
+                <wp:extent cx="5566410" cy="342900"/>
                 <wp:effectExtent l="0" t="0" r="0" b="0"/>
                 <wp:wrapNone/>
                 <wp:docPr id="16" name="Text Box 16"/>
@@ -433,7 +433,7 @@
                       <wps:spPr>
                         <a:xfrm>
                           <a:off x="0" y="0"/>
-                          <a:ext cx="2732405" cy="342900"/>
+                          <a:ext cx="5566410" cy="342900"/>
                         </a:xfrm>
                         <a:prstGeom prst="rect">
                           <a:avLst/>
@@ -466,21 +466,25 @@
                               <w:jc w:val="center"/>
                               <w:rPr>
                                 <w:rFonts w:hint="default" w:ascii="Arial" w:hAnsi="Arial" w:eastAsia="Times New Roman" w:cs="Arial"/>
+                                <w:b/>
+                                <w:bCs/>
                                 <w:color w:val="000000"/>
-                                <w:sz w:val="24"/>
-                                <w:szCs w:val="24"/>
+                                <w:sz w:val="28"/>
+                                <w:szCs w:val="28"/>
                                 <w:lang w:val="en-US"/>
                               </w:rPr>
                             </w:pPr>
                             <w:r>
                               <w:rPr>
                                 <w:rFonts w:hint="default" w:ascii="Arial" w:hAnsi="Arial" w:eastAsia="Times New Roman" w:cs="Arial"/>
+                                <w:b/>
+                                <w:bCs/>
                                 <w:color w:val="000000"/>
-                                <w:sz w:val="24"/>
-                                <w:szCs w:val="24"/>
+                                <w:sz w:val="28"/>
+                                <w:szCs w:val="28"/>
                                 <w:lang w:val="en-US"/>
                               </w:rPr>
-                              <w:t>R10-STN5-{CONTROL_NUMBER}</w:t>
+                              <w:t>CONTROL NO. R10-STN5-{CONTROL_NUMBER}</w:t>
                             </w:r>
                           </w:p>
                         </w:txbxContent>
@@ -496,7 +500,7 @@
           </mc:Choice>
           <mc:Fallback>
             <w:pict>
-              <v:shape id="_x0000_s1026" o:spid="_x0000_s1026" o:spt="202" type="#_x0000_t202" style="position:absolute;left:0pt;margin-left:72.25pt;margin-top:12.15pt;height:27pt;width:215.15pt;z-index:251672576;mso-width-relative:page;mso-height-relative:page;" filled="f" stroked="f" coordsize="21600,21600" o:gfxdata="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">
+              <v:shape id="_x0000_s1026" o:spid="_x0000_s1026" o:spt="202" type="#_x0000_t202" style="position:absolute;left:0pt;margin-left:-65.6pt;margin-top:10.9pt;height:27pt;width:438.3pt;z-index:251670528;mso-width-relative:page;mso-height-relative:page;" filled="f" stroked="f" coordsize="21600,21600" o:gfxdata="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">
                 <v:fill on="f" focussize="0,0"/>
                 <v:stroke on="f" weight="0.5pt"/>
                 <v:imagedata o:title=""/>
@@ -509,21 +513,25 @@
                         <w:jc w:val="center"/>
                         <w:rPr>
                           <w:rFonts w:hint="default" w:ascii="Arial" w:hAnsi="Arial" w:eastAsia="Times New Roman" w:cs="Arial"/>
+                          <w:b/>
+                          <w:bCs/>
                           <w:color w:val="000000"/>
-                          <w:sz w:val="24"/>
-                          <w:szCs w:val="24"/>
+                          <w:sz w:val="28"/>
+                          <w:szCs w:val="28"/>
                           <w:lang w:val="en-US"/>
                         </w:rPr>
                       </w:pPr>
                       <w:r>
                         <w:rPr>
                           <w:rFonts w:hint="default" w:ascii="Arial" w:hAnsi="Arial" w:eastAsia="Times New Roman" w:cs="Arial"/>
+                          <w:b/>
+                          <w:bCs/>
                           <w:color w:val="000000"/>
-                          <w:sz w:val="24"/>
-                          <w:szCs w:val="24"/>
+                          <w:sz w:val="28"/>
+                          <w:szCs w:val="28"/>
                           <w:lang w:val="en-US"/>
                         </w:rPr>
-                        <w:t>R10-STN5-{CONTROL_NUMBER}</w:t>
+                        <w:t>CONTROL NO. R10-STN5-{CONTROL_NUMBER}</w:t>
                       </w:r>
                     </w:p>
                   </w:txbxContent>
@@ -543,7 +551,7 @@
         <mc:AlternateContent>
           <mc:Choice Requires="wps">
             <w:drawing>
-              <wp:anchor distT="0" distB="0" distL="114300" distR="114300" simplePos="0" relativeHeight="251671552" behindDoc="0" locked="0" layoutInCell="1" allowOverlap="1">
+              <wp:anchor distT="0" distB="0" distL="114300" distR="114300" simplePos="0" relativeHeight="251669504" behindDoc="0" locked="0" layoutInCell="1" allowOverlap="1">
                 <wp:simplePos x="0" y="0"/>
                 <wp:positionH relativeFrom="column">
                   <wp:posOffset>4009390</wp:posOffset>
@@ -626,7 +634,7 @@
           </mc:Choice>
           <mc:Fallback>
             <w:pict>
-              <v:shape id="_x0000_s1026" o:spid="_x0000_s1026" o:spt="202" type="#_x0000_t202" style="position:absolute;left:0pt;margin-left:315.7pt;margin-top:13pt;height:27pt;width:161.45pt;z-index:251671552;mso-width-relative:page;mso-height-relative:page;" filled="f" stroked="f" coordsize="21600,21600" o:gfxdata="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">
+              <v:shape id="_x0000_s1026" o:spid="_x0000_s1026" o:spt="202" type="#_x0000_t202" style="position:absolute;left:0pt;margin-left:315.7pt;margin-top:13pt;height:27pt;width:161.45pt;z-index:251669504;mso-width-relative:page;mso-height-relative:page;" filled="f" stroked="f" coordsize="21600,21600" o:gfxdata="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">
                 <v:fill on="f" focussize="0,0"/>
                 <v:stroke on="f" weight="0.5pt"/>
                 <v:imagedata o:title=""/>
@@ -667,54 +675,14 @@
     <w:p>
       <w:pPr>
         <w:spacing w:after="0"/>
-        <w:rPr>
-          <w:rFonts w:ascii="Arial" w:hAnsi="Arial" w:cs="Arial"/>
-          <w:b/>
-        </w:rPr>
-      </w:pPr>
-      <w:r>
-        <w:rPr>
-          <w:rFonts w:ascii="Arial" w:hAnsi="Arial" w:cs="Arial"/>
-          <w:sz w:val="32"/>
-          <w:szCs w:val="32"/>
-        </w:rPr>
-        <w:t>Control No. _______________</w:t>
-      </w:r>
-      <w:r>
-        <w:rPr>
-          <w:rFonts w:ascii="Arial" w:hAnsi="Arial" w:cs="Arial"/>
-          <w:b/>
-          <w:sz w:val="32"/>
-          <w:szCs w:val="32"/>
-        </w:rPr>
-        <w:tab/>
-      </w:r>
-      <w:r>
-        <w:rPr>
-          <w:rFonts w:ascii="Arial" w:hAnsi="Arial" w:cs="Arial"/>
-          <w:b/>
-          <w:sz w:val="32"/>
-          <w:szCs w:val="32"/>
-        </w:rPr>
-        <w:tab/>
-      </w:r>
-      <w:r>
-        <w:rPr>
-          <w:rFonts w:ascii="Arial" w:hAnsi="Arial" w:cs="Arial"/>
-          <w:b/>
-          <w:sz w:val="32"/>
-          <w:szCs w:val="32"/>
-        </w:rPr>
-        <w:tab/>
-      </w:r>
-      <w:r>
-        <w:rPr>
-          <w:rFonts w:ascii="Arial" w:hAnsi="Arial" w:cs="Arial"/>
-          <w:b/>
-          <w:u w:val="single"/>
-        </w:rPr>
-        <w:t>_______________________</w:t>
-      </w:r>
+        <w:ind w:left="3600" w:firstLine="720"/>
+        <w:jc w:val="center"/>
+        <w:rPr>
+          <w:rFonts w:ascii="Arial" w:hAnsi="Arial" w:cs="Arial"/>
+          <w:sz w:val="24"/>
+          <w:szCs w:val="24"/>
+        </w:rPr>
+      </w:pPr>
     </w:p>
     <w:p>
       <w:pPr>
@@ -727,6 +695,140 @@
           <w:szCs w:val="24"/>
         </w:rPr>
       </w:pPr>
+      <w:r>
+        <w:rPr>
+          <w:rFonts w:ascii="Arial" w:hAnsi="Arial" w:cs="Arial"/>
+          <w:lang w:val="en-US" w:eastAsia="en-US"/>
+        </w:rPr>
+        <mc:AlternateContent>
+          <mc:Choice Requires="wps">
+            <w:drawing>
+              <wp:anchor distT="0" distB="0" distL="114300" distR="114300" simplePos="0" relativeHeight="251672576" behindDoc="0" locked="0" layoutInCell="1" allowOverlap="1">
+                <wp:simplePos x="0" y="0"/>
+                <wp:positionH relativeFrom="column">
+                  <wp:posOffset>4111625</wp:posOffset>
+                </wp:positionH>
+                <wp:positionV relativeFrom="paragraph">
+                  <wp:posOffset>635</wp:posOffset>
+                </wp:positionV>
+                <wp:extent cx="1836420" cy="3810"/>
+                <wp:effectExtent l="0" t="0" r="0" b="0"/>
+                <wp:wrapNone/>
+                <wp:docPr id="12" name="Straight Connector 12"/>
+                <wp:cNvGraphicFramePr/>
+                <a:graphic xmlns:a="http://schemas.openxmlformats.org/drawingml/2006/main">
+                  <a:graphicData uri="http://schemas.microsoft.com/office/word/2010/wordprocessingShape">
+                    <wps:wsp>
+                      <wps:cNvCnPr/>
+                      <wps:spPr>
+                        <a:xfrm>
+                          <a:off x="0" y="0"/>
+                          <a:ext cx="1836420" cy="3810"/>
+                        </a:xfrm>
+                        <a:prstGeom prst="line">
+                          <a:avLst/>
+                        </a:prstGeom>
+                      </wps:spPr>
+                      <wps:style>
+                        <a:lnRef idx="1">
+                          <a:schemeClr val="dk1"/>
+                        </a:lnRef>
+                        <a:fillRef idx="0">
+                          <a:schemeClr val="dk1"/>
+                        </a:fillRef>
+                        <a:effectRef idx="0">
+                          <a:schemeClr val="dk1"/>
+                        </a:effectRef>
+                        <a:fontRef idx="minor">
+                          <a:schemeClr val="tx1"/>
+                        </a:fontRef>
+                      </wps:style>
+                      <wps:bodyPr/>
+                    </wps:wsp>
+                  </a:graphicData>
+                </a:graphic>
+              </wp:anchor>
+            </w:drawing>
+          </mc:Choice>
+          <mc:Fallback>
+            <w:pict>
+              <v:line id="_x0000_s1026" o:spid="_x0000_s1026" o:spt="20" style="position:absolute;left:0pt;margin-left:323.75pt;margin-top:0.05pt;height:0.3pt;width:144.6pt;z-index:251672576;mso-width-relative:page;mso-height-relative:page;" filled="f" stroked="t" coordsize="21600,21600" o:gfxdata="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">
+                <v:fill on="f" focussize="0,0"/>
+                <v:stroke color="#000000 [3200]" joinstyle="round"/>
+                <v:imagedata o:title=""/>
+                <o:lock v:ext="edit" aspectratio="f"/>
+              </v:line>
+            </w:pict>
+          </mc:Fallback>
+        </mc:AlternateContent>
+      </w:r>
+      <w:r>
+        <w:rPr>
+          <w:rFonts w:ascii="Arial" w:hAnsi="Arial" w:cs="Arial"/>
+          <w:lang w:val="en-US" w:eastAsia="en-US"/>
+        </w:rPr>
+        <mc:AlternateContent>
+          <mc:Choice Requires="wps">
+            <w:drawing>
+              <wp:anchor distT="0" distB="0" distL="114300" distR="114300" simplePos="0" relativeHeight="251671552" behindDoc="0" locked="0" layoutInCell="1" allowOverlap="1">
+                <wp:simplePos x="0" y="0"/>
+                <wp:positionH relativeFrom="column">
+                  <wp:posOffset>1200785</wp:posOffset>
+                </wp:positionH>
+                <wp:positionV relativeFrom="paragraph">
+                  <wp:posOffset>20320</wp:posOffset>
+                </wp:positionV>
+                <wp:extent cx="2336165" cy="10160"/>
+                <wp:effectExtent l="0" t="4445" r="6985" b="13970"/>
+                <wp:wrapNone/>
+                <wp:docPr id="11" name="Straight Connector 11"/>
+                <wp:cNvGraphicFramePr/>
+                <a:graphic xmlns:a="http://schemas.openxmlformats.org/drawingml/2006/main">
+                  <a:graphicData uri="http://schemas.microsoft.com/office/word/2010/wordprocessingShape">
+                    <wps:wsp>
+                      <wps:cNvCnPr/>
+                      <wps:spPr>
+                        <a:xfrm>
+                          <a:off x="0" y="0"/>
+                          <a:ext cx="2336165" cy="10160"/>
+                        </a:xfrm>
+                        <a:prstGeom prst="line">
+                          <a:avLst/>
+                        </a:prstGeom>
+                      </wps:spPr>
+                      <wps:style>
+                        <a:lnRef idx="1">
+                          <a:schemeClr val="dk1"/>
+                        </a:lnRef>
+                        <a:fillRef idx="0">
+                          <a:schemeClr val="dk1"/>
+                        </a:fillRef>
+                        <a:effectRef idx="0">
+                          <a:schemeClr val="dk1"/>
+                        </a:effectRef>
+                        <a:fontRef idx="minor">
+                          <a:schemeClr val="tx1"/>
+                        </a:fontRef>
+                      </wps:style>
+                      <wps:bodyPr/>
+                    </wps:wsp>
+                  </a:graphicData>
+                </a:graphic>
+              </wp:anchor>
+            </w:drawing>
+          </mc:Choice>
+          <mc:Fallback>
+            <w:pict>
+              <v:line id="_x0000_s1026" o:spid="_x0000_s1026" o:spt="20" style="position:absolute;left:0pt;margin-left:94.55pt;margin-top:1.6pt;height:0.8pt;width:183.95pt;z-index:251671552;mso-width-relative:page;mso-height-relative:page;" filled="f" stroked="t" coordsize="21600,21600" o:gfxdata="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">
+                <v:fill on="f" focussize="0,0"/>
+                <v:stroke color="#000000 [3200]" joinstyle="round"/>
+                <v:imagedata o:title=""/>
+                <o:lock v:ext="edit" aspectratio="f"/>
+              </v:line>
+            </w:pict>
+          </mc:Fallback>
+        </mc:AlternateContent>
+      </w:r>
       <w:r>
         <w:rPr>
           <w:rFonts w:ascii="Arial" w:hAnsi="Arial" w:cs="Arial"/>
@@ -1081,7 +1183,7 @@
         <mc:AlternateContent>
           <mc:Choice Requires="wps">
             <w:drawing>
-              <wp:anchor distT="0" distB="0" distL="114300" distR="114300" simplePos="0" relativeHeight="251666432" behindDoc="0" locked="0" layoutInCell="1" allowOverlap="1">
+              <wp:anchor distT="0" distB="0" distL="114300" distR="114300" simplePos="0" relativeHeight="251665408" behindDoc="0" locked="0" layoutInCell="1" allowOverlap="1">
                 <wp:simplePos x="0" y="0"/>
                 <wp:positionH relativeFrom="column">
                   <wp:posOffset>86995</wp:posOffset>
@@ -1164,7 +1266,7 @@
           </mc:Choice>
           <mc:Fallback>
             <w:pict>
-              <v:shape id="_x0000_s1026" o:spid="_x0000_s1026" o:spt="202" type="#_x0000_t202" style="position:absolute;left:0pt;margin-left:6.85pt;margin-top:9.65pt;height:27pt;width:161.45pt;z-index:251666432;mso-width-relative:page;mso-height-relative:page;" filled="f" stroked="f" coordsize="21600,21600" o:gfxdata="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">
+              <v:shape id="_x0000_s1026" o:spid="_x0000_s1026" o:spt="202" type="#_x0000_t202" style="position:absolute;left:0pt;margin-left:6.85pt;margin-top:9.65pt;height:27pt;width:161.45pt;z-index:251665408;mso-width-relative:page;mso-height-relative:page;" filled="f" stroked="f" coordsize="21600,21600" o:gfxdata="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">
                 <v:fill on="f" focussize="0,0"/>
                 <v:stroke on="f" weight="0.5pt"/>
                 <v:imagedata o:title=""/>
@@ -1571,7 +1673,7 @@
         <mc:AlternateContent>
           <mc:Choice Requires="wps">
             <w:drawing>
-              <wp:anchor distT="0" distB="0" distL="114300" distR="114300" simplePos="0" relativeHeight="251668480" behindDoc="0" locked="0" layoutInCell="1" allowOverlap="1">
+              <wp:anchor distT="0" distB="0" distL="114300" distR="114300" simplePos="0" relativeHeight="251667456" behindDoc="0" locked="0" layoutInCell="1" allowOverlap="1">
                 <wp:simplePos x="0" y="0"/>
                 <wp:positionH relativeFrom="column">
                   <wp:posOffset>594360</wp:posOffset>
@@ -1654,7 +1756,7 @@
           </mc:Choice>
           <mc:Fallback>
             <w:pict>
-              <v:shape id="_x0000_s1026" o:spid="_x0000_s1026" o:spt="202" type="#_x0000_t202" style="position:absolute;left:0pt;margin-left:46.8pt;margin-top:3.2pt;height:27pt;width:197.95pt;z-index:251668480;mso-width-relative:page;mso-height-relative:page;" filled="f" stroked="f" coordsize="21600,21600" o:gfxdata="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">
+              <v:shape id="_x0000_s1026" o:spid="_x0000_s1026" o:spt="202" type="#_x0000_t202" style="position:absolute;left:0pt;margin-left:46.8pt;margin-top:3.2pt;height:27pt;width:197.95pt;z-index:251667456;mso-width-relative:page;mso-height-relative:page;" filled="f" stroked="f" coordsize="21600,21600" o:gfxdata="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">
                 <v:fill on="f" focussize="0,0"/>
                 <v:stroke on="f" weight="0.5pt"/>
                 <v:imagedata o:title=""/>
@@ -1701,7 +1803,7 @@
         <mc:AlternateContent>
           <mc:Choice Requires="wps">
             <w:drawing>
-              <wp:anchor distT="0" distB="0" distL="114300" distR="114300" simplePos="0" relativeHeight="251667456" behindDoc="0" locked="0" layoutInCell="1" allowOverlap="1">
+              <wp:anchor distT="0" distB="0" distL="114300" distR="114300" simplePos="0" relativeHeight="251666432" behindDoc="0" locked="0" layoutInCell="1" allowOverlap="1">
                 <wp:simplePos x="0" y="0"/>
                 <wp:positionH relativeFrom="column">
                   <wp:posOffset>2760345</wp:posOffset>
@@ -1784,7 +1886,7 @@
           </mc:Choice>
           <mc:Fallback>
             <w:pict>
-              <v:shape id="_x0000_s1026" o:spid="_x0000_s1026" o:spt="202" type="#_x0000_t202" style="position:absolute;left:0pt;margin-left:217.35pt;margin-top:3.5pt;height:27pt;width:197.95pt;z-index:251667456;mso-width-relative:page;mso-height-relative:page;" filled="f" stroked="f" coordsize="21600,21600" o:gfxdata="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">
+              <v:shape id="_x0000_s1026" o:spid="_x0000_s1026" o:spt="202" type="#_x0000_t202" style="position:absolute;left:0pt;margin-left:217.35pt;margin-top:3.5pt;height:27pt;width:197.95pt;z-index:251666432;mso-width-relative:page;mso-height-relative:page;" filled="f" stroked="f" coordsize="21600,21600" o:gfxdata="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">
                 <v:fill on="f" focussize="0,0"/>
                 <v:stroke on="f" weight="0.5pt"/>
                 <v:imagedata o:title=""/>
@@ -1911,12 +2013,38 @@
         <w:rPr>
           <w:rFonts w:ascii="Arial" w:hAnsi="Arial" w:cs="Arial"/>
           <w:b/>
-        </w:rPr>
-      </w:pPr>
-      <w:r>
-        <w:rPr>
-          <w:rFonts w:ascii="Arial" w:hAnsi="Arial" w:cs="Arial"/>
-          <w:b/>
+          <w:sz w:val="20"/>
+          <w:szCs w:val="20"/>
+        </w:rPr>
+      </w:pPr>
+    </w:p>
+    <w:p>
+      <w:pPr>
+        <w:spacing w:after="0" w:line="240" w:lineRule="auto"/>
+        <w:rPr>
+          <w:rFonts w:ascii="Arial" w:hAnsi="Arial" w:cs="Arial"/>
+          <w:b/>
+          <w:sz w:val="20"/>
+          <w:szCs w:val="20"/>
+        </w:rPr>
+      </w:pPr>
+    </w:p>
+    <w:p>
+      <w:pPr>
+        <w:spacing w:after="0" w:line="240" w:lineRule="auto"/>
+        <w:rPr>
+          <w:rFonts w:ascii="Arial" w:hAnsi="Arial" w:cs="Arial"/>
+          <w:b/>
+          <w:sz w:val="20"/>
+          <w:szCs w:val="20"/>
+        </w:rPr>
+      </w:pPr>
+      <w:r>
+        <w:rPr>
+          <w:rFonts w:ascii="Arial" w:hAnsi="Arial" w:cs="Arial"/>
+          <w:b/>
+          <w:sz w:val="20"/>
+          <w:szCs w:val="20"/>
         </w:rPr>
         <w:t>Fire Code Fees:</w:t>
       </w:r>
@@ -1924,50 +2052,55 @@
         <w:rPr>
           <w:rFonts w:ascii="Arial" w:hAnsi="Arial" w:cs="Arial"/>
           <w:b/>
-        </w:rPr>
-        <w:tab/>
-      </w:r>
-      <w:r>
-        <w:rPr>
-          <w:rFonts w:ascii="Arial" w:hAnsi="Arial" w:cs="Arial"/>
-          <w:b/>
-        </w:rPr>
-        <w:tab/>
-      </w:r>
-      <w:r>
-        <w:rPr>
-          <w:rFonts w:ascii="Arial" w:hAnsi="Arial" w:cs="Arial"/>
-          <w:b/>
-        </w:rPr>
-        <w:tab/>
-      </w:r>
-      <w:r>
-        <w:rPr>
-          <w:rFonts w:ascii="Arial" w:hAnsi="Arial" w:cs="Arial"/>
-          <w:b/>
-        </w:rPr>
-        <w:tab/>
-      </w:r>
-      <w:r>
-        <w:rPr>
-          <w:rFonts w:ascii="Arial" w:hAnsi="Arial" w:cs="Arial"/>
-          <w:b/>
-        </w:rPr>
-        <w:tab/>
-      </w:r>
-      <w:r>
-        <w:rPr>
-          <w:rFonts w:ascii="Arial" w:hAnsi="Arial" w:cs="Arial"/>
-          <w:b/>
-        </w:rPr>
-        <w:tab/>
-      </w:r>
-      <w:r>
-        <w:rPr>
-          <w:rFonts w:ascii="Arial" w:hAnsi="Arial" w:cs="Arial"/>
-          <w:b/>
-        </w:rPr>
-        <w:t>RECOMMEND APPROVAL:</w:t>
+          <w:sz w:val="20"/>
+          <w:szCs w:val="20"/>
+        </w:rPr>
+        <w:tab/>
+      </w:r>
+      <w:r>
+        <w:rPr>
+          <w:rFonts w:ascii="Arial" w:hAnsi="Arial" w:cs="Arial"/>
+          <w:b/>
+          <w:sz w:val="20"/>
+          <w:szCs w:val="20"/>
+        </w:rPr>
+        <w:tab/>
+      </w:r>
+      <w:r>
+        <w:rPr>
+          <w:rFonts w:ascii="Arial" w:hAnsi="Arial" w:cs="Arial"/>
+          <w:b/>
+          <w:sz w:val="20"/>
+          <w:szCs w:val="20"/>
+        </w:rPr>
+        <w:tab/>
+      </w:r>
+      <w:r>
+        <w:rPr>
+          <w:rFonts w:ascii="Arial" w:hAnsi="Arial" w:cs="Arial"/>
+          <w:b/>
+          <w:sz w:val="20"/>
+          <w:szCs w:val="20"/>
+        </w:rPr>
+        <w:tab/>
+      </w:r>
+      <w:r>
+        <w:rPr>
+          <w:rFonts w:ascii="Arial" w:hAnsi="Arial" w:cs="Arial"/>
+          <w:b/>
+          <w:sz w:val="20"/>
+          <w:szCs w:val="20"/>
+        </w:rPr>
+        <w:tab/>
+      </w:r>
+      <w:r>
+        <w:rPr>
+          <w:rFonts w:ascii="Arial" w:hAnsi="Arial" w:cs="Arial"/>
+          <w:b/>
+          <w:sz w:val="20"/>
+          <w:szCs w:val="20"/>
+        </w:rPr>
+        <w:t xml:space="preserve">     RECOMMEND APPROVAL:</w:t>
       </w:r>
     </w:p>
     <w:p>
@@ -1976,66 +2109,8 @@
         <w:rPr>
           <w:rFonts w:ascii="Arial" w:hAnsi="Arial" w:cs="Arial"/>
           <w:b/>
-        </w:rPr>
-      </w:pPr>
-      <w:r>
-        <w:rPr>
-          <w:rFonts w:ascii="Arial" w:hAnsi="Arial" w:cs="Arial"/>
-        </w:rPr>
-        <w:t xml:space="preserve">Amount Paid: </w:t>
-      </w:r>
-      <w:r>
-        <w:rPr>
-          <w:rFonts w:ascii="Arial" w:hAnsi="Arial" w:cs="Arial"/>
-          <w:u w:val="single"/>
-        </w:rPr>
-        <w:tab/>
-      </w:r>
-      <w:r>
-        <w:rPr>
-          <w:rFonts w:hint="default" w:ascii="Arial" w:hAnsi="Arial" w:cs="Arial"/>
-          <w:u w:val="single"/>
-          <w:lang w:val="en-US"/>
-        </w:rPr>
-        <w:t>{AMOUNT_PAID}</w:t>
-      </w:r>
-      <w:r>
-        <w:rPr>
-          <w:rFonts w:ascii="Arial" w:hAnsi="Arial" w:cs="Arial"/>
-        </w:rPr>
-        <w:tab/>
-      </w:r>
-      <w:r>
-        <w:rPr>
-          <w:rFonts w:ascii="Arial" w:hAnsi="Arial" w:cs="Arial"/>
-        </w:rPr>
-        <w:tab/>
-      </w:r>
-      <w:r>
-        <w:rPr>
-          <w:rFonts w:ascii="Arial" w:hAnsi="Arial" w:cs="Arial"/>
-        </w:rPr>
-        <w:tab/>
-      </w:r>
-      <w:r>
-        <w:rPr>
-          <w:rFonts w:ascii="Arial" w:hAnsi="Arial" w:cs="Arial"/>
-        </w:rPr>
-        <w:tab/>
-      </w:r>
-      <w:r>
-        <w:rPr>
-          <w:rFonts w:ascii="Arial" w:hAnsi="Arial" w:cs="Arial"/>
-        </w:rPr>
-        <w:t xml:space="preserve"> </w:t>
-      </w:r>
-    </w:p>
-    <w:p>
-      <w:pPr>
-        <w:spacing w:after="0" w:line="240" w:lineRule="auto"/>
-        <w:rPr>
-          <w:rFonts w:ascii="Arial" w:hAnsi="Arial" w:cs="Arial"/>
-          <w:u w:val="single"/>
+          <w:sz w:val="20"/>
+          <w:szCs w:val="20"/>
         </w:rPr>
       </w:pPr>
       <w:r>
@@ -2048,18 +2123,18 @@
         <mc:AlternateContent>
           <mc:Choice Requires="wps">
             <w:drawing>
-              <wp:anchor distT="0" distB="0" distL="114300" distR="114300" simplePos="0" relativeHeight="251670528" behindDoc="0" locked="0" layoutInCell="1" allowOverlap="1">
+              <wp:anchor distT="0" distB="0" distL="114300" distR="114300" simplePos="0" relativeHeight="251673600" behindDoc="1" locked="0" layoutInCell="1" allowOverlap="1">
                 <wp:simplePos x="0" y="0"/>
                 <wp:positionH relativeFrom="column">
-                  <wp:posOffset>3288030</wp:posOffset>
+                  <wp:posOffset>3057525</wp:posOffset>
                 </wp:positionH>
                 <wp:positionV relativeFrom="paragraph">
-                  <wp:posOffset>87630</wp:posOffset>
+                  <wp:posOffset>52705</wp:posOffset>
                 </wp:positionV>
-                <wp:extent cx="2513965" cy="342900"/>
+                <wp:extent cx="3061970" cy="486410"/>
                 <wp:effectExtent l="0" t="0" r="0" b="0"/>
                 <wp:wrapNone/>
-                <wp:docPr id="14" name="Text Box 14"/>
+                <wp:docPr id="20" name="Text Box 20"/>
                 <wp:cNvGraphicFramePr/>
                 <a:graphic xmlns:a="http://schemas.openxmlformats.org/drawingml/2006/main">
                   <a:graphicData uri="http://schemas.microsoft.com/office/word/2010/wordprocessingShape">
@@ -2068,7 +2143,7 @@
                       <wps:spPr>
                         <a:xfrm>
                           <a:off x="0" y="0"/>
-                          <a:ext cx="2513965" cy="342900"/>
+                          <a:ext cx="3061970" cy="486410"/>
                         </a:xfrm>
                         <a:prstGeom prst="rect">
                           <a:avLst/>
@@ -2097,26 +2172,60 @@
                         <w:txbxContent>
                           <w:p>
                             <w:pPr>
-                              <w:spacing w:after="0" w:line="240" w:lineRule="auto"/>
+                              <w:spacing w:after="0" w:afterLines="31" w:afterAutospacing="0" w:line="240" w:lineRule="auto"/>
                               <w:jc w:val="center"/>
                               <w:rPr>
-                                <w:rFonts w:hint="default" w:ascii="Arial" w:hAnsi="Arial" w:eastAsia="Times New Roman" w:cs="Arial"/>
-                                <w:color w:val="000000"/>
-                                <w:sz w:val="22"/>
-                                <w:szCs w:val="22"/>
+                                <w:rFonts w:hint="default" w:ascii="Arial" w:hAnsi="Arial" w:cs="Arial"/>
+                                <w:b/>
+                                <w:bCs/>
+                                <w:sz w:val="20"/>
+                                <w:szCs w:val="20"/>
+                                <w:u w:val="none"/>
                                 <w:lang w:val="en-US"/>
                               </w:rPr>
                             </w:pPr>
                             <w:r>
                               <w:rPr>
-                                <w:rFonts w:hint="default" w:ascii="Arial" w:hAnsi="Arial" w:eastAsia="Times New Roman" w:cs="Arial"/>
-                                <w:color w:val="000000"/>
-                                <w:sz w:val="22"/>
-                                <w:szCs w:val="22"/>
+                                <w:rFonts w:hint="default" w:ascii="Arial" w:hAnsi="Arial" w:cs="Arial"/>
+                                <w:b/>
+                                <w:bCs/>
+                                <w:sz w:val="20"/>
+                                <w:szCs w:val="20"/>
+                                <w:u w:val="none"/>
                                 <w:lang w:val="en-US"/>
                               </w:rPr>
-                              <w:t>{CHIEF_FSES}</w:t>
+                              <w:t>{CHIEF}</w:t>
                             </w:r>
+                          </w:p>
+                          <w:p>
+                            <w:pPr>
+                              <w:jc w:val="center"/>
+                              <w:rPr>
+                                <w:rFonts w:hint="default" w:ascii="Arial" w:hAnsi="Arial" w:cs="Arial"/>
+                                <w:b/>
+                                <w:sz w:val="20"/>
+                                <w:szCs w:val="20"/>
+                              </w:rPr>
+                            </w:pPr>
+                            <w:r>
+                              <w:rPr>
+                                <w:rFonts w:hint="default" w:ascii="Arial" w:hAnsi="Arial" w:eastAsia="SimSun" w:cs="Arial"/>
+                                <w:sz w:val="20"/>
+                                <w:szCs w:val="20"/>
+                              </w:rPr>
+                              <w:t>{CHIEF_POSITION}</w:t>
+                            </w:r>
+                          </w:p>
+                          <w:p>
+                            <w:pPr>
+                              <w:spacing w:beforeAutospacing="0" w:after="0" w:afterAutospacing="0" w:line="240" w:lineRule="auto"/>
+                              <w:jc w:val="center"/>
+                              <w:rPr>
+                                <w:rFonts w:cstheme="minorHAnsi"/>
+                                <w:b/>
+                                <w:u w:val="single"/>
+                              </w:rPr>
+                            </w:pPr>
                           </w:p>
                         </w:txbxContent>
                       </wps:txbx>
@@ -2131,7 +2240,7 @@
           </mc:Choice>
           <mc:Fallback>
             <w:pict>
-              <v:shape id="_x0000_s1026" o:spid="_x0000_s1026" o:spt="202" type="#_x0000_t202" style="position:absolute;left:0pt;margin-left:258.9pt;margin-top:6.9pt;height:27pt;width:197.95pt;z-index:251670528;mso-width-relative:page;mso-height-relative:page;" filled="f" stroked="f" coordsize="21600,21600" o:gfxdata="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">
+              <v:shape id="_x0000_s1026" o:spid="_x0000_s1026" o:spt="202" type="#_x0000_t202" style="position:absolute;left:0pt;margin-left:240.75pt;margin-top:4.15pt;height:38.3pt;width:241.1pt;z-index:-251642880;mso-width-relative:page;mso-height-relative:page;" filled="f" stroked="f" coordsize="21600,21600" o:gfxdata="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">
                 <v:fill on="f" focussize="0,0"/>
                 <v:stroke on="f" weight="0.5pt"/>
                 <v:imagedata o:title=""/>
@@ -2140,26 +2249,60 @@
                   <w:txbxContent>
                     <w:p>
                       <w:pPr>
-                        <w:spacing w:after="0" w:line="240" w:lineRule="auto"/>
+                        <w:spacing w:after="0" w:afterLines="31" w:afterAutospacing="0" w:line="240" w:lineRule="auto"/>
                         <w:jc w:val="center"/>
                         <w:rPr>
-                          <w:rFonts w:hint="default" w:ascii="Arial" w:hAnsi="Arial" w:eastAsia="Times New Roman" w:cs="Arial"/>
-                          <w:color w:val="000000"/>
-                          <w:sz w:val="22"/>
-                          <w:szCs w:val="22"/>
+                          <w:rFonts w:hint="default" w:ascii="Arial" w:hAnsi="Arial" w:cs="Arial"/>
+                          <w:b/>
+                          <w:bCs/>
+                          <w:sz w:val="20"/>
+                          <w:szCs w:val="20"/>
+                          <w:u w:val="none"/>
                           <w:lang w:val="en-US"/>
                         </w:rPr>
                       </w:pPr>
                       <w:r>
                         <w:rPr>
-                          <w:rFonts w:hint="default" w:ascii="Arial" w:hAnsi="Arial" w:eastAsia="Times New Roman" w:cs="Arial"/>
-                          <w:color w:val="000000"/>
-                          <w:sz w:val="22"/>
-                          <w:szCs w:val="22"/>
+                          <w:rFonts w:hint="default" w:ascii="Arial" w:hAnsi="Arial" w:cs="Arial"/>
+                          <w:b/>
+                          <w:bCs/>
+                          <w:sz w:val="20"/>
+                          <w:szCs w:val="20"/>
+                          <w:u w:val="none"/>
                           <w:lang w:val="en-US"/>
                         </w:rPr>
-                        <w:t>{CHIEF_FSES}</w:t>
+                        <w:t>{CHIEF}</w:t>
                       </w:r>
+                    </w:p>
+                    <w:p>
+                      <w:pPr>
+                        <w:jc w:val="center"/>
+                        <w:rPr>
+                          <w:rFonts w:hint="default" w:ascii="Arial" w:hAnsi="Arial" w:cs="Arial"/>
+                          <w:b/>
+                          <w:sz w:val="20"/>
+                          <w:szCs w:val="20"/>
+                        </w:rPr>
+                      </w:pPr>
+                      <w:r>
+                        <w:rPr>
+                          <w:rFonts w:hint="default" w:ascii="Arial" w:hAnsi="Arial" w:eastAsia="SimSun" w:cs="Arial"/>
+                          <w:sz w:val="20"/>
+                          <w:szCs w:val="20"/>
+                        </w:rPr>
+                        <w:t>{CHIEF_POSITION}</w:t>
+                      </w:r>
+                    </w:p>
+                    <w:p>
+                      <w:pPr>
+                        <w:spacing w:beforeAutospacing="0" w:after="0" w:afterAutospacing="0" w:line="240" w:lineRule="auto"/>
+                        <w:jc w:val="center"/>
+                        <w:rPr>
+                          <w:rFonts w:cstheme="minorHAnsi"/>
+                          <w:b/>
+                          <w:u w:val="single"/>
+                        </w:rPr>
+                      </w:pPr>
                     </w:p>
                   </w:txbxContent>
                 </v:textbox>
@@ -2171,61 +2314,34 @@
       <w:r>
         <w:rPr>
           <w:rFonts w:ascii="Arial" w:hAnsi="Arial" w:cs="Arial"/>
-        </w:rPr>
-        <w:t xml:space="preserve">O.R. Number: </w:t>
-      </w:r>
-      <w:r>
-        <w:rPr>
-          <w:rFonts w:ascii="Arial" w:hAnsi="Arial" w:cs="Arial"/>
-          <w:u w:val="single"/>
-        </w:rPr>
-        <w:tab/>
-      </w:r>
-      <w:r>
-        <w:rPr>
-          <w:rFonts w:hint="default" w:ascii="Arial" w:hAnsi="Arial" w:cs="Arial"/>
-          <w:u w:val="single"/>
-          <w:lang w:val="en-US"/>
-        </w:rPr>
-        <w:t xml:space="preserve"> {OR_NUMBER}</w:t>
-      </w:r>
-    </w:p>
-    <w:p>
-      <w:pPr>
-        <w:spacing w:after="0" w:line="240" w:lineRule="auto"/>
-        <w:rPr>
-          <w:rFonts w:ascii="Arial" w:hAnsi="Arial" w:cs="Arial"/>
-        </w:rPr>
-      </w:pPr>
-      <w:r>
-        <w:rPr>
-          <w:rFonts w:ascii="Arial" w:hAnsi="Arial" w:cs="Arial"/>
+          <w:sz w:val="24"/>
+          <w:szCs w:val="24"/>
           <w:lang w:val="en-US" w:eastAsia="en-US"/>
         </w:rPr>
         <mc:AlternateContent>
           <mc:Choice Requires="wps">
             <w:drawing>
-              <wp:anchor distT="0" distB="0" distL="114300" distR="114300" simplePos="0" relativeHeight="251664384" behindDoc="0" locked="0" layoutInCell="1" allowOverlap="1">
+              <wp:anchor distT="0" distB="0" distL="114300" distR="114300" simplePos="0" relativeHeight="251674624" behindDoc="0" locked="0" layoutInCell="1" allowOverlap="1">
                 <wp:simplePos x="0" y="0"/>
                 <wp:positionH relativeFrom="column">
-                  <wp:posOffset>3550285</wp:posOffset>
+                  <wp:posOffset>781050</wp:posOffset>
                 </wp:positionH>
                 <wp:positionV relativeFrom="paragraph">
-                  <wp:posOffset>151765</wp:posOffset>
+                  <wp:posOffset>147955</wp:posOffset>
                 </wp:positionV>
-                <wp:extent cx="2047240" cy="0"/>
-                <wp:effectExtent l="0" t="4445" r="0" b="0"/>
+                <wp:extent cx="1314450" cy="0"/>
+                <wp:effectExtent l="0" t="4445" r="0" b="5080"/>
                 <wp:wrapNone/>
-                <wp:docPr id="4" name="Straight Connector 4"/>
+                <wp:docPr id="1694765211" name="Straight Connector 22"/>
                 <wp:cNvGraphicFramePr/>
                 <a:graphic xmlns:a="http://schemas.openxmlformats.org/drawingml/2006/main">
                   <a:graphicData uri="http://schemas.microsoft.com/office/word/2010/wordprocessingShape">
                     <wps:wsp>
                       <wps:cNvCnPr/>
                       <wps:spPr>
-                        <a:xfrm flipV="1">
+                        <a:xfrm>
                           <a:off x="0" y="0"/>
-                          <a:ext cx="2047461" cy="1"/>
+                          <a:ext cx="1314450" cy="0"/>
                         </a:xfrm>
                         <a:prstGeom prst="line">
                           <a:avLst/>
@@ -2254,7 +2370,7 @@
           </mc:Choice>
           <mc:Fallback>
             <w:pict>
-              <v:line id="_x0000_s1026" o:spid="_x0000_s1026" o:spt="20" style="position:absolute;left:0pt;flip:y;margin-left:279.55pt;margin-top:11.95pt;height:0pt;width:161.2pt;z-index:251664384;mso-width-relative:page;mso-height-relative:page;" filled="f" stroked="t" coordsize="21600,21600" o:gfxdata="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">
+              <v:line id="Straight Connector 22" o:spid="_x0000_s1026" o:spt="20" style="position:absolute;left:0pt;margin-left:61.5pt;margin-top:11.65pt;height:0pt;width:103.5pt;z-index:251674624;mso-width-relative:page;mso-height-relative:page;" filled="f" stroked="t" coordsize="21600,21600" o:gfxdata="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">
                 <v:fill on="f" focussize="0,0"/>
                 <v:stroke color="#000000 [3200]" joinstyle="round"/>
                 <v:imagedata o:title=""/>
@@ -2267,267 +2383,94 @@
       <w:r>
         <w:rPr>
           <w:rFonts w:ascii="Arial" w:hAnsi="Arial" w:cs="Arial"/>
-        </w:rPr>
-        <w:t xml:space="preserve">Date: </w:t>
-      </w:r>
-      <w:r>
-        <w:rPr>
-          <w:rFonts w:ascii="Arial" w:hAnsi="Arial" w:cs="Arial"/>
-          <w:u w:val="single"/>
-        </w:rPr>
-        <w:tab/>
-      </w:r>
-      <w:r>
-        <w:rPr>
-          <w:rFonts w:hint="default" w:ascii="Arial" w:hAnsi="Arial" w:cs="Arial"/>
-          <w:u w:val="single"/>
+          <w:sz w:val="20"/>
+          <w:szCs w:val="20"/>
+        </w:rPr>
+        <w:t xml:space="preserve">Amount Paid: </w:t>
+      </w:r>
+      <w:r>
+        <w:rPr>
+          <w:rFonts w:ascii="Helvetica" w:hAnsi="Helvetica" w:eastAsia="Helvetica" w:cs="Helvetica"/>
+          <w:b w:val="0"/>
+          <w:bCs w:val="0"/>
+          <w:i w:val="0"/>
+          <w:iCs w:val="0"/>
+          <w:caps w:val="0"/>
+          <w:color w:val="000000" w:themeColor="text1"/>
+          <w:spacing w:val="0"/>
+          <w:sz w:val="22"/>
+          <w:szCs w:val="22"/>
+          <w:shd w:val="clear" w:fill="FFFFFF"/>
+          <w14:textFill>
+            <w14:solidFill>
+              <w14:schemeClr w14:val="tx1"/>
+            </w14:solidFill>
+          </w14:textFill>
+        </w:rPr>
+        <w:t>₱</w:t>
+      </w:r>
+      <w:r>
+        <w:rPr>
+          <w:rFonts w:hint="default" w:ascii="Helvetica" w:hAnsi="Helvetica" w:eastAsia="Helvetica" w:cs="Helvetica"/>
+          <w:b w:val="0"/>
+          <w:bCs w:val="0"/>
+          <w:i w:val="0"/>
+          <w:iCs w:val="0"/>
+          <w:caps w:val="0"/>
+          <w:color w:val="000000" w:themeColor="text1"/>
+          <w:spacing w:val="0"/>
+          <w:sz w:val="22"/>
+          <w:szCs w:val="22"/>
+          <w:shd w:val="clear" w:fill="FFFFFF"/>
           <w:lang w:val="en-US"/>
-        </w:rPr>
-        <w:t>{OR_DATE}</w:t>
-      </w:r>
-      <w:r>
-        <w:rPr>
-          <w:rFonts w:ascii="Arial" w:hAnsi="Arial" w:cs="Arial"/>
-          <w:u w:val="single"/>
-        </w:rPr>
-        <w:tab/>
-      </w:r>
-      <w:r>
-        <w:rPr>
-          <w:rFonts w:ascii="Arial Narrow" w:hAnsi="Arial Narrow" w:cs="Arial"/>
-        </w:rPr>
-        <w:tab/>
-      </w:r>
-      <w:r>
-        <w:rPr>
-          <w:rFonts w:ascii="Arial Narrow" w:hAnsi="Arial Narrow" w:cs="Arial"/>
-        </w:rPr>
-        <w:tab/>
-      </w:r>
-      <w:r>
-        <w:rPr>
-          <w:rFonts w:ascii="Arial Narrow" w:hAnsi="Arial Narrow" w:cs="Arial"/>
-        </w:rPr>
-        <w:tab/>
-      </w:r>
-      <w:r>
-        <w:rPr>
-          <w:rFonts w:ascii="Arial Narrow" w:hAnsi="Arial Narrow" w:cs="Arial"/>
-        </w:rPr>
-        <w:tab/>
-      </w:r>
-      <w:r>
-        <w:rPr>
-          <w:rFonts w:hint="default" w:ascii="Arial Narrow" w:hAnsi="Arial Narrow" w:cs="Arial"/>
-          <w:lang w:val="en-US"/>
-        </w:rPr>
-        <w:t xml:space="preserve">    </w:t>
-      </w:r>
-      <w:r>
-        <w:rPr>
-          <w:rFonts w:ascii="Arial Narrow" w:hAnsi="Arial Narrow" w:cs="Arial"/>
-        </w:rPr>
-        <w:tab/>
-      </w:r>
-      <w:r>
-        <w:rPr>
-          <w:rFonts w:ascii="Arial Narrow" w:hAnsi="Arial Narrow" w:cs="Arial"/>
-        </w:rPr>
-        <w:tab/>
-      </w:r>
-      <w:r>
-        <w:rPr>
-          <w:rFonts w:ascii="Arial Narrow" w:hAnsi="Arial Narrow" w:cs="Arial"/>
-        </w:rPr>
-        <w:tab/>
-      </w:r>
-      <w:r>
-        <w:rPr>
-          <w:rFonts w:ascii="Arial Narrow" w:hAnsi="Arial Narrow" w:cs="Arial"/>
-        </w:rPr>
-        <w:tab/>
-      </w:r>
-      <w:r>
-        <w:rPr>
-          <w:rFonts w:ascii="Arial Narrow" w:hAnsi="Arial Narrow" w:cs="Arial"/>
-        </w:rPr>
-        <w:tab/>
-      </w:r>
-      <w:r>
-        <w:rPr>
-          <w:rFonts w:ascii="Arial Narrow" w:hAnsi="Arial Narrow" w:cs="Arial"/>
-        </w:rPr>
-        <w:tab/>
-      </w:r>
-      <w:r>
-        <w:rPr>
-          <w:rFonts w:ascii="Arial Narrow" w:hAnsi="Arial Narrow" w:cs="Arial"/>
-        </w:rPr>
-        <w:tab/>
-      </w:r>
-      <w:r>
-        <w:rPr>
-          <w:rFonts w:ascii="Arial Narrow" w:hAnsi="Arial Narrow" w:cs="Arial"/>
-        </w:rPr>
-        <w:tab/>
-      </w:r>
-      <w:r>
-        <w:rPr>
-          <w:rFonts w:ascii="Arial Narrow" w:hAnsi="Arial Narrow" w:cs="Arial"/>
-        </w:rPr>
-        <w:tab/>
-      </w:r>
-      <w:r>
-        <w:rPr>
-          <w:rFonts w:ascii="Arial Narrow" w:hAnsi="Arial Narrow" w:cs="Arial"/>
-        </w:rPr>
-        <w:t xml:space="preserve">   </w:t>
-      </w:r>
-      <w:r>
-        <w:rPr>
-          <w:rFonts w:hint="default" w:ascii="Arial Narrow" w:hAnsi="Arial Narrow" w:cs="Arial"/>
-          <w:lang w:val="en-US"/>
-        </w:rPr>
-        <w:tab/>
-        <w:t/>
-      </w:r>
-      <w:r>
-        <w:rPr>
-          <w:rFonts w:hint="default" w:ascii="Arial Narrow" w:hAnsi="Arial Narrow" w:cs="Arial"/>
-          <w:lang w:val="en-US"/>
-        </w:rPr>
-        <w:tab/>
-        <w:t/>
-      </w:r>
-      <w:r>
-        <w:rPr>
-          <w:rFonts w:hint="default" w:ascii="Arial Narrow" w:hAnsi="Arial Narrow" w:cs="Arial"/>
-          <w:lang w:val="en-US"/>
-        </w:rPr>
-        <w:tab/>
-        <w:t/>
-      </w:r>
-      <w:r>
-        <w:rPr>
-          <w:rFonts w:hint="default" w:ascii="Arial Narrow" w:hAnsi="Arial Narrow" w:cs="Arial"/>
-          <w:lang w:val="en-US"/>
-        </w:rPr>
-        <w:tab/>
-        <w:t/>
-      </w:r>
-      <w:r>
-        <w:rPr>
-          <w:rFonts w:hint="default" w:ascii="Arial Narrow" w:hAnsi="Arial Narrow" w:cs="Arial"/>
-          <w:lang w:val="en-US"/>
-        </w:rPr>
-        <w:tab/>
-        <w:t/>
-      </w:r>
-      <w:r>
-        <w:rPr>
-          <w:rFonts w:hint="default" w:ascii="Arial Narrow" w:hAnsi="Arial Narrow" w:cs="Arial"/>
-          <w:lang w:val="en-US"/>
-        </w:rPr>
-        <w:tab/>
-      </w:r>
-      <w:r>
-        <w:rPr>
-          <w:rFonts w:ascii="Arial" w:hAnsi="Arial" w:cs="Arial"/>
-        </w:rPr>
-        <w:t>CHIEF, FSES</w:t>
+          <w14:textFill>
+            <w14:solidFill>
+              <w14:schemeClr w14:val="tx1"/>
+            </w14:solidFill>
+          </w14:textFill>
+        </w:rPr>
+        <w:t xml:space="preserve"> {OR_AMOUNT}</w:t>
+      </w:r>
+      <w:r>
+        <w:rPr>
+          <w:rFonts w:ascii="Arial" w:hAnsi="Arial" w:cs="Arial"/>
+          <w:sz w:val="20"/>
+          <w:szCs w:val="20"/>
+        </w:rPr>
+        <w:tab/>
+      </w:r>
+      <w:r>
+        <w:rPr>
+          <w:rFonts w:ascii="Arial" w:hAnsi="Arial" w:cs="Arial"/>
+          <w:sz w:val="20"/>
+          <w:szCs w:val="20"/>
+        </w:rPr>
+        <w:tab/>
+      </w:r>
+      <w:r>
+        <w:rPr>
+          <w:rFonts w:ascii="Arial" w:hAnsi="Arial" w:cs="Arial"/>
+          <w:sz w:val="20"/>
+          <w:szCs w:val="20"/>
+        </w:rPr>
+        <w:tab/>
+      </w:r>
+      <w:r>
+        <w:rPr>
+          <w:rFonts w:ascii="Arial" w:hAnsi="Arial" w:cs="Arial"/>
+          <w:sz w:val="20"/>
+          <w:szCs w:val="20"/>
+        </w:rPr>
+        <w:t xml:space="preserve"> </w:t>
       </w:r>
     </w:p>
     <w:p>
       <w:pPr>
         <w:spacing w:after="0" w:line="240" w:lineRule="auto"/>
         <w:rPr>
-          <w:rFonts w:ascii="Arial Narrow" w:hAnsi="Arial Narrow" w:cs="Arial"/>
-        </w:rPr>
-      </w:pPr>
-    </w:p>
-    <w:p>
-      <w:pPr>
-        <w:spacing w:after="0" w:line="240" w:lineRule="auto"/>
-        <w:rPr>
-          <w:rFonts w:ascii="Arial Narrow" w:hAnsi="Arial Narrow" w:cs="Arial"/>
-        </w:rPr>
-      </w:pPr>
-    </w:p>
-    <w:p>
-      <w:pPr>
-        <w:spacing w:after="0" w:line="240" w:lineRule="auto"/>
-        <w:rPr>
-          <w:rFonts w:ascii="Arial" w:hAnsi="Arial" w:cs="Arial"/>
-          <w:b/>
-        </w:rPr>
-      </w:pPr>
-      <w:r>
-        <w:rPr>
-          <w:rFonts w:ascii="Arial Narrow" w:hAnsi="Arial Narrow" w:cs="Arial"/>
-        </w:rPr>
-        <w:tab/>
-      </w:r>
-      <w:r>
-        <w:rPr>
-          <w:rFonts w:ascii="Arial Narrow" w:hAnsi="Arial Narrow" w:cs="Arial"/>
-        </w:rPr>
-        <w:tab/>
-      </w:r>
-      <w:r>
-        <w:rPr>
-          <w:rFonts w:ascii="Arial Narrow" w:hAnsi="Arial Narrow" w:cs="Arial"/>
-        </w:rPr>
-        <w:tab/>
-      </w:r>
-      <w:r>
-        <w:rPr>
-          <w:rFonts w:ascii="Arial Narrow" w:hAnsi="Arial Narrow" w:cs="Arial"/>
-        </w:rPr>
-        <w:tab/>
-      </w:r>
-      <w:r>
-        <w:rPr>
-          <w:rFonts w:ascii="Arial Narrow" w:hAnsi="Arial Narrow" w:cs="Arial"/>
-        </w:rPr>
-        <w:tab/>
-      </w:r>
-      <w:r>
-        <w:rPr>
-          <w:rFonts w:ascii="Arial Narrow" w:hAnsi="Arial Narrow" w:cs="Arial"/>
-        </w:rPr>
-        <w:tab/>
-      </w:r>
-      <w:r>
-        <w:rPr>
-          <w:rFonts w:ascii="Arial Narrow" w:hAnsi="Arial Narrow" w:cs="Arial"/>
-        </w:rPr>
-        <w:tab/>
-      </w:r>
-      <w:r>
-        <w:rPr>
-          <w:rFonts w:ascii="Arial Narrow" w:hAnsi="Arial Narrow" w:cs="Arial"/>
-        </w:rPr>
-        <w:tab/>
-      </w:r>
-      <w:r>
-        <w:rPr>
-          <w:rFonts w:ascii="Arial" w:hAnsi="Arial" w:cs="Arial"/>
-          <w:b/>
-        </w:rPr>
-        <w:t>APPROVED:</w:t>
-      </w:r>
-      <w:r>
-        <w:rPr>
-          <w:rFonts w:ascii="Arial" w:hAnsi="Arial" w:cs="Arial"/>
-        </w:rPr>
-        <w:t xml:space="preserve"> </w:t>
-      </w:r>
-    </w:p>
-    <w:p>
-      <w:pPr>
-        <w:spacing w:after="0" w:line="240" w:lineRule="auto"/>
-        <w:rPr>
-          <w:rFonts w:ascii="Arial Narrow" w:hAnsi="Arial Narrow" w:cs="Arial"/>
+          <w:rFonts w:ascii="Arial" w:hAnsi="Arial" w:cs="Arial"/>
+          <w:sz w:val="20"/>
+          <w:szCs w:val="20"/>
         </w:rPr>
       </w:pPr>
       <w:r>
@@ -2540,13 +2483,642 @@
         <mc:AlternateContent>
           <mc:Choice Requires="wps">
             <w:drawing>
-              <wp:anchor distT="0" distB="0" distL="114300" distR="114300" simplePos="0" relativeHeight="251669504" behindDoc="0" locked="0" layoutInCell="1" allowOverlap="1">
+              <wp:anchor distT="0" distB="0" distL="114300" distR="114300" simplePos="0" relativeHeight="251677696" behindDoc="0" locked="0" layoutInCell="1" allowOverlap="1">
                 <wp:simplePos x="0" y="0"/>
                 <wp:positionH relativeFrom="column">
-                  <wp:posOffset>3462020</wp:posOffset>
+                  <wp:posOffset>3418840</wp:posOffset>
                 </wp:positionH>
                 <wp:positionV relativeFrom="paragraph">
-                  <wp:posOffset>111125</wp:posOffset>
+                  <wp:posOffset>78740</wp:posOffset>
+                </wp:positionV>
+                <wp:extent cx="2308225" cy="10795"/>
+                <wp:effectExtent l="0" t="4445" r="15875" b="13335"/>
+                <wp:wrapNone/>
+                <wp:docPr id="19" name="Straight Connector 22"/>
+                <wp:cNvGraphicFramePr/>
+                <a:graphic xmlns:a="http://schemas.openxmlformats.org/drawingml/2006/main">
+                  <a:graphicData uri="http://schemas.microsoft.com/office/word/2010/wordprocessingShape">
+                    <wps:wsp>
+                      <wps:cNvCnPr/>
+                      <wps:spPr>
+                        <a:xfrm flipV="1">
+                          <a:off x="0" y="0"/>
+                          <a:ext cx="2308225" cy="10795"/>
+                        </a:xfrm>
+                        <a:prstGeom prst="line">
+                          <a:avLst/>
+                        </a:prstGeom>
+                      </wps:spPr>
+                      <wps:style>
+                        <a:lnRef idx="1">
+                          <a:schemeClr val="dk1"/>
+                        </a:lnRef>
+                        <a:fillRef idx="0">
+                          <a:schemeClr val="dk1"/>
+                        </a:fillRef>
+                        <a:effectRef idx="0">
+                          <a:schemeClr val="dk1"/>
+                        </a:effectRef>
+                        <a:fontRef idx="minor">
+                          <a:schemeClr val="tx1"/>
+                        </a:fontRef>
+                      </wps:style>
+                      <wps:bodyPr/>
+                    </wps:wsp>
+                  </a:graphicData>
+                </a:graphic>
+              </wp:anchor>
+            </w:drawing>
+          </mc:Choice>
+          <mc:Fallback>
+            <w:pict>
+              <v:line id="Straight Connector 22" o:spid="_x0000_s1026" o:spt="20" style="position:absolute;left:0pt;flip:y;margin-left:269.2pt;margin-top:6.2pt;height:0.85pt;width:181.75pt;z-index:251677696;mso-width-relative:page;mso-height-relative:page;" filled="f" stroked="t" coordsize="21600,21600" o:gfxdata="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">
+                <v:fill on="f" focussize="0,0"/>
+                <v:stroke color="#000000 [3200]" joinstyle="round"/>
+                <v:imagedata o:title=""/>
+                <o:lock v:ext="edit" aspectratio="f"/>
+              </v:line>
+            </w:pict>
+          </mc:Fallback>
+        </mc:AlternateContent>
+      </w:r>
+      <w:r>
+        <w:rPr>
+          <w:rFonts w:ascii="Arial" w:hAnsi="Arial" w:cs="Arial"/>
+          <w:sz w:val="24"/>
+          <w:szCs w:val="24"/>
+          <w:lang w:val="en-US" w:eastAsia="en-US"/>
+        </w:rPr>
+        <mc:AlternateContent>
+          <mc:Choice Requires="wps">
+            <w:drawing>
+              <wp:anchor distT="0" distB="0" distL="114300" distR="114300" simplePos="0" relativeHeight="251675648" behindDoc="0" locked="0" layoutInCell="1" allowOverlap="1">
+                <wp:simplePos x="0" y="0"/>
+                <wp:positionH relativeFrom="column">
+                  <wp:posOffset>781050</wp:posOffset>
+                </wp:positionH>
+                <wp:positionV relativeFrom="paragraph">
+                  <wp:posOffset>146050</wp:posOffset>
+                </wp:positionV>
+                <wp:extent cx="1314450" cy="0"/>
+                <wp:effectExtent l="0" t="4445" r="0" b="5080"/>
+                <wp:wrapNone/>
+                <wp:docPr id="1094408323" name="Straight Connector 22"/>
+                <wp:cNvGraphicFramePr/>
+                <a:graphic xmlns:a="http://schemas.openxmlformats.org/drawingml/2006/main">
+                  <a:graphicData uri="http://schemas.microsoft.com/office/word/2010/wordprocessingShape">
+                    <wps:wsp>
+                      <wps:cNvCnPr/>
+                      <wps:spPr>
+                        <a:xfrm>
+                          <a:off x="0" y="0"/>
+                          <a:ext cx="1314450" cy="0"/>
+                        </a:xfrm>
+                        <a:prstGeom prst="line">
+                          <a:avLst/>
+                        </a:prstGeom>
+                      </wps:spPr>
+                      <wps:style>
+                        <a:lnRef idx="1">
+                          <a:schemeClr val="dk1"/>
+                        </a:lnRef>
+                        <a:fillRef idx="0">
+                          <a:schemeClr val="dk1"/>
+                        </a:fillRef>
+                        <a:effectRef idx="0">
+                          <a:schemeClr val="dk1"/>
+                        </a:effectRef>
+                        <a:fontRef idx="minor">
+                          <a:schemeClr val="tx1"/>
+                        </a:fontRef>
+                      </wps:style>
+                      <wps:bodyPr/>
+                    </wps:wsp>
+                  </a:graphicData>
+                </a:graphic>
+              </wp:anchor>
+            </w:drawing>
+          </mc:Choice>
+          <mc:Fallback>
+            <w:pict>
+              <v:line id="Straight Connector 22" o:spid="_x0000_s1026" o:spt="20" style="position:absolute;left:0pt;margin-left:61.5pt;margin-top:11.5pt;height:0pt;width:103.5pt;z-index:251675648;mso-width-relative:page;mso-height-relative:page;" filled="f" stroked="t" coordsize="21600,21600" o:gfxdata="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">
+                <v:fill on="f" focussize="0,0"/>
+                <v:stroke color="#000000 [3200]" joinstyle="round"/>
+                <v:imagedata o:title=""/>
+                <o:lock v:ext="edit" aspectratio="f"/>
+              </v:line>
+            </w:pict>
+          </mc:Fallback>
+        </mc:AlternateContent>
+      </w:r>
+      <w:r>
+        <w:rPr>
+          <w:rFonts w:ascii="Arial" w:hAnsi="Arial" w:cs="Arial"/>
+          <w:sz w:val="20"/>
+          <w:szCs w:val="20"/>
+        </w:rPr>
+        <w:t xml:space="preserve">O.R. Number:   </w:t>
+      </w:r>
+      <w:r>
+        <w:rPr>
+          <w:rFonts w:ascii="Arial" w:hAnsi="Arial" w:cs="Arial"/>
+          <w:sz w:val="20"/>
+          <w:szCs w:val="20"/>
+        </w:rPr>
+        <w:fldChar w:fldCharType="begin"/>
+      </w:r>
+      <w:r>
+        <w:rPr>
+          <w:rFonts w:ascii="Arial" w:hAnsi="Arial" w:cs="Arial"/>
+          <w:sz w:val="20"/>
+          <w:szCs w:val="20"/>
+        </w:rPr>
+        <w:instrText xml:space="preserve"> MERGEFIELD OR_NUMBER </w:instrText>
+      </w:r>
+      <w:r>
+        <w:rPr>
+          <w:rFonts w:ascii="Arial" w:hAnsi="Arial" w:cs="Arial"/>
+          <w:sz w:val="20"/>
+          <w:szCs w:val="20"/>
+        </w:rPr>
+        <w:fldChar w:fldCharType="separate"/>
+      </w:r>
+      <w:r>
+        <w:rPr>
+          <w:rFonts w:hint="default" w:ascii="Arial" w:hAnsi="Arial" w:cs="Arial"/>
+          <w:sz w:val="20"/>
+          <w:szCs w:val="20"/>
+          <w:lang w:val="en-US"/>
+        </w:rPr>
+        <w:t>{</w:t>
+      </w:r>
+      <w:r>
+        <w:rPr>
+          <w:rFonts w:ascii="Arial" w:hAnsi="Arial" w:cs="Arial"/>
+          <w:sz w:val="20"/>
+          <w:szCs w:val="20"/>
+        </w:rPr>
+        <w:t>OR_NUMBER</w:t>
+      </w:r>
+      <w:r>
+        <w:rPr>
+          <w:rFonts w:hint="default" w:ascii="Arial" w:hAnsi="Arial" w:cs="Arial"/>
+          <w:sz w:val="20"/>
+          <w:szCs w:val="20"/>
+          <w:lang w:val="en-US"/>
+        </w:rPr>
+        <w:t>}</w:t>
+      </w:r>
+      <w:r>
+        <w:rPr>
+          <w:rFonts w:ascii="Arial" w:hAnsi="Arial" w:cs="Arial"/>
+          <w:sz w:val="20"/>
+          <w:szCs w:val="20"/>
+        </w:rPr>
+        <w:fldChar w:fldCharType="end"/>
+      </w:r>
+      <w:r>
+        <w:rPr>
+          <w:rFonts w:ascii="Arial" w:hAnsi="Arial" w:cs="Arial"/>
+          <w:sz w:val="20"/>
+          <w:szCs w:val="20"/>
+        </w:rPr>
+        <w:tab/>
+      </w:r>
+      <w:r>
+        <w:rPr>
+          <w:rFonts w:ascii="Arial" w:hAnsi="Arial" w:cs="Arial"/>
+          <w:sz w:val="20"/>
+          <w:szCs w:val="20"/>
+        </w:rPr>
+        <w:tab/>
+      </w:r>
+    </w:p>
+    <w:p>
+      <w:pPr>
+        <w:spacing w:after="0" w:line="240" w:lineRule="auto"/>
+        <w:rPr>
+          <w:rFonts w:ascii="Arial" w:hAnsi="Arial" w:cs="Arial"/>
+          <w:sz w:val="20"/>
+          <w:szCs w:val="20"/>
+        </w:rPr>
+      </w:pPr>
+      <w:r>
+        <w:rPr>
+          <w:rFonts w:ascii="Arial" w:hAnsi="Arial" w:cs="Arial"/>
+          <w:sz w:val="20"/>
+          <w:szCs w:val="20"/>
+        </w:rPr>
+        <w:t xml:space="preserve">Date: </w:t>
+      </w:r>
+      <w:r>
+        <w:rPr>
+          <w:rFonts w:ascii="Arial" w:hAnsi="Arial" w:cs="Arial"/>
+          <w:sz w:val="20"/>
+          <w:szCs w:val="20"/>
+        </w:rPr>
+        <w:fldChar w:fldCharType="begin"/>
+      </w:r>
+      <w:r>
+        <w:rPr>
+          <w:rFonts w:ascii="Arial" w:hAnsi="Arial" w:cs="Arial"/>
+          <w:sz w:val="20"/>
+          <w:szCs w:val="20"/>
+        </w:rPr>
+        <w:instrText xml:space="preserve"> MERGEFIELD OR_DATE </w:instrText>
+      </w:r>
+      <w:r>
+        <w:rPr>
+          <w:rFonts w:ascii="Arial" w:hAnsi="Arial" w:cs="Arial"/>
+          <w:sz w:val="20"/>
+          <w:szCs w:val="20"/>
+        </w:rPr>
+        <w:fldChar w:fldCharType="separate"/>
+      </w:r>
+      <w:r>
+        <w:rPr>
+          <w:rFonts w:hint="default" w:ascii="Arial" w:hAnsi="Arial" w:cs="Arial"/>
+          <w:sz w:val="20"/>
+          <w:szCs w:val="20"/>
+          <w:lang w:val="en-US"/>
+        </w:rPr>
+        <w:t>{</w:t>
+      </w:r>
+      <w:r>
+        <w:rPr>
+          <w:rFonts w:ascii="Arial" w:hAnsi="Arial" w:cs="Arial"/>
+          <w:sz w:val="20"/>
+          <w:szCs w:val="20"/>
+        </w:rPr>
+        <w:t>OR_DATE</w:t>
+      </w:r>
+      <w:r>
+        <w:rPr>
+          <w:rFonts w:hint="default" w:ascii="Arial" w:hAnsi="Arial" w:cs="Arial"/>
+          <w:sz w:val="20"/>
+          <w:szCs w:val="20"/>
+          <w:lang w:val="en-US"/>
+        </w:rPr>
+        <w:t>}</w:t>
+      </w:r>
+      <w:r>
+        <w:rPr>
+          <w:rFonts w:ascii="Arial" w:hAnsi="Arial" w:cs="Arial"/>
+          <w:sz w:val="20"/>
+          <w:szCs w:val="20"/>
+        </w:rPr>
+        <w:fldChar w:fldCharType="end"/>
+      </w:r>
+      <w:r>
+        <w:rPr>
+          <w:rFonts w:ascii="Arial" w:hAnsi="Arial" w:cs="Arial"/>
+          <w:sz w:val="20"/>
+          <w:szCs w:val="20"/>
+        </w:rPr>
+        <w:tab/>
+      </w:r>
+      <w:r>
+        <w:rPr>
+          <w:rFonts w:ascii="Arial" w:hAnsi="Arial" w:cs="Arial"/>
+          <w:sz w:val="20"/>
+          <w:szCs w:val="20"/>
+        </w:rPr>
+        <w:tab/>
+      </w:r>
+      <w:r>
+        <w:rPr>
+          <w:rFonts w:ascii="Arial" w:hAnsi="Arial" w:cs="Arial"/>
+          <w:sz w:val="20"/>
+          <w:szCs w:val="20"/>
+        </w:rPr>
+        <w:tab/>
+      </w:r>
+      <w:r>
+        <w:rPr>
+          <w:rFonts w:ascii="Arial" w:hAnsi="Arial" w:cs="Arial"/>
+          <w:sz w:val="20"/>
+          <w:szCs w:val="20"/>
+        </w:rPr>
+        <w:t xml:space="preserve">   </w:t>
+      </w:r>
+    </w:p>
+    <w:p>
+      <w:pPr>
+        <w:spacing w:after="0" w:line="240" w:lineRule="auto"/>
+        <w:rPr>
+          <w:rFonts w:ascii="Arial Narrow" w:hAnsi="Arial Narrow" w:cs="Arial"/>
+        </w:rPr>
+      </w:pPr>
+      <w:r>
+        <w:rPr>
+          <w:rFonts w:ascii="Arial" w:hAnsi="Arial" w:cs="Arial"/>
+          <w:sz w:val="24"/>
+          <w:szCs w:val="24"/>
+          <w:lang w:val="en-US" w:eastAsia="en-US"/>
+        </w:rPr>
+        <mc:AlternateContent>
+          <mc:Choice Requires="wps">
+            <w:drawing>
+              <wp:anchor distT="0" distB="0" distL="114300" distR="114300" simplePos="0" relativeHeight="251676672" behindDoc="0" locked="0" layoutInCell="1" allowOverlap="1">
+                <wp:simplePos x="0" y="0"/>
+                <wp:positionH relativeFrom="column">
+                  <wp:posOffset>352425</wp:posOffset>
+                </wp:positionH>
+                <wp:positionV relativeFrom="paragraph">
+                  <wp:posOffset>1270</wp:posOffset>
+                </wp:positionV>
+                <wp:extent cx="1314450" cy="0"/>
+                <wp:effectExtent l="0" t="4445" r="0" b="5080"/>
+                <wp:wrapNone/>
+                <wp:docPr id="299919102" name="Straight Connector 22"/>
+                <wp:cNvGraphicFramePr/>
+                <a:graphic xmlns:a="http://schemas.openxmlformats.org/drawingml/2006/main">
+                  <a:graphicData uri="http://schemas.microsoft.com/office/word/2010/wordprocessingShape">
+                    <wps:wsp>
+                      <wps:cNvCnPr/>
+                      <wps:spPr>
+                        <a:xfrm>
+                          <a:off x="0" y="0"/>
+                          <a:ext cx="1314450" cy="0"/>
+                        </a:xfrm>
+                        <a:prstGeom prst="line">
+                          <a:avLst/>
+                        </a:prstGeom>
+                      </wps:spPr>
+                      <wps:style>
+                        <a:lnRef idx="1">
+                          <a:schemeClr val="dk1"/>
+                        </a:lnRef>
+                        <a:fillRef idx="0">
+                          <a:schemeClr val="dk1"/>
+                        </a:fillRef>
+                        <a:effectRef idx="0">
+                          <a:schemeClr val="dk1"/>
+                        </a:effectRef>
+                        <a:fontRef idx="minor">
+                          <a:schemeClr val="tx1"/>
+                        </a:fontRef>
+                      </wps:style>
+                      <wps:bodyPr/>
+                    </wps:wsp>
+                  </a:graphicData>
+                </a:graphic>
+              </wp:anchor>
+            </w:drawing>
+          </mc:Choice>
+          <mc:Fallback>
+            <w:pict>
+              <v:line id="Straight Connector 22" o:spid="_x0000_s1026" o:spt="20" style="position:absolute;left:0pt;margin-left:27.75pt;margin-top:0.1pt;height:0pt;width:103.5pt;z-index:251676672;mso-width-relative:page;mso-height-relative:page;" filled="f" stroked="t" coordsize="21600,21600" o:gfxdata="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">
+                <v:fill on="f" focussize="0,0"/>
+                <v:stroke color="#000000 [3200]" joinstyle="round"/>
+                <v:imagedata o:title=""/>
+                <o:lock v:ext="edit" aspectratio="f"/>
+              </v:line>
+            </w:pict>
+          </mc:Fallback>
+        </mc:AlternateContent>
+      </w:r>
+      <w:r>
+        <w:rPr>
+          <w:rFonts w:ascii="Arial" w:hAnsi="Arial" w:cs="Arial"/>
+          <w:sz w:val="20"/>
+          <w:szCs w:val="20"/>
+        </w:rPr>
+        <w:tab/>
+      </w:r>
+      <w:r>
+        <w:rPr>
+          <w:rFonts w:ascii="Arial" w:hAnsi="Arial" w:cs="Arial"/>
+          <w:sz w:val="20"/>
+          <w:szCs w:val="20"/>
+        </w:rPr>
+        <w:tab/>
+      </w:r>
+      <w:r>
+        <w:rPr>
+          <w:rFonts w:ascii="Arial" w:hAnsi="Arial" w:cs="Arial"/>
+          <w:sz w:val="20"/>
+          <w:szCs w:val="20"/>
+        </w:rPr>
+        <w:tab/>
+      </w:r>
+      <w:r>
+        <w:rPr>
+          <w:rFonts w:ascii="Arial" w:hAnsi="Arial" w:cs="Arial"/>
+          <w:sz w:val="20"/>
+          <w:szCs w:val="20"/>
+        </w:rPr>
+        <w:tab/>
+      </w:r>
+      <w:r>
+        <w:rPr>
+          <w:rFonts w:ascii="Arial Narrow" w:hAnsi="Arial Narrow" w:cs="Arial"/>
+        </w:rPr>
+        <w:tab/>
+      </w:r>
+      <w:r>
+        <w:rPr>
+          <w:rFonts w:ascii="Arial Narrow" w:hAnsi="Arial Narrow" w:cs="Arial"/>
+        </w:rPr>
+        <w:tab/>
+      </w:r>
+      <w:r>
+        <w:rPr>
+          <w:rFonts w:ascii="Arial Narrow" w:hAnsi="Arial Narrow" w:cs="Arial"/>
+        </w:rPr>
+        <w:tab/>
+      </w:r>
+      <w:r>
+        <w:rPr>
+          <w:rFonts w:hint="default" w:ascii="Arial Narrow" w:hAnsi="Arial Narrow" w:cs="Arial"/>
+          <w:lang w:val="en-US"/>
+        </w:rPr>
+        <w:t xml:space="preserve">    </w:t>
+      </w:r>
+      <w:r>
+        <w:rPr>
+          <w:rFonts w:ascii="Arial Narrow" w:hAnsi="Arial Narrow" w:cs="Arial"/>
+        </w:rPr>
+        <w:tab/>
+      </w:r>
+      <w:r>
+        <w:rPr>
+          <w:rFonts w:ascii="Arial Narrow" w:hAnsi="Arial Narrow" w:cs="Arial"/>
+        </w:rPr>
+        <w:tab/>
+      </w:r>
+      <w:r>
+        <w:rPr>
+          <w:rFonts w:ascii="Arial Narrow" w:hAnsi="Arial Narrow" w:cs="Arial"/>
+        </w:rPr>
+        <w:tab/>
+      </w:r>
+      <w:r>
+        <w:rPr>
+          <w:rFonts w:ascii="Arial Narrow" w:hAnsi="Arial Narrow" w:cs="Arial"/>
+        </w:rPr>
+        <w:tab/>
+      </w:r>
+      <w:r>
+        <w:rPr>
+          <w:rFonts w:ascii="Arial Narrow" w:hAnsi="Arial Narrow" w:cs="Arial"/>
+        </w:rPr>
+        <w:tab/>
+      </w:r>
+      <w:r>
+        <w:rPr>
+          <w:rFonts w:ascii="Arial Narrow" w:hAnsi="Arial Narrow" w:cs="Arial"/>
+        </w:rPr>
+        <w:tab/>
+      </w:r>
+      <w:r>
+        <w:rPr>
+          <w:rFonts w:ascii="Arial Narrow" w:hAnsi="Arial Narrow" w:cs="Arial"/>
+        </w:rPr>
+        <w:tab/>
+      </w:r>
+      <w:r>
+        <w:rPr>
+          <w:rFonts w:ascii="Arial Narrow" w:hAnsi="Arial Narrow" w:cs="Arial"/>
+        </w:rPr>
+        <w:tab/>
+      </w:r>
+      <w:r>
+        <w:rPr>
+          <w:rFonts w:ascii="Arial Narrow" w:hAnsi="Arial Narrow" w:cs="Arial"/>
+        </w:rPr>
+        <w:tab/>
+      </w:r>
+      <w:r>
+        <w:rPr>
+          <w:rFonts w:ascii="Arial Narrow" w:hAnsi="Arial Narrow" w:cs="Arial"/>
+        </w:rPr>
+        <w:t xml:space="preserve">   </w:t>
+      </w:r>
+      <w:r>
+        <w:rPr>
+          <w:rFonts w:hint="default" w:ascii="Arial Narrow" w:hAnsi="Arial Narrow" w:cs="Arial"/>
+          <w:lang w:val="en-US"/>
+        </w:rPr>
+        <w:tab/>
+      </w:r>
+      <w:r>
+        <w:rPr>
+          <w:rFonts w:hint="default" w:ascii="Arial Narrow" w:hAnsi="Arial Narrow" w:cs="Arial"/>
+          <w:lang w:val="en-US"/>
+        </w:rPr>
+        <w:tab/>
+      </w:r>
+      <w:r>
+        <w:rPr>
+          <w:rFonts w:hint="default" w:ascii="Arial Narrow" w:hAnsi="Arial Narrow" w:cs="Arial"/>
+          <w:lang w:val="en-US"/>
+        </w:rPr>
+        <w:tab/>
+      </w:r>
+    </w:p>
+    <w:p>
+      <w:pPr>
+        <w:spacing w:after="0" w:line="240" w:lineRule="auto"/>
+        <w:rPr>
+          <w:rFonts w:ascii="Arial Narrow" w:hAnsi="Arial Narrow" w:cs="Arial"/>
+        </w:rPr>
+      </w:pPr>
+    </w:p>
+    <w:p>
+      <w:pPr>
+        <w:spacing w:after="0" w:line="240" w:lineRule="auto"/>
+        <w:rPr>
+          <w:rFonts w:ascii="Arial" w:hAnsi="Arial" w:cs="Arial"/>
+          <w:b/>
+        </w:rPr>
+      </w:pPr>
+      <w:r>
+        <w:rPr>
+          <w:rFonts w:ascii="Arial Narrow" w:hAnsi="Arial Narrow" w:cs="Arial"/>
+        </w:rPr>
+        <w:tab/>
+      </w:r>
+      <w:r>
+        <w:rPr>
+          <w:rFonts w:ascii="Arial Narrow" w:hAnsi="Arial Narrow" w:cs="Arial"/>
+        </w:rPr>
+        <w:tab/>
+      </w:r>
+      <w:r>
+        <w:rPr>
+          <w:rFonts w:ascii="Arial Narrow" w:hAnsi="Arial Narrow" w:cs="Arial"/>
+        </w:rPr>
+        <w:tab/>
+      </w:r>
+      <w:r>
+        <w:rPr>
+          <w:rFonts w:ascii="Arial Narrow" w:hAnsi="Arial Narrow" w:cs="Arial"/>
+        </w:rPr>
+        <w:tab/>
+      </w:r>
+      <w:r>
+        <w:rPr>
+          <w:rFonts w:ascii="Arial Narrow" w:hAnsi="Arial Narrow" w:cs="Arial"/>
+        </w:rPr>
+        <w:tab/>
+      </w:r>
+      <w:r>
+        <w:rPr>
+          <w:rFonts w:ascii="Arial Narrow" w:hAnsi="Arial Narrow" w:cs="Arial"/>
+        </w:rPr>
+        <w:tab/>
+      </w:r>
+      <w:r>
+        <w:rPr>
+          <w:rFonts w:ascii="Arial Narrow" w:hAnsi="Arial Narrow" w:cs="Arial"/>
+        </w:rPr>
+        <w:tab/>
+      </w:r>
+      <w:r>
+        <w:rPr>
+          <w:rFonts w:ascii="Arial Narrow" w:hAnsi="Arial Narrow" w:cs="Arial"/>
+        </w:rPr>
+        <w:tab/>
+      </w:r>
+      <w:r>
+        <w:rPr>
+          <w:rFonts w:ascii="Arial" w:hAnsi="Arial" w:cs="Arial"/>
+          <w:b/>
+        </w:rPr>
+        <w:t>APPROVED:</w:t>
+      </w:r>
+      <w:r>
+        <w:rPr>
+          <w:rFonts w:ascii="Arial" w:hAnsi="Arial" w:cs="Arial"/>
+        </w:rPr>
+        <w:t xml:space="preserve"> </w:t>
+      </w:r>
+    </w:p>
+    <w:p>
+      <w:pPr>
+        <w:spacing w:after="0" w:line="240" w:lineRule="auto"/>
+        <w:rPr>
+          <w:rFonts w:ascii="Arial Narrow" w:hAnsi="Arial Narrow" w:cs="Arial"/>
+        </w:rPr>
+      </w:pPr>
+      <w:r>
+        <w:rPr>
+          <w:rFonts w:ascii="Arial" w:hAnsi="Arial" w:cs="Arial"/>
+          <w:sz w:val="24"/>
+          <w:szCs w:val="24"/>
+          <w:lang w:val="en-US" w:eastAsia="en-US"/>
+        </w:rPr>
+        <mc:AlternateContent>
+          <mc:Choice Requires="wps">
+            <w:drawing>
+              <wp:anchor distT="0" distB="0" distL="114300" distR="114300" simplePos="0" relativeHeight="251668480" behindDoc="0" locked="0" layoutInCell="1" allowOverlap="1">
+                <wp:simplePos x="0" y="0"/>
+                <wp:positionH relativeFrom="column">
+                  <wp:posOffset>3467735</wp:posOffset>
+                </wp:positionH>
+                <wp:positionV relativeFrom="paragraph">
+                  <wp:posOffset>78105</wp:posOffset>
                 </wp:positionV>
                 <wp:extent cx="2513965" cy="342900"/>
                 <wp:effectExtent l="0" t="0" r="0" b="0"/>
@@ -2623,7 +3195,7 @@
           </mc:Choice>
           <mc:Fallback>
             <w:pict>
-              <v:shape id="_x0000_s1026" o:spid="_x0000_s1026" o:spt="202" type="#_x0000_t202" style="position:absolute;left:0pt;margin-left:272.6pt;margin-top:8.75pt;height:27pt;width:197.95pt;z-index:251669504;mso-width-relative:page;mso-height-relative:page;" filled="f" stroked="f" coordsize="21600,21600" o:gfxdata="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">
+              <v:shape id="_x0000_s1026" o:spid="_x0000_s1026" o:spt="202" type="#_x0000_t202" style="position:absolute;left:0pt;margin-left:273.05pt;margin-top:6.15pt;height:27pt;width:197.95pt;z-index:251668480;mso-width-relative:page;mso-height-relative:page;" filled="f" stroked="f" coordsize="21600,21600" o:gfxdata="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">
                 <v:fill on="f" focussize="0,0"/>
                 <v:stroke on="f" weight="0.5pt"/>
                 <v:imagedata o:title=""/>
@@ -2686,16 +3258,16 @@
         <mc:AlternateContent>
           <mc:Choice Requires="wps">
             <w:drawing>
-              <wp:anchor distT="0" distB="0" distL="114300" distR="114300" simplePos="0" relativeHeight="251665408" behindDoc="0" locked="0" layoutInCell="1" allowOverlap="1">
+              <wp:anchor distT="0" distB="0" distL="114300" distR="114300" simplePos="0" relativeHeight="251664384" behindDoc="0" locked="0" layoutInCell="1" allowOverlap="1">
                 <wp:simplePos x="0" y="0"/>
                 <wp:positionH relativeFrom="column">
-                  <wp:posOffset>3658870</wp:posOffset>
+                  <wp:posOffset>3488690</wp:posOffset>
                 </wp:positionH>
                 <wp:positionV relativeFrom="paragraph">
                   <wp:posOffset>1905</wp:posOffset>
                 </wp:positionV>
-                <wp:extent cx="2047240" cy="0"/>
-                <wp:effectExtent l="0" t="4445" r="0" b="0"/>
+                <wp:extent cx="2461260" cy="635"/>
+                <wp:effectExtent l="0" t="0" r="0" b="0"/>
                 <wp:wrapNone/>
                 <wp:docPr id="5" name="Straight Connector 5"/>
                 <wp:cNvGraphicFramePr/>
@@ -2704,9 +3276,9 @@
                     <wps:wsp>
                       <wps:cNvCnPr/>
                       <wps:spPr>
-                        <a:xfrm flipV="1">
+                        <a:xfrm>
                           <a:off x="0" y="0"/>
-                          <a:ext cx="2047240" cy="0"/>
+                          <a:ext cx="2461260" cy="635"/>
                         </a:xfrm>
                         <a:prstGeom prst="line">
                           <a:avLst/>
@@ -2735,7 +3307,7 @@
           </mc:Choice>
           <mc:Fallback>
             <w:pict>
-              <v:line id="_x0000_s1026" o:spid="_x0000_s1026" o:spt="20" style="position:absolute;left:0pt;flip:y;margin-left:288.1pt;margin-top:0.15pt;height:0pt;width:161.2pt;z-index:251665408;mso-width-relative:page;mso-height-relative:page;" filled="f" stroked="t" coordsize="21600,21600" o:gfxdata="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">
+              <v:line id="_x0000_s1026" o:spid="_x0000_s1026" o:spt="20" style="position:absolute;left:0pt;margin-left:274.7pt;margin-top:0.15pt;height:0.05pt;width:193.8pt;z-index:251664384;mso-width-relative:page;mso-height-relative:page;" filled="f" stroked="t" coordsize="21600,21600" o:gfxdata="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">
                 <v:fill on="f" focussize="0,0"/>
                 <v:stroke color="#000000 [3200]" joinstyle="round"/>
                 <v:imagedata o:title=""/>

--- a/templates/FSED-44F-Fire-Drill-Rev02.docx
+++ b/templates/FSED-44F-Fire-Drill-Rev02.docx
@@ -401,146 +401,6 @@
           <w:rFonts w:ascii="Arial" w:hAnsi="Arial" w:cs="Arial"/>
         </w:rPr>
       </w:pPr>
-      <w:bookmarkStart w:id="0" w:name="_GoBack"/>
-      <w:bookmarkEnd w:id="0"/>
-      <w:r>
-        <w:rPr>
-          <w:rFonts w:ascii="Arial" w:hAnsi="Arial" w:cs="Arial"/>
-          <w:sz w:val="24"/>
-          <w:szCs w:val="24"/>
-          <w:lang w:val="en-US" w:eastAsia="en-US"/>
-        </w:rPr>
-        <mc:AlternateContent>
-          <mc:Choice Requires="wps">
-            <w:drawing>
-              <wp:anchor distT="0" distB="0" distL="114300" distR="114300" simplePos="0" relativeHeight="251670528" behindDoc="0" locked="0" layoutInCell="1" allowOverlap="1">
-                <wp:simplePos x="0" y="0"/>
-                <wp:positionH relativeFrom="column">
-                  <wp:posOffset>-833120</wp:posOffset>
-                </wp:positionH>
-                <wp:positionV relativeFrom="paragraph">
-                  <wp:posOffset>138430</wp:posOffset>
-                </wp:positionV>
-                <wp:extent cx="5566410" cy="342900"/>
-                <wp:effectExtent l="0" t="0" r="0" b="0"/>
-                <wp:wrapNone/>
-                <wp:docPr id="16" name="Text Box 16"/>
-                <wp:cNvGraphicFramePr/>
-                <a:graphic xmlns:a="http://schemas.openxmlformats.org/drawingml/2006/main">
-                  <a:graphicData uri="http://schemas.microsoft.com/office/word/2010/wordprocessingShape">
-                    <wps:wsp>
-                      <wps:cNvSpPr txBox="1"/>
-                      <wps:spPr>
-                        <a:xfrm>
-                          <a:off x="0" y="0"/>
-                          <a:ext cx="5566410" cy="342900"/>
-                        </a:xfrm>
-                        <a:prstGeom prst="rect">
-                          <a:avLst/>
-                        </a:prstGeom>
-                        <a:noFill/>
-                        <a:ln w="6350">
-                          <a:noFill/>
-                        </a:ln>
-                        <a:effectLst/>
-                      </wps:spPr>
-                      <wps:style>
-                        <a:lnRef idx="0">
-                          <a:schemeClr val="accent1"/>
-                        </a:lnRef>
-                        <a:fillRef idx="0">
-                          <a:schemeClr val="accent1"/>
-                        </a:fillRef>
-                        <a:effectRef idx="0">
-                          <a:schemeClr val="accent1"/>
-                        </a:effectRef>
-                        <a:fontRef idx="minor">
-                          <a:schemeClr val="dk1"/>
-                        </a:fontRef>
-                      </wps:style>
-                      <wps:txbx>
-                        <w:txbxContent>
-                          <w:p>
-                            <w:pPr>
-                              <w:spacing w:after="0" w:line="240" w:lineRule="auto"/>
-                              <w:jc w:val="center"/>
-                              <w:rPr>
-                                <w:rFonts w:hint="default" w:ascii="Arial" w:hAnsi="Arial" w:eastAsia="Times New Roman" w:cs="Arial"/>
-                                <w:b/>
-                                <w:bCs/>
-                                <w:color w:val="000000"/>
-                                <w:sz w:val="28"/>
-                                <w:szCs w:val="28"/>
-                                <w:lang w:val="en-US"/>
-                              </w:rPr>
-                            </w:pPr>
-                            <w:r>
-                              <w:rPr>
-                                <w:rFonts w:hint="default" w:ascii="Arial" w:hAnsi="Arial" w:eastAsia="Times New Roman" w:cs="Arial"/>
-                                <w:b/>
-                                <w:bCs/>
-                                <w:color w:val="000000"/>
-                                <w:sz w:val="28"/>
-                                <w:szCs w:val="28"/>
-                                <w:lang w:val="en-US"/>
-                              </w:rPr>
-                              <w:t>CONTROL NO. R10-STN5-{CONTROL_NUMBER}</w:t>
-                            </w:r>
-                          </w:p>
-                        </w:txbxContent>
-                      </wps:txbx>
-                      <wps:bodyPr rot="0" spcFirstLastPara="0" vertOverflow="overflow" horzOverflow="overflow" vert="horz" wrap="square" lIns="91440" tIns="45720" rIns="91440" bIns="45720" numCol="1" spcCol="0" rtlCol="0" fromWordArt="0" anchor="t" anchorCtr="0" forceAA="0" compatLnSpc="1">
-                        <a:noAutofit/>
-                      </wps:bodyPr>
-                    </wps:wsp>
-                  </a:graphicData>
-                </a:graphic>
-              </wp:anchor>
-            </w:drawing>
-          </mc:Choice>
-          <mc:Fallback>
-            <w:pict>
-              <v:shape id="_x0000_s1026" o:spid="_x0000_s1026" o:spt="202" type="#_x0000_t202" style="position:absolute;left:0pt;margin-left:-65.6pt;margin-top:10.9pt;height:27pt;width:438.3pt;z-index:251670528;mso-width-relative:page;mso-height-relative:page;" filled="f" stroked="f" coordsize="21600,21600" o:gfxdata="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">
-                <v:fill on="f" focussize="0,0"/>
-                <v:stroke on="f" weight="0.5pt"/>
-                <v:imagedata o:title=""/>
-                <o:lock v:ext="edit" aspectratio="f"/>
-                <v:textbox>
-                  <w:txbxContent>
-                    <w:p>
-                      <w:pPr>
-                        <w:spacing w:after="0" w:line="240" w:lineRule="auto"/>
-                        <w:jc w:val="center"/>
-                        <w:rPr>
-                          <w:rFonts w:hint="default" w:ascii="Arial" w:hAnsi="Arial" w:eastAsia="Times New Roman" w:cs="Arial"/>
-                          <w:b/>
-                          <w:bCs/>
-                          <w:color w:val="000000"/>
-                          <w:sz w:val="28"/>
-                          <w:szCs w:val="28"/>
-                          <w:lang w:val="en-US"/>
-                        </w:rPr>
-                      </w:pPr>
-                      <w:r>
-                        <w:rPr>
-                          <w:rFonts w:hint="default" w:ascii="Arial" w:hAnsi="Arial" w:eastAsia="Times New Roman" w:cs="Arial"/>
-                          <w:b/>
-                          <w:bCs/>
-                          <w:color w:val="000000"/>
-                          <w:sz w:val="28"/>
-                          <w:szCs w:val="28"/>
-                          <w:lang w:val="en-US"/>
-                        </w:rPr>
-                        <w:t>CONTROL NO. R10-STN5-{CONTROL_NUMBER}</w:t>
-                      </w:r>
-                    </w:p>
-                  </w:txbxContent>
-                </v:textbox>
-              </v:shape>
-            </w:pict>
-          </mc:Fallback>
-        </mc:AlternateContent>
-      </w:r>
       <w:r>
         <w:rPr>
           <w:rFonts w:ascii="Arial" w:hAnsi="Arial" w:cs="Arial"/>
@@ -554,10 +414,10 @@
               <wp:anchor distT="0" distB="0" distL="114300" distR="114300" simplePos="0" relativeHeight="251669504" behindDoc="0" locked="0" layoutInCell="1" allowOverlap="1">
                 <wp:simplePos x="0" y="0"/>
                 <wp:positionH relativeFrom="column">
-                  <wp:posOffset>4009390</wp:posOffset>
+                  <wp:posOffset>4145915</wp:posOffset>
                 </wp:positionH>
                 <wp:positionV relativeFrom="paragraph">
-                  <wp:posOffset>165100</wp:posOffset>
+                  <wp:posOffset>143510</wp:posOffset>
                 </wp:positionV>
                 <wp:extent cx="2050415" cy="342900"/>
                 <wp:effectExtent l="0" t="0" r="0" b="0"/>
@@ -634,7 +494,7 @@
           </mc:Choice>
           <mc:Fallback>
             <w:pict>
-              <v:shape id="_x0000_s1026" o:spid="_x0000_s1026" o:spt="202" type="#_x0000_t202" style="position:absolute;left:0pt;margin-left:315.7pt;margin-top:13pt;height:27pt;width:161.45pt;z-index:251669504;mso-width-relative:page;mso-height-relative:page;" filled="f" stroked="f" coordsize="21600,21600" o:gfxdata="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">
+              <v:shape id="_x0000_s1026" o:spid="_x0000_s1026" o:spt="202" type="#_x0000_t202" style="position:absolute;left:0pt;margin-left:326.45pt;margin-top:11.3pt;height:27pt;width:161.45pt;z-index:251669504;mso-width-relative:page;mso-height-relative:page;" filled="f" stroked="f" coordsize="21600,21600" o:gfxdata="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">
                 <v:fill on="f" focussize="0,0"/>
                 <v:stroke on="f" weight="0.5pt"/>
                 <v:imagedata o:title=""/>
@@ -671,24 +531,149 @@
           </mc:Fallback>
         </mc:AlternateContent>
       </w:r>
-    </w:p>
-    <w:p>
-      <w:pPr>
-        <w:spacing w:after="0"/>
-        <w:ind w:left="3600" w:firstLine="720"/>
-        <w:jc w:val="center"/>
+      <w:r>
         <w:rPr>
           <w:rFonts w:ascii="Arial" w:hAnsi="Arial" w:cs="Arial"/>
           <w:sz w:val="24"/>
           <w:szCs w:val="24"/>
-        </w:rPr>
-      </w:pPr>
+          <w:lang w:val="en-US" w:eastAsia="en-US"/>
+        </w:rPr>
+        <mc:AlternateContent>
+          <mc:Choice Requires="wps">
+            <w:drawing>
+              <wp:anchor distT="0" distB="0" distL="114300" distR="114300" simplePos="0" relativeHeight="251670528" behindDoc="0" locked="0" layoutInCell="1" allowOverlap="1">
+                <wp:simplePos x="0" y="0"/>
+                <wp:positionH relativeFrom="column">
+                  <wp:posOffset>1142365</wp:posOffset>
+                </wp:positionH>
+                <wp:positionV relativeFrom="paragraph">
+                  <wp:posOffset>133985</wp:posOffset>
+                </wp:positionV>
+                <wp:extent cx="3082290" cy="342900"/>
+                <wp:effectExtent l="0" t="0" r="0" b="0"/>
+                <wp:wrapNone/>
+                <wp:docPr id="16" name="Text Box 16"/>
+                <wp:cNvGraphicFramePr/>
+                <a:graphic xmlns:a="http://schemas.openxmlformats.org/drawingml/2006/main">
+                  <a:graphicData uri="http://schemas.microsoft.com/office/word/2010/wordprocessingShape">
+                    <wps:wsp>
+                      <wps:cNvSpPr txBox="1"/>
+                      <wps:spPr>
+                        <a:xfrm>
+                          <a:off x="0" y="0"/>
+                          <a:ext cx="3082290" cy="342900"/>
+                        </a:xfrm>
+                        <a:prstGeom prst="rect">
+                          <a:avLst/>
+                        </a:prstGeom>
+                        <a:noFill/>
+                        <a:ln w="6350">
+                          <a:noFill/>
+                        </a:ln>
+                        <a:effectLst/>
+                      </wps:spPr>
+                      <wps:style>
+                        <a:lnRef idx="0">
+                          <a:schemeClr val="accent1"/>
+                        </a:lnRef>
+                        <a:fillRef idx="0">
+                          <a:schemeClr val="accent1"/>
+                        </a:fillRef>
+                        <a:effectRef idx="0">
+                          <a:schemeClr val="accent1"/>
+                        </a:effectRef>
+                        <a:fontRef idx="minor">
+                          <a:schemeClr val="dk1"/>
+                        </a:fontRef>
+                      </wps:style>
+                      <wps:txbx>
+                        <w:txbxContent>
+                          <w:p>
+                            <w:pPr>
+                              <w:spacing w:after="0" w:line="240" w:lineRule="auto"/>
+                              <w:jc w:val="center"/>
+                              <w:rPr>
+                                <w:rFonts w:hint="default" w:ascii="Arial" w:hAnsi="Arial" w:eastAsia="Times New Roman" w:cs="Arial"/>
+                                <w:b/>
+                                <w:bCs/>
+                                <w:color w:val="000000"/>
+                                <w:sz w:val="28"/>
+                                <w:szCs w:val="28"/>
+                                <w:lang w:val="en-US"/>
+                              </w:rPr>
+                            </w:pPr>
+                            <w:r>
+                              <w:rPr>
+                                <w:rFonts w:hint="default" w:ascii="Arial" w:hAnsi="Arial" w:eastAsia="Times New Roman" w:cs="Arial"/>
+                                <w:b/>
+                                <w:bCs/>
+                                <w:color w:val="000000"/>
+                                <w:sz w:val="28"/>
+                                <w:szCs w:val="28"/>
+                                <w:lang w:val="en-US"/>
+                              </w:rPr>
+                              <w:t xml:space="preserve"> R10-STN5-{CONTROL_NUMBER}</w:t>
+                            </w:r>
+                          </w:p>
+                        </w:txbxContent>
+                      </wps:txbx>
+                      <wps:bodyPr rot="0" spcFirstLastPara="0" vertOverflow="overflow" horzOverflow="overflow" vert="horz" wrap="square" lIns="91440" tIns="45720" rIns="91440" bIns="45720" numCol="1" spcCol="0" rtlCol="0" fromWordArt="0" anchor="t" anchorCtr="0" forceAA="0" compatLnSpc="1">
+                        <a:noAutofit/>
+                      </wps:bodyPr>
+                    </wps:wsp>
+                  </a:graphicData>
+                </a:graphic>
+              </wp:anchor>
+            </w:drawing>
+          </mc:Choice>
+          <mc:Fallback>
+            <w:pict>
+              <v:shape id="_x0000_s1026" o:spid="_x0000_s1026" o:spt="202" type="#_x0000_t202" style="position:absolute;left:0pt;margin-left:89.95pt;margin-top:10.55pt;height:27pt;width:242.7pt;z-index:251670528;mso-width-relative:page;mso-height-relative:page;" filled="f" stroked="f" coordsize="21600,21600" o:gfxdata="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">
+                <v:fill on="f" focussize="0,0"/>
+                <v:stroke on="f" weight="0.5pt"/>
+                <v:imagedata o:title=""/>
+                <o:lock v:ext="edit" aspectratio="f"/>
+                <v:textbox>
+                  <w:txbxContent>
+                    <w:p>
+                      <w:pPr>
+                        <w:spacing w:after="0" w:line="240" w:lineRule="auto"/>
+                        <w:jc w:val="center"/>
+                        <w:rPr>
+                          <w:rFonts w:hint="default" w:ascii="Arial" w:hAnsi="Arial" w:eastAsia="Times New Roman" w:cs="Arial"/>
+                          <w:b/>
+                          <w:bCs/>
+                          <w:color w:val="000000"/>
+                          <w:sz w:val="28"/>
+                          <w:szCs w:val="28"/>
+                          <w:lang w:val="en-US"/>
+                        </w:rPr>
+                      </w:pPr>
+                      <w:r>
+                        <w:rPr>
+                          <w:rFonts w:hint="default" w:ascii="Arial" w:hAnsi="Arial" w:eastAsia="Times New Roman" w:cs="Arial"/>
+                          <w:b/>
+                          <w:bCs/>
+                          <w:color w:val="000000"/>
+                          <w:sz w:val="28"/>
+                          <w:szCs w:val="28"/>
+                          <w:lang w:val="en-US"/>
+                        </w:rPr>
+                        <w:t xml:space="preserve"> R10-STN5-{CONTROL_NUMBER}</w:t>
+                      </w:r>
+                    </w:p>
+                  </w:txbxContent>
+                </v:textbox>
+              </v:shape>
+            </w:pict>
+          </mc:Fallback>
+        </mc:AlternateContent>
+      </w:r>
     </w:p>
     <w:p>
       <w:pPr>
         <w:spacing w:after="0"/>
-        <w:ind w:left="3600" w:firstLine="720"/>
-        <w:jc w:val="center"/>
+        <w:jc w:val="both"/>
         <w:rPr>
           <w:rFonts w:ascii="Arial" w:hAnsi="Arial" w:cs="Arial"/>
           <w:sz w:val="24"/>
@@ -706,10 +691,10 @@
               <wp:anchor distT="0" distB="0" distL="114300" distR="114300" simplePos="0" relativeHeight="251672576" behindDoc="0" locked="0" layoutInCell="1" allowOverlap="1">
                 <wp:simplePos x="0" y="0"/>
                 <wp:positionH relativeFrom="column">
-                  <wp:posOffset>4111625</wp:posOffset>
+                  <wp:posOffset>4233545</wp:posOffset>
                 </wp:positionH>
                 <wp:positionV relativeFrom="paragraph">
-                  <wp:posOffset>635</wp:posOffset>
+                  <wp:posOffset>184785</wp:posOffset>
                 </wp:positionV>
                 <wp:extent cx="1836420" cy="3810"/>
                 <wp:effectExtent l="0" t="0" r="0" b="0"/>
@@ -752,7 +737,7 @@
           </mc:Choice>
           <mc:Fallback>
             <w:pict>
-              <v:line id="_x0000_s1026" o:spid="_x0000_s1026" o:spt="20" style="position:absolute;left:0pt;margin-left:323.75pt;margin-top:0.05pt;height:0.3pt;width:144.6pt;z-index:251672576;mso-width-relative:page;mso-height-relative:page;" filled="f" stroked="t" coordsize="21600,21600" o:gfxdata="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">
+              <v:line id="_x0000_s1026" o:spid="_x0000_s1026" o:spt="20" style="position:absolute;left:0pt;margin-left:333.35pt;margin-top:14.55pt;height:0.3pt;width:144.6pt;z-index:251672576;mso-width-relative:page;mso-height-relative:page;" filled="f" stroked="t" coordsize="21600,21600" o:gfxdata="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">
                 <v:fill on="f" focussize="0,0"/>
                 <v:stroke color="#000000 [3200]" joinstyle="round"/>
                 <v:imagedata o:title=""/>
@@ -773,10 +758,10 @@
               <wp:anchor distT="0" distB="0" distL="114300" distR="114300" simplePos="0" relativeHeight="251671552" behindDoc="0" locked="0" layoutInCell="1" allowOverlap="1">
                 <wp:simplePos x="0" y="0"/>
                 <wp:positionH relativeFrom="column">
-                  <wp:posOffset>1200785</wp:posOffset>
+                  <wp:posOffset>1256665</wp:posOffset>
                 </wp:positionH>
                 <wp:positionV relativeFrom="paragraph">
-                  <wp:posOffset>20320</wp:posOffset>
+                  <wp:posOffset>189230</wp:posOffset>
                 </wp:positionV>
                 <wp:extent cx="2336165" cy="10160"/>
                 <wp:effectExtent l="0" t="4445" r="6985" b="13970"/>
@@ -819,7 +804,7 @@
           </mc:Choice>
           <mc:Fallback>
             <w:pict>
-              <v:line id="_x0000_s1026" o:spid="_x0000_s1026" o:spt="20" style="position:absolute;left:0pt;margin-left:94.55pt;margin-top:1.6pt;height:0.8pt;width:183.95pt;z-index:251671552;mso-width-relative:page;mso-height-relative:page;" filled="f" stroked="t" coordsize="21600,21600" o:gfxdata="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">
+              <v:line id="_x0000_s1026" o:spid="_x0000_s1026" o:spt="20" style="position:absolute;left:0pt;margin-left:98.95pt;margin-top:14.9pt;height:0.8pt;width:183.95pt;z-index:251671552;mso-width-relative:page;mso-height-relative:page;" filled="f" stroked="t" coordsize="21600,21600" o:gfxdata="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">
                 <v:fill on="f" focussize="0,0"/>
                 <v:stroke color="#000000 [3200]" joinstyle="round"/>
                 <v:imagedata o:title=""/>
@@ -831,19 +816,35 @@
       </w:r>
       <w:r>
         <w:rPr>
+          <w:rFonts w:hint="default" w:ascii="Arial" w:hAnsi="Arial" w:eastAsia="Times New Roman" w:cs="Arial"/>
+          <w:b/>
+          <w:bCs/>
+          <w:color w:val="000000"/>
+          <w:sz w:val="28"/>
+          <w:szCs w:val="28"/>
+          <w:lang w:val="en-US"/>
+        </w:rPr>
+        <w:t>CONTROL NO.</w:t>
+      </w:r>
+    </w:p>
+    <w:p>
+      <w:pPr>
+        <w:spacing w:after="0"/>
+        <w:ind w:left="3600" w:firstLine="720"/>
+        <w:jc w:val="center"/>
+        <w:rPr>
           <w:rFonts w:ascii="Arial" w:hAnsi="Arial" w:cs="Arial"/>
           <w:sz w:val="24"/>
           <w:szCs w:val="24"/>
         </w:rPr>
-        <w:t xml:space="preserve">  </w:t>
-      </w:r>
+      </w:pPr>
       <w:r>
         <w:rPr>
           <w:rFonts w:ascii="Arial" w:hAnsi="Arial" w:cs="Arial"/>
           <w:sz w:val="24"/>
           <w:szCs w:val="24"/>
         </w:rPr>
-        <w:tab/>
+        <w:t xml:space="preserve">  </w:t>
       </w:r>
       <w:r>
         <w:rPr>
@@ -859,8 +860,35 @@
           <w:sz w:val="24"/>
           <w:szCs w:val="24"/>
         </w:rPr>
-        <w:t xml:space="preserve">        Date</w:t>
-      </w:r>
+        <w:tab/>
+      </w:r>
+      <w:r>
+        <w:rPr>
+          <w:rFonts w:ascii="Arial" w:hAnsi="Arial" w:cs="Arial"/>
+          <w:sz w:val="24"/>
+          <w:szCs w:val="24"/>
+        </w:rPr>
+        <w:t xml:space="preserve">        </w:t>
+      </w:r>
+      <w:r>
+        <w:rPr>
+          <w:rFonts w:hint="default" w:ascii="Arial" w:hAnsi="Arial" w:cs="Arial"/>
+          <w:sz w:val="24"/>
+          <w:szCs w:val="24"/>
+          <w:lang w:val="en-US"/>
+        </w:rPr>
+        <w:t xml:space="preserve">     </w:t>
+      </w:r>
+      <w:r>
+        <w:rPr>
+          <w:rFonts w:ascii="Arial" w:hAnsi="Arial" w:cs="Arial"/>
+          <w:sz w:val="24"/>
+          <w:szCs w:val="24"/>
+        </w:rPr>
+        <w:t>Date</w:t>
+      </w:r>
+      <w:bookmarkStart w:id="0" w:name="_GoBack"/>
+      <w:bookmarkEnd w:id="0"/>
     </w:p>
     <w:p>
       <w:pPr>
@@ -3195,7 +3223,7 @@
           </mc:Choice>
           <mc:Fallback>
             <w:pict>
-              <v:shape id="_x0000_s1026" o:spid="_x0000_s1026" o:spt="202" type="#_x0000_t202" style="position:absolute;left:0pt;margin-left:273.05pt;margin-top:6.15pt;height:27pt;width:197.95pt;z-index:251668480;mso-width-relative:page;mso-height-relative:page;" filled="f" stroked="f" coordsize="21600,21600" o:gfxdata="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">
+              <v:shape id="_x0000_s1026" o:spid="_x0000_s1026" o:spt="202" type="#_x0000_t202" style="position:absolute;left:0pt;margin-left:273.05pt;margin-top:6.15pt;height:27pt;width:197.95pt;z-index:251668480;mso-width-relative:page;mso-height-relative:page;" filled="f" stroked="f" coordsize="21600,21600" o:gfxdata="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">
                 <v:fill on="f" focussize="0,0"/>
                 <v:stroke on="f" weight="0.5pt"/>
                 <v:imagedata o:title=""/>

--- a/templates/FSED-44F-Fire-Drill-Rev02.docx
+++ b/templates/FSED-44F-Fire-Drill-Rev02.docx
@@ -401,6 +401,144 @@
           <w:rFonts w:ascii="Arial" w:hAnsi="Arial" w:cs="Arial"/>
         </w:rPr>
       </w:pPr>
+      <w:r>
+        <w:rPr>
+          <w:rFonts w:ascii="Arial" w:hAnsi="Arial" w:cs="Arial"/>
+          <w:sz w:val="24"/>
+          <w:szCs w:val="24"/>
+          <w:lang w:val="en-US" w:eastAsia="en-US"/>
+        </w:rPr>
+        <mc:AlternateContent>
+          <mc:Choice Requires="wps">
+            <w:drawing>
+              <wp:anchor distT="0" distB="0" distL="114300" distR="114300" simplePos="0" relativeHeight="251670528" behindDoc="0" locked="0" layoutInCell="1" allowOverlap="1">
+                <wp:simplePos x="0" y="0"/>
+                <wp:positionH relativeFrom="column">
+                  <wp:posOffset>1748155</wp:posOffset>
+                </wp:positionH>
+                <wp:positionV relativeFrom="paragraph">
+                  <wp:posOffset>144145</wp:posOffset>
+                </wp:positionV>
+                <wp:extent cx="2740660" cy="342900"/>
+                <wp:effectExtent l="0" t="0" r="0" b="0"/>
+                <wp:wrapNone/>
+                <wp:docPr id="16" name="Text Box 16"/>
+                <wp:cNvGraphicFramePr/>
+                <a:graphic xmlns:a="http://schemas.openxmlformats.org/drawingml/2006/main">
+                  <a:graphicData uri="http://schemas.microsoft.com/office/word/2010/wordprocessingShape">
+                    <wps:wsp>
+                      <wps:cNvSpPr txBox="1"/>
+                      <wps:spPr>
+                        <a:xfrm>
+                          <a:off x="0" y="0"/>
+                          <a:ext cx="2740660" cy="342900"/>
+                        </a:xfrm>
+                        <a:prstGeom prst="rect">
+                          <a:avLst/>
+                        </a:prstGeom>
+                        <a:noFill/>
+                        <a:ln w="6350">
+                          <a:noFill/>
+                        </a:ln>
+                        <a:effectLst/>
+                      </wps:spPr>
+                      <wps:style>
+                        <a:lnRef idx="0">
+                          <a:schemeClr val="accent1"/>
+                        </a:lnRef>
+                        <a:fillRef idx="0">
+                          <a:schemeClr val="accent1"/>
+                        </a:fillRef>
+                        <a:effectRef idx="0">
+                          <a:schemeClr val="accent1"/>
+                        </a:effectRef>
+                        <a:fontRef idx="minor">
+                          <a:schemeClr val="dk1"/>
+                        </a:fontRef>
+                      </wps:style>
+                      <wps:txbx>
+                        <w:txbxContent>
+                          <w:p>
+                            <w:pPr>
+                              <w:spacing w:after="0" w:line="240" w:lineRule="auto"/>
+                              <w:jc w:val="center"/>
+                              <w:rPr>
+                                <w:rFonts w:hint="default" w:ascii="Arial" w:hAnsi="Arial" w:eastAsia="Times New Roman" w:cs="Arial"/>
+                                <w:b/>
+                                <w:bCs/>
+                                <w:color w:val="000000"/>
+                                <w:sz w:val="28"/>
+                                <w:szCs w:val="28"/>
+                                <w:lang w:val="en-US"/>
+                              </w:rPr>
+                            </w:pPr>
+                            <w:r>
+                              <w:rPr>
+                                <w:rFonts w:hint="default" w:ascii="Arial" w:hAnsi="Arial" w:eastAsia="Times New Roman" w:cs="Arial"/>
+                                <w:b/>
+                                <w:bCs/>
+                                <w:color w:val="000000"/>
+                                <w:sz w:val="28"/>
+                                <w:szCs w:val="28"/>
+                                <w:lang w:val="en-US"/>
+                              </w:rPr>
+                              <w:t>{CONTROL_NUMBER}</w:t>
+                            </w:r>
+                          </w:p>
+                        </w:txbxContent>
+                      </wps:txbx>
+                      <wps:bodyPr rot="0" spcFirstLastPara="0" vertOverflow="overflow" horzOverflow="overflow" vert="horz" wrap="square" lIns="91440" tIns="45720" rIns="91440" bIns="45720" numCol="1" spcCol="0" rtlCol="0" fromWordArt="0" anchor="t" anchorCtr="0" forceAA="0" compatLnSpc="1">
+                        <a:noAutofit/>
+                      </wps:bodyPr>
+                    </wps:wsp>
+                  </a:graphicData>
+                </a:graphic>
+              </wp:anchor>
+            </w:drawing>
+          </mc:Choice>
+          <mc:Fallback>
+            <w:pict>
+              <v:shape id="_x0000_s1026" o:spid="_x0000_s1026" o:spt="202" type="#_x0000_t202" style="position:absolute;left:0pt;margin-left:137.65pt;margin-top:11.35pt;height:27pt;width:215.8pt;z-index:251670528;mso-width-relative:page;mso-height-relative:page;" filled="f" stroked="f" coordsize="21600,21600" o:gfxdata="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">
+                <v:fill on="f" focussize="0,0"/>
+                <v:stroke on="f" weight="0.5pt"/>
+                <v:imagedata o:title=""/>
+                <o:lock v:ext="edit" aspectratio="f"/>
+                <v:textbox>
+                  <w:txbxContent>
+                    <w:p>
+                      <w:pPr>
+                        <w:spacing w:after="0" w:line="240" w:lineRule="auto"/>
+                        <w:jc w:val="center"/>
+                        <w:rPr>
+                          <w:rFonts w:hint="default" w:ascii="Arial" w:hAnsi="Arial" w:eastAsia="Times New Roman" w:cs="Arial"/>
+                          <w:b/>
+                          <w:bCs/>
+                          <w:color w:val="000000"/>
+                          <w:sz w:val="28"/>
+                          <w:szCs w:val="28"/>
+                          <w:lang w:val="en-US"/>
+                        </w:rPr>
+                      </w:pPr>
+                      <w:r>
+                        <w:rPr>
+                          <w:rFonts w:hint="default" w:ascii="Arial" w:hAnsi="Arial" w:eastAsia="Times New Roman" w:cs="Arial"/>
+                          <w:b/>
+                          <w:bCs/>
+                          <w:color w:val="000000"/>
+                          <w:sz w:val="28"/>
+                          <w:szCs w:val="28"/>
+                          <w:lang w:val="en-US"/>
+                        </w:rPr>
+                        <w:t>{CONTROL_NUMBER}</w:t>
+                      </w:r>
+                    </w:p>
+                  </w:txbxContent>
+                </v:textbox>
+              </v:shape>
+            </w:pict>
+          </mc:Fallback>
+        </mc:AlternateContent>
+      </w:r>
       <w:r>
         <w:rPr>
           <w:rFonts w:ascii="Arial" w:hAnsi="Arial" w:cs="Arial"/>
@@ -531,144 +669,6 @@
           </mc:Fallback>
         </mc:AlternateContent>
       </w:r>
-      <w:r>
-        <w:rPr>
-          <w:rFonts w:ascii="Arial" w:hAnsi="Arial" w:cs="Arial"/>
-          <w:sz w:val="24"/>
-          <w:szCs w:val="24"/>
-          <w:lang w:val="en-US" w:eastAsia="en-US"/>
-        </w:rPr>
-        <mc:AlternateContent>
-          <mc:Choice Requires="wps">
-            <w:drawing>
-              <wp:anchor distT="0" distB="0" distL="114300" distR="114300" simplePos="0" relativeHeight="251670528" behindDoc="0" locked="0" layoutInCell="1" allowOverlap="1">
-                <wp:simplePos x="0" y="0"/>
-                <wp:positionH relativeFrom="column">
-                  <wp:posOffset>1142365</wp:posOffset>
-                </wp:positionH>
-                <wp:positionV relativeFrom="paragraph">
-                  <wp:posOffset>133985</wp:posOffset>
-                </wp:positionV>
-                <wp:extent cx="3082290" cy="342900"/>
-                <wp:effectExtent l="0" t="0" r="0" b="0"/>
-                <wp:wrapNone/>
-                <wp:docPr id="16" name="Text Box 16"/>
-                <wp:cNvGraphicFramePr/>
-                <a:graphic xmlns:a="http://schemas.openxmlformats.org/drawingml/2006/main">
-                  <a:graphicData uri="http://schemas.microsoft.com/office/word/2010/wordprocessingShape">
-                    <wps:wsp>
-                      <wps:cNvSpPr txBox="1"/>
-                      <wps:spPr>
-                        <a:xfrm>
-                          <a:off x="0" y="0"/>
-                          <a:ext cx="3082290" cy="342900"/>
-                        </a:xfrm>
-                        <a:prstGeom prst="rect">
-                          <a:avLst/>
-                        </a:prstGeom>
-                        <a:noFill/>
-                        <a:ln w="6350">
-                          <a:noFill/>
-                        </a:ln>
-                        <a:effectLst/>
-                      </wps:spPr>
-                      <wps:style>
-                        <a:lnRef idx="0">
-                          <a:schemeClr val="accent1"/>
-                        </a:lnRef>
-                        <a:fillRef idx="0">
-                          <a:schemeClr val="accent1"/>
-                        </a:fillRef>
-                        <a:effectRef idx="0">
-                          <a:schemeClr val="accent1"/>
-                        </a:effectRef>
-                        <a:fontRef idx="minor">
-                          <a:schemeClr val="dk1"/>
-                        </a:fontRef>
-                      </wps:style>
-                      <wps:txbx>
-                        <w:txbxContent>
-                          <w:p>
-                            <w:pPr>
-                              <w:spacing w:after="0" w:line="240" w:lineRule="auto"/>
-                              <w:jc w:val="center"/>
-                              <w:rPr>
-                                <w:rFonts w:hint="default" w:ascii="Arial" w:hAnsi="Arial" w:eastAsia="Times New Roman" w:cs="Arial"/>
-                                <w:b/>
-                                <w:bCs/>
-                                <w:color w:val="000000"/>
-                                <w:sz w:val="28"/>
-                                <w:szCs w:val="28"/>
-                                <w:lang w:val="en-US"/>
-                              </w:rPr>
-                            </w:pPr>
-                            <w:r>
-                              <w:rPr>
-                                <w:rFonts w:hint="default" w:ascii="Arial" w:hAnsi="Arial" w:eastAsia="Times New Roman" w:cs="Arial"/>
-                                <w:b/>
-                                <w:bCs/>
-                                <w:color w:val="000000"/>
-                                <w:sz w:val="28"/>
-                                <w:szCs w:val="28"/>
-                                <w:lang w:val="en-US"/>
-                              </w:rPr>
-                              <w:t xml:space="preserve"> R10-STN5-{CONTROL_NUMBER}</w:t>
-                            </w:r>
-                          </w:p>
-                        </w:txbxContent>
-                      </wps:txbx>
-                      <wps:bodyPr rot="0" spcFirstLastPara="0" vertOverflow="overflow" horzOverflow="overflow" vert="horz" wrap="square" lIns="91440" tIns="45720" rIns="91440" bIns="45720" numCol="1" spcCol="0" rtlCol="0" fromWordArt="0" anchor="t" anchorCtr="0" forceAA="0" compatLnSpc="1">
-                        <a:noAutofit/>
-                      </wps:bodyPr>
-                    </wps:wsp>
-                  </a:graphicData>
-                </a:graphic>
-              </wp:anchor>
-            </w:drawing>
-          </mc:Choice>
-          <mc:Fallback>
-            <w:pict>
-              <v:shape id="_x0000_s1026" o:spid="_x0000_s1026" o:spt="202" type="#_x0000_t202" style="position:absolute;left:0pt;margin-left:89.95pt;margin-top:10.55pt;height:27pt;width:242.7pt;z-index:251670528;mso-width-relative:page;mso-height-relative:page;" filled="f" stroked="f" coordsize="21600,21600" o:gfxdata="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">
-                <v:fill on="f" focussize="0,0"/>
-                <v:stroke on="f" weight="0.5pt"/>
-                <v:imagedata o:title=""/>
-                <o:lock v:ext="edit" aspectratio="f"/>
-                <v:textbox>
-                  <w:txbxContent>
-                    <w:p>
-                      <w:pPr>
-                        <w:spacing w:after="0" w:line="240" w:lineRule="auto"/>
-                        <w:jc w:val="center"/>
-                        <w:rPr>
-                          <w:rFonts w:hint="default" w:ascii="Arial" w:hAnsi="Arial" w:eastAsia="Times New Roman" w:cs="Arial"/>
-                          <w:b/>
-                          <w:bCs/>
-                          <w:color w:val="000000"/>
-                          <w:sz w:val="28"/>
-                          <w:szCs w:val="28"/>
-                          <w:lang w:val="en-US"/>
-                        </w:rPr>
-                      </w:pPr>
-                      <w:r>
-                        <w:rPr>
-                          <w:rFonts w:hint="default" w:ascii="Arial" w:hAnsi="Arial" w:eastAsia="Times New Roman" w:cs="Arial"/>
-                          <w:b/>
-                          <w:bCs/>
-                          <w:color w:val="000000"/>
-                          <w:sz w:val="28"/>
-                          <w:szCs w:val="28"/>
-                          <w:lang w:val="en-US"/>
-                        </w:rPr>
-                        <w:t xml:space="preserve"> R10-STN5-{CONTROL_NUMBER}</w:t>
-                      </w:r>
-                    </w:p>
-                  </w:txbxContent>
-                </v:textbox>
-              </v:shape>
-            </w:pict>
-          </mc:Fallback>
-        </mc:AlternateContent>
-      </w:r>
     </w:p>
     <w:p>
       <w:pPr>
@@ -824,7 +824,7 @@
           <w:szCs w:val="28"/>
           <w:lang w:val="en-US"/>
         </w:rPr>
-        <w:t>CONTROL NO.</w:t>
+        <w:t>CONTROL NO. R10-STN5-</w:t>
       </w:r>
     </w:p>
     <w:p>
@@ -1568,6 +1568,136 @@
           <w:rFonts w:ascii="Arial" w:hAnsi="Arial" w:cs="Arial"/>
         </w:rPr>
       </w:pPr>
+      <w:r>
+        <w:rPr>
+          <w:rFonts w:ascii="Arial" w:hAnsi="Arial" w:cs="Arial"/>
+          <w:sz w:val="24"/>
+          <w:szCs w:val="24"/>
+          <w:lang w:val="en-US" w:eastAsia="en-US"/>
+        </w:rPr>
+        <mc:AlternateContent>
+          <mc:Choice Requires="wps">
+            <w:drawing>
+              <wp:anchor distT="0" distB="0" distL="114300" distR="114300" simplePos="0" relativeHeight="251678720" behindDoc="0" locked="0" layoutInCell="1" allowOverlap="1">
+                <wp:simplePos x="0" y="0"/>
+                <wp:positionH relativeFrom="column">
+                  <wp:posOffset>271780</wp:posOffset>
+                </wp:positionH>
+                <wp:positionV relativeFrom="paragraph">
+                  <wp:posOffset>119380</wp:posOffset>
+                </wp:positionV>
+                <wp:extent cx="6114415" cy="342900"/>
+                <wp:effectExtent l="0" t="0" r="0" b="0"/>
+                <wp:wrapNone/>
+                <wp:docPr id="4" name="Text Box 4"/>
+                <wp:cNvGraphicFramePr/>
+                <a:graphic xmlns:a="http://schemas.openxmlformats.org/drawingml/2006/main">
+                  <a:graphicData uri="http://schemas.microsoft.com/office/word/2010/wordprocessingShape">
+                    <wps:wsp>
+                      <wps:cNvSpPr txBox="1"/>
+                      <wps:spPr>
+                        <a:xfrm>
+                          <a:off x="0" y="0"/>
+                          <a:ext cx="6114415" cy="342900"/>
+                        </a:xfrm>
+                        <a:prstGeom prst="rect">
+                          <a:avLst/>
+                        </a:prstGeom>
+                        <a:noFill/>
+                        <a:ln w="6350">
+                          <a:noFill/>
+                        </a:ln>
+                        <a:effectLst/>
+                      </wps:spPr>
+                      <wps:style>
+                        <a:lnRef idx="0">
+                          <a:schemeClr val="accent1"/>
+                        </a:lnRef>
+                        <a:fillRef idx="0">
+                          <a:schemeClr val="accent1"/>
+                        </a:fillRef>
+                        <a:effectRef idx="0">
+                          <a:schemeClr val="accent1"/>
+                        </a:effectRef>
+                        <a:fontRef idx="minor">
+                          <a:schemeClr val="dk1"/>
+                        </a:fontRef>
+                      </wps:style>
+                      <wps:txbx>
+                        <w:txbxContent>
+                          <w:p>
+                            <w:pPr>
+                              <w:spacing w:after="0" w:line="240" w:lineRule="auto"/>
+                              <w:jc w:val="center"/>
+                              <w:rPr>
+                                <w:rFonts w:hint="default" w:ascii="Calibri" w:hAnsi="Calibri" w:eastAsia="Times New Roman" w:cs="Calibri"/>
+                                <w:color w:val="000000"/>
+                                <w:sz w:val="16"/>
+                                <w:szCs w:val="16"/>
+                                <w:lang w:val="en-US"/>
+                              </w:rPr>
+                            </w:pPr>
+                            <w:r>
+                              <w:rPr>
+                                <w:rFonts w:hint="default" w:ascii="Calibri" w:hAnsi="Calibri" w:eastAsia="Times New Roman" w:cs="Calibri"/>
+                                <w:color w:val="000000"/>
+                                <w:sz w:val="16"/>
+                                <w:szCs w:val="16"/>
+                                <w:lang w:val="en-US"/>
+                              </w:rPr>
+                              <w:t>{OWNER}</w:t>
+                            </w:r>
+                          </w:p>
+                        </w:txbxContent>
+                      </wps:txbx>
+                      <wps:bodyPr rot="0" spcFirstLastPara="0" vertOverflow="overflow" horzOverflow="overflow" vert="horz" wrap="square" lIns="91440" tIns="45720" rIns="91440" bIns="45720" numCol="1" spcCol="0" rtlCol="0" fromWordArt="0" anchor="t" anchorCtr="0" forceAA="0" compatLnSpc="1">
+                        <a:noAutofit/>
+                      </wps:bodyPr>
+                    </wps:wsp>
+                  </a:graphicData>
+                </a:graphic>
+              </wp:anchor>
+            </w:drawing>
+          </mc:Choice>
+          <mc:Fallback>
+            <w:pict>
+              <v:shape id="_x0000_s1026" o:spid="_x0000_s1026" o:spt="202" type="#_x0000_t202" style="position:absolute;left:0pt;margin-left:21.4pt;margin-top:9.4pt;height:27pt;width:481.45pt;z-index:251678720;mso-width-relative:page;mso-height-relative:page;" filled="f" stroked="f" coordsize="21600,21600" o:gfxdata="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">
+                <v:fill on="f" focussize="0,0"/>
+                <v:stroke on="f" weight="0.5pt"/>
+                <v:imagedata o:title=""/>
+                <o:lock v:ext="edit" aspectratio="f"/>
+                <v:textbox>
+                  <w:txbxContent>
+                    <w:p>
+                      <w:pPr>
+                        <w:spacing w:after="0" w:line="240" w:lineRule="auto"/>
+                        <w:jc w:val="center"/>
+                        <w:rPr>
+                          <w:rFonts w:hint="default" w:ascii="Calibri" w:hAnsi="Calibri" w:eastAsia="Times New Roman" w:cs="Calibri"/>
+                          <w:color w:val="000000"/>
+                          <w:sz w:val="16"/>
+                          <w:szCs w:val="16"/>
+                          <w:lang w:val="en-US"/>
+                        </w:rPr>
+                      </w:pPr>
+                      <w:r>
+                        <w:rPr>
+                          <w:rFonts w:hint="default" w:ascii="Calibri" w:hAnsi="Calibri" w:eastAsia="Times New Roman" w:cs="Calibri"/>
+                          <w:color w:val="000000"/>
+                          <w:sz w:val="16"/>
+                          <w:szCs w:val="16"/>
+                          <w:lang w:val="en-US"/>
+                        </w:rPr>
+                        <w:t>{OWNER}</w:t>
+                      </w:r>
+                    </w:p>
+                  </w:txbxContent>
+                </v:textbox>
+              </v:shape>
+            </w:pict>
+          </mc:Fallback>
+        </mc:AlternateContent>
+      </w:r>
     </w:p>
     <w:p>
       <w:pPr>
@@ -1982,6 +2112,136 @@
           <w:rFonts w:ascii="Arial" w:hAnsi="Arial" w:cs="Arial"/>
         </w:rPr>
       </w:pPr>
+      <w:r>
+        <w:rPr>
+          <w:rFonts w:ascii="Arial" w:hAnsi="Arial" w:cs="Arial"/>
+          <w:sz w:val="24"/>
+          <w:szCs w:val="24"/>
+          <w:lang w:val="en-US" w:eastAsia="en-US"/>
+        </w:rPr>
+        <mc:AlternateContent>
+          <mc:Choice Requires="wps">
+            <w:drawing>
+              <wp:anchor distT="0" distB="0" distL="114300" distR="114300" simplePos="0" relativeHeight="251679744" behindDoc="0" locked="0" layoutInCell="1" allowOverlap="1">
+                <wp:simplePos x="0" y="0"/>
+                <wp:positionH relativeFrom="column">
+                  <wp:posOffset>2439670</wp:posOffset>
+                </wp:positionH>
+                <wp:positionV relativeFrom="paragraph">
+                  <wp:posOffset>86360</wp:posOffset>
+                </wp:positionV>
+                <wp:extent cx="2513965" cy="342900"/>
+                <wp:effectExtent l="0" t="0" r="0" b="0"/>
+                <wp:wrapNone/>
+                <wp:docPr id="55" name="Text Box 55"/>
+                <wp:cNvGraphicFramePr/>
+                <a:graphic xmlns:a="http://schemas.openxmlformats.org/drawingml/2006/main">
+                  <a:graphicData uri="http://schemas.microsoft.com/office/word/2010/wordprocessingShape">
+                    <wps:wsp>
+                      <wps:cNvSpPr txBox="1"/>
+                      <wps:spPr>
+                        <a:xfrm>
+                          <a:off x="0" y="0"/>
+                          <a:ext cx="2513965" cy="342900"/>
+                        </a:xfrm>
+                        <a:prstGeom prst="rect">
+                          <a:avLst/>
+                        </a:prstGeom>
+                        <a:noFill/>
+                        <a:ln w="6350">
+                          <a:noFill/>
+                        </a:ln>
+                        <a:effectLst/>
+                      </wps:spPr>
+                      <wps:style>
+                        <a:lnRef idx="0">
+                          <a:schemeClr val="accent1"/>
+                        </a:lnRef>
+                        <a:fillRef idx="0">
+                          <a:schemeClr val="accent1"/>
+                        </a:fillRef>
+                        <a:effectRef idx="0">
+                          <a:schemeClr val="accent1"/>
+                        </a:effectRef>
+                        <a:fontRef idx="minor">
+                          <a:schemeClr val="dk1"/>
+                        </a:fontRef>
+                      </wps:style>
+                      <wps:txbx>
+                        <w:txbxContent>
+                          <w:p>
+                            <w:pPr>
+                              <w:spacing w:after="0" w:line="240" w:lineRule="auto"/>
+                              <w:jc w:val="center"/>
+                              <w:rPr>
+                                <w:rFonts w:hint="default" w:ascii="Arial" w:hAnsi="Arial" w:eastAsia="Times New Roman" w:cs="Arial"/>
+                                <w:color w:val="000000"/>
+                                <w:sz w:val="22"/>
+                                <w:szCs w:val="22"/>
+                                <w:lang w:val="en-US"/>
+                              </w:rPr>
+                            </w:pPr>
+                            <w:r>
+                              <w:rPr>
+                                <w:rFonts w:hint="default" w:ascii="Arial" w:hAnsi="Arial" w:eastAsia="Times New Roman" w:cs="Arial"/>
+                                <w:color w:val="000000"/>
+                                <w:sz w:val="22"/>
+                                <w:szCs w:val="22"/>
+                                <w:lang w:val="en-US"/>
+                              </w:rPr>
+                              <w:t>{CLEARANCE_VALIDITY}.</w:t>
+                            </w:r>
+                          </w:p>
+                        </w:txbxContent>
+                      </wps:txbx>
+                      <wps:bodyPr rot="0" spcFirstLastPara="0" vertOverflow="overflow" horzOverflow="overflow" vert="horz" wrap="square" lIns="91440" tIns="45720" rIns="91440" bIns="45720" numCol="1" spcCol="0" rtlCol="0" fromWordArt="0" anchor="t" anchorCtr="0" forceAA="0" compatLnSpc="1">
+                        <a:noAutofit/>
+                      </wps:bodyPr>
+                    </wps:wsp>
+                  </a:graphicData>
+                </a:graphic>
+              </wp:anchor>
+            </w:drawing>
+          </mc:Choice>
+          <mc:Fallback>
+            <w:pict>
+              <v:shape id="_x0000_s1026" o:spid="_x0000_s1026" o:spt="202" type="#_x0000_t202" style="position:absolute;left:0pt;margin-left:192.1pt;margin-top:6.8pt;height:27pt;width:197.95pt;z-index:251679744;mso-width-relative:page;mso-height-relative:page;" filled="f" stroked="f" coordsize="21600,21600" o:gfxdata="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">
+                <v:fill on="f" focussize="0,0"/>
+                <v:stroke on="f" weight="0.5pt"/>
+                <v:imagedata o:title=""/>
+                <o:lock v:ext="edit" aspectratio="f"/>
+                <v:textbox>
+                  <w:txbxContent>
+                    <w:p>
+                      <w:pPr>
+                        <w:spacing w:after="0" w:line="240" w:lineRule="auto"/>
+                        <w:jc w:val="center"/>
+                        <w:rPr>
+                          <w:rFonts w:hint="default" w:ascii="Arial" w:hAnsi="Arial" w:eastAsia="Times New Roman" w:cs="Arial"/>
+                          <w:color w:val="000000"/>
+                          <w:sz w:val="22"/>
+                          <w:szCs w:val="22"/>
+                          <w:lang w:val="en-US"/>
+                        </w:rPr>
+                      </w:pPr>
+                      <w:r>
+                        <w:rPr>
+                          <w:rFonts w:hint="default" w:ascii="Arial" w:hAnsi="Arial" w:eastAsia="Times New Roman" w:cs="Arial"/>
+                          <w:color w:val="000000"/>
+                          <w:sz w:val="22"/>
+                          <w:szCs w:val="22"/>
+                          <w:lang w:val="en-US"/>
+                        </w:rPr>
+                        <w:t>{CLEARANCE_VALIDITY}.</w:t>
+                      </w:r>
+                    </w:p>
+                  </w:txbxContent>
+                </v:textbox>
+              </v:shape>
+            </w:pict>
+          </mc:Fallback>
+        </mc:AlternateContent>
+      </w:r>
     </w:p>
     <w:p>
       <w:pPr>
@@ -2204,8 +2464,8 @@
                               <w:jc w:val="center"/>
                               <w:rPr>
                                 <w:rFonts w:hint="default" w:ascii="Arial" w:hAnsi="Arial" w:cs="Arial"/>
-                                <w:b/>
-                                <w:bCs/>
+                                <w:b w:val="0"/>
+                                <w:bCs w:val="0"/>
                                 <w:sz w:val="20"/>
                                 <w:szCs w:val="20"/>
                                 <w:u w:val="none"/>
@@ -2215,8 +2475,8 @@
                             <w:r>
                               <w:rPr>
                                 <w:rFonts w:hint="default" w:ascii="Arial" w:hAnsi="Arial" w:cs="Arial"/>
-                                <w:b/>
-                                <w:bCs/>
+                                <w:b w:val="0"/>
+                                <w:bCs w:val="0"/>
                                 <w:sz w:val="20"/>
                                 <w:szCs w:val="20"/>
                                 <w:u w:val="none"/>
@@ -2231,6 +2491,7 @@
                               <w:rPr>
                                 <w:rFonts w:hint="default" w:ascii="Arial" w:hAnsi="Arial" w:cs="Arial"/>
                                 <w:b/>
+                                <w:bCs/>
                                 <w:sz w:val="20"/>
                                 <w:szCs w:val="20"/>
                               </w:rPr>
@@ -2238,10 +2499,12 @@
                             <w:r>
                               <w:rPr>
                                 <w:rFonts w:hint="default" w:ascii="Arial" w:hAnsi="Arial" w:eastAsia="SimSun" w:cs="Arial"/>
+                                <w:b/>
+                                <w:bCs/>
                                 <w:sz w:val="20"/>
                                 <w:szCs w:val="20"/>
                               </w:rPr>
-                              <w:t>{CHIEF_POSITION}</w:t>
+                              <w:t>CHIEF_POSITION</w:t>
                             </w:r>
                           </w:p>
                           <w:p>
@@ -2281,8 +2544,8 @@
                         <w:jc w:val="center"/>
                         <w:rPr>
                           <w:rFonts w:hint="default" w:ascii="Arial" w:hAnsi="Arial" w:cs="Arial"/>
-                          <w:b/>
-                          <w:bCs/>
+                          <w:b w:val="0"/>
+                          <w:bCs w:val="0"/>
                           <w:sz w:val="20"/>
                           <w:szCs w:val="20"/>
                           <w:u w:val="none"/>
@@ -2292,8 +2555,8 @@
                       <w:r>
                         <w:rPr>
                           <w:rFonts w:hint="default" w:ascii="Arial" w:hAnsi="Arial" w:cs="Arial"/>
-                          <w:b/>
-                          <w:bCs/>
+                          <w:b w:val="0"/>
+                          <w:bCs w:val="0"/>
                           <w:sz w:val="20"/>
                           <w:szCs w:val="20"/>
                           <w:u w:val="none"/>
@@ -2308,6 +2571,7 @@
                         <w:rPr>
                           <w:rFonts w:hint="default" w:ascii="Arial" w:hAnsi="Arial" w:cs="Arial"/>
                           <w:b/>
+                          <w:bCs/>
                           <w:sz w:val="20"/>
                           <w:szCs w:val="20"/>
                         </w:rPr>
@@ -2315,10 +2579,12 @@
                       <w:r>
                         <w:rPr>
                           <w:rFonts w:hint="default" w:ascii="Arial" w:hAnsi="Arial" w:eastAsia="SimSun" w:cs="Arial"/>
+                          <w:b/>
+                          <w:bCs/>
                           <w:sz w:val="20"/>
                           <w:szCs w:val="20"/>
                         </w:rPr>
-                        <w:t>{CHIEF_POSITION}</w:t>
+                        <w:t>CHIEF_POSITION</w:t>
                       </w:r>
                     </w:p>
                     <w:p>
@@ -3274,6 +3540,8 @@
         <w:spacing w:after="0" w:line="240" w:lineRule="auto"/>
         <w:rPr>
           <w:rFonts w:ascii="Arial" w:hAnsi="Arial" w:cs="Arial"/>
+          <w:b/>
+          <w:bCs/>
           <w:sz w:val="20"/>
           <w:szCs w:val="20"/>
         </w:rPr>
@@ -3348,12 +3616,16 @@
       <w:r>
         <w:rPr>
           <w:rFonts w:ascii="Arial Narrow" w:hAnsi="Arial Narrow" w:cs="Arial"/>
+          <w:b/>
+          <w:bCs/>
         </w:rPr>
         <w:t xml:space="preserve">                                                                                                                    </w:t>
       </w:r>
       <w:r>
         <w:rPr>
           <w:rFonts w:ascii="Arial" w:hAnsi="Arial" w:cs="Arial"/>
+          <w:b/>
+          <w:bCs/>
           <w:sz w:val="20"/>
           <w:szCs w:val="20"/>
         </w:rPr>

--- a/templates/FSED-44F-Fire-Drill-Rev02.docx
+++ b/templates/FSED-44F-Fire-Drill-Rev02.docx
@@ -498,7 +498,7 @@
           </mc:Choice>
           <mc:Fallback>
             <w:pict>
-              <v:shape id="_x0000_s1026" o:spid="_x0000_s1026" o:spt="202" type="#_x0000_t202" style="position:absolute;left:0pt;margin-left:137.65pt;margin-top:11.35pt;height:27pt;width:215.8pt;z-index:251670528;mso-width-relative:page;mso-height-relative:page;" filled="f" stroked="f" coordsize="21600,21600" o:gfxdata="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">
+              <v:shape id="_x0000_s1026" o:spid="_x0000_s1026" o:spt="202" type="#_x0000_t202" style="position:absolute;left:0pt;margin-left:137.65pt;margin-top:11.35pt;height:27pt;width:215.8pt;z-index:251670528;mso-width-relative:page;mso-height-relative:page;" filled="f" stroked="f" coordsize="21600,21600" o:gfxdata="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">
                 <v:fill on="f" focussize="0,0"/>
                 <v:stroke on="f" weight="0.5pt"/>
                 <v:imagedata o:title=""/>
@@ -887,8 +887,6 @@
         </w:rPr>
         <w:t>Date</w:t>
       </w:r>
-      <w:bookmarkStart w:id="0" w:name="_GoBack"/>
-      <w:bookmarkEnd w:id="0"/>
     </w:p>
     <w:p>
       <w:pPr>
@@ -2504,7 +2502,28 @@
                                 <w:sz w:val="20"/>
                                 <w:szCs w:val="20"/>
                               </w:rPr>
-                              <w:t>CHIEF_POSITION</w:t>
+                              <w:t>CHIEF</w:t>
+                            </w:r>
+                            <w:r>
+                              <w:rPr>
+                                <w:rFonts w:hint="default" w:ascii="Arial" w:hAnsi="Arial" w:eastAsia="SimSun" w:cs="Arial"/>
+                                <w:b/>
+                                <w:bCs/>
+                                <w:sz w:val="20"/>
+                                <w:szCs w:val="20"/>
+                                <w:lang w:val="en-US"/>
+                              </w:rPr>
+                              <w:t xml:space="preserve"> </w:t>
+                            </w:r>
+                            <w:r>
+                              <w:rPr>
+                                <w:rFonts w:hint="default" w:ascii="Arial" w:hAnsi="Arial" w:eastAsia="SimSun" w:cs="Arial"/>
+                                <w:b/>
+                                <w:bCs/>
+                                <w:sz w:val="20"/>
+                                <w:szCs w:val="20"/>
+                              </w:rPr>
+                              <w:t>POSITION</w:t>
                             </w:r>
                           </w:p>
                           <w:p>
@@ -2584,7 +2603,28 @@
                           <w:sz w:val="20"/>
                           <w:szCs w:val="20"/>
                         </w:rPr>
-                        <w:t>CHIEF_POSITION</w:t>
+                        <w:t>CHIEF</w:t>
+                      </w:r>
+                      <w:r>
+                        <w:rPr>
+                          <w:rFonts w:hint="default" w:ascii="Arial" w:hAnsi="Arial" w:eastAsia="SimSun" w:cs="Arial"/>
+                          <w:b/>
+                          <w:bCs/>
+                          <w:sz w:val="20"/>
+                          <w:szCs w:val="20"/>
+                          <w:lang w:val="en-US"/>
+                        </w:rPr>
+                        <w:t xml:space="preserve"> </w:t>
+                      </w:r>
+                      <w:r>
+                        <w:rPr>
+                          <w:rFonts w:hint="default" w:ascii="Arial" w:hAnsi="Arial" w:eastAsia="SimSun" w:cs="Arial"/>
+                          <w:b/>
+                          <w:bCs/>
+                          <w:sz w:val="20"/>
+                          <w:szCs w:val="20"/>
+                        </w:rPr>
+                        <w:t>POSITION</w:t>
                       </w:r>
                     </w:p>
                     <w:p>
@@ -3357,6 +3397,8 @@
         </w:rPr>
         <w:tab/>
       </w:r>
+      <w:bookmarkStart w:id="0" w:name="_GoBack"/>
+      <w:bookmarkEnd w:id="0"/>
       <w:r>
         <w:rPr>
           <w:rFonts w:ascii="Arial Narrow" w:hAnsi="Arial Narrow" w:cs="Arial"/>

--- a/templates/FSED-44F-Fire-Drill-Rev02.docx
+++ b/templates/FSED-44F-Fire-Drill-Rev02.docx
@@ -1576,7 +1576,7 @@
         <mc:AlternateContent>
           <mc:Choice Requires="wps">
             <w:drawing>
-              <wp:anchor distT="0" distB="0" distL="114300" distR="114300" simplePos="0" relativeHeight="251678720" behindDoc="0" locked="0" layoutInCell="1" allowOverlap="1">
+              <wp:anchor distT="0" distB="0" distL="114300" distR="114300" simplePos="0" relativeHeight="251674624" behindDoc="0" locked="0" layoutInCell="1" allowOverlap="1">
                 <wp:simplePos x="0" y="0"/>
                 <wp:positionH relativeFrom="column">
                   <wp:posOffset>271780</wp:posOffset>
@@ -1659,7 +1659,7 @@
           </mc:Choice>
           <mc:Fallback>
             <w:pict>
-              <v:shape id="_x0000_s1026" o:spid="_x0000_s1026" o:spt="202" type="#_x0000_t202" style="position:absolute;left:0pt;margin-left:21.4pt;margin-top:9.4pt;height:27pt;width:481.45pt;z-index:251678720;mso-width-relative:page;mso-height-relative:page;" filled="f" stroked="f" coordsize="21600,21600" o:gfxdata="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">
+              <v:shape id="_x0000_s1026" o:spid="_x0000_s1026" o:spt="202" type="#_x0000_t202" style="position:absolute;left:0pt;margin-left:21.4pt;margin-top:9.4pt;height:27pt;width:481.45pt;z-index:251674624;mso-width-relative:page;mso-height-relative:page;" filled="f" stroked="f" coordsize="21600,21600" o:gfxdata="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">
                 <v:fill on="f" focussize="0,0"/>
                 <v:stroke on="f" weight="0.5pt"/>
                 <v:imagedata o:title=""/>
@@ -2120,7 +2120,7 @@
         <mc:AlternateContent>
           <mc:Choice Requires="wps">
             <w:drawing>
-              <wp:anchor distT="0" distB="0" distL="114300" distR="114300" simplePos="0" relativeHeight="251679744" behindDoc="0" locked="0" layoutInCell="1" allowOverlap="1">
+              <wp:anchor distT="0" distB="0" distL="114300" distR="114300" simplePos="0" relativeHeight="251675648" behindDoc="0" locked="0" layoutInCell="1" allowOverlap="1">
                 <wp:simplePos x="0" y="0"/>
                 <wp:positionH relativeFrom="column">
                   <wp:posOffset>2439670</wp:posOffset>
@@ -2203,7 +2203,7 @@
           </mc:Choice>
           <mc:Fallback>
             <w:pict>
-              <v:shape id="_x0000_s1026" o:spid="_x0000_s1026" o:spt="202" type="#_x0000_t202" style="position:absolute;left:0pt;margin-left:192.1pt;margin-top:6.8pt;height:27pt;width:197.95pt;z-index:251679744;mso-width-relative:page;mso-height-relative:page;" filled="f" stroked="f" coordsize="21600,21600" o:gfxdata="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">
+              <v:shape id="_x0000_s1026" o:spid="_x0000_s1026" o:spt="202" type="#_x0000_t202" style="position:absolute;left:0pt;margin-left:192.1pt;margin-top:6.8pt;height:27pt;width:197.95pt;z-index:251675648;mso-width-relative:page;mso-height-relative:page;" filled="f" stroked="f" coordsize="21600,21600" o:gfxdata="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">
                 <v:fill on="f" focussize="0,0"/>
                 <v:stroke on="f" weight="0.5pt"/>
                 <v:imagedata o:title=""/>
@@ -2325,6 +2325,41 @@
           <w:szCs w:val="20"/>
         </w:rPr>
       </w:pPr>
+      <w:bookmarkStart w:id="0" w:name="_GoBack"/>
+      <w:bookmarkEnd w:id="0"/>
+    </w:p>
+    <w:p>
+      <w:pPr>
+        <w:spacing w:after="0" w:line="240" w:lineRule="auto"/>
+        <w:rPr>
+          <w:rFonts w:ascii="Arial" w:hAnsi="Arial" w:cs="Arial"/>
+          <w:b/>
+          <w:sz w:val="20"/>
+          <w:szCs w:val="20"/>
+        </w:rPr>
+      </w:pPr>
+    </w:p>
+    <w:p>
+      <w:pPr>
+        <w:spacing w:after="0" w:line="240" w:lineRule="auto"/>
+        <w:rPr>
+          <w:rFonts w:ascii="Arial" w:hAnsi="Arial" w:cs="Arial"/>
+          <w:b/>
+          <w:sz w:val="20"/>
+          <w:szCs w:val="20"/>
+        </w:rPr>
+      </w:pPr>
+    </w:p>
+    <w:p>
+      <w:pPr>
+        <w:spacing w:after="0" w:line="240" w:lineRule="auto"/>
+        <w:rPr>
+          <w:rFonts w:ascii="Arial" w:hAnsi="Arial" w:cs="Arial"/>
+          <w:b/>
+          <w:sz w:val="20"/>
+          <w:szCs w:val="20"/>
+        </w:rPr>
+      </w:pPr>
       <w:r>
         <w:rPr>
           <w:rFonts w:ascii="Arial" w:hAnsi="Arial" w:cs="Arial"/>
@@ -2409,13 +2444,13 @@
         <mc:AlternateContent>
           <mc:Choice Requires="wps">
             <w:drawing>
-              <wp:anchor distT="0" distB="0" distL="114300" distR="114300" simplePos="0" relativeHeight="251673600" behindDoc="1" locked="0" layoutInCell="1" allowOverlap="1">
+              <wp:anchor distT="0" distB="0" distL="114300" distR="114300" simplePos="0" relativeHeight="251676672" behindDoc="1" locked="0" layoutInCell="1" allowOverlap="1">
                 <wp:simplePos x="0" y="0"/>
                 <wp:positionH relativeFrom="column">
                   <wp:posOffset>3057525</wp:posOffset>
                 </wp:positionH>
                 <wp:positionV relativeFrom="paragraph">
-                  <wp:posOffset>52705</wp:posOffset>
+                  <wp:posOffset>46990</wp:posOffset>
                 </wp:positionV>
                 <wp:extent cx="3061970" cy="486410"/>
                 <wp:effectExtent l="0" t="0" r="0" b="0"/>
@@ -2550,7 +2585,7 @@
           </mc:Choice>
           <mc:Fallback>
             <w:pict>
-              <v:shape id="_x0000_s1026" o:spid="_x0000_s1026" o:spt="202" type="#_x0000_t202" style="position:absolute;left:0pt;margin-left:240.75pt;margin-top:4.15pt;height:38.3pt;width:241.1pt;z-index:-251642880;mso-width-relative:page;mso-height-relative:page;" filled="f" stroked="f" coordsize="21600,21600" o:gfxdata="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">
+              <v:shape id="_x0000_s1026" o:spid="_x0000_s1026" o:spt="202" type="#_x0000_t202" style="position:absolute;left:0pt;margin-left:240.75pt;margin-top:3.7pt;height:38.3pt;width:241.1pt;z-index:-251639808;mso-width-relative:page;mso-height-relative:page;" filled="f" stroked="f" coordsize="21600,21600" o:gfxdata="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">
                 <v:fill on="f" focussize="0,0"/>
                 <v:stroke on="f" weight="0.5pt"/>
                 <v:imagedata o:title=""/>
@@ -2655,7 +2690,7 @@
         <mc:AlternateContent>
           <mc:Choice Requires="wps">
             <w:drawing>
-              <wp:anchor distT="0" distB="0" distL="114300" distR="114300" simplePos="0" relativeHeight="251674624" behindDoc="0" locked="0" layoutInCell="1" allowOverlap="1">
+              <wp:anchor distT="0" distB="0" distL="114300" distR="114300" simplePos="0" relativeHeight="251677696" behindDoc="0" locked="0" layoutInCell="1" allowOverlap="1">
                 <wp:simplePos x="0" y="0"/>
                 <wp:positionH relativeFrom="column">
                   <wp:posOffset>781050</wp:posOffset>
@@ -2663,8 +2698,8 @@
                 <wp:positionV relativeFrom="paragraph">
                   <wp:posOffset>147955</wp:posOffset>
                 </wp:positionV>
-                <wp:extent cx="1314450" cy="0"/>
-                <wp:effectExtent l="0" t="4445" r="0" b="5080"/>
+                <wp:extent cx="844550" cy="1905"/>
+                <wp:effectExtent l="0" t="0" r="0" b="0"/>
                 <wp:wrapNone/>
                 <wp:docPr id="1694765211" name="Straight Connector 22"/>
                 <wp:cNvGraphicFramePr/>
@@ -2675,7 +2710,7 @@
                       <wps:spPr>
                         <a:xfrm>
                           <a:off x="0" y="0"/>
-                          <a:ext cx="1314450" cy="0"/>
+                          <a:ext cx="844550" cy="1905"/>
                         </a:xfrm>
                         <a:prstGeom prst="line">
                           <a:avLst/>
@@ -2704,7 +2739,7 @@
           </mc:Choice>
           <mc:Fallback>
             <w:pict>
-              <v:line id="Straight Connector 22" o:spid="_x0000_s1026" o:spt="20" style="position:absolute;left:0pt;margin-left:61.5pt;margin-top:11.65pt;height:0pt;width:103.5pt;z-index:251674624;mso-width-relative:page;mso-height-relative:page;" filled="f" stroked="t" coordsize="21600,21600" o:gfxdata="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">
+              <v:line id="Straight Connector 22" o:spid="_x0000_s1026" o:spt="20" style="position:absolute;left:0pt;margin-left:61.5pt;margin-top:11.65pt;height:0.15pt;width:66.5pt;z-index:251677696;mso-width-relative:page;mso-height-relative:page;" filled="f" stroked="t" coordsize="21600,21600" o:gfxdata="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">
                 <v:fill on="f" focussize="0,0"/>
                 <v:stroke color="#000000 [3200]" joinstyle="round"/>
                 <v:imagedata o:title=""/>
@@ -2787,14 +2822,6 @@
           <w:sz w:val="20"/>
           <w:szCs w:val="20"/>
         </w:rPr>
-        <w:tab/>
-      </w:r>
-      <w:r>
-        <w:rPr>
-          <w:rFonts w:ascii="Arial" w:hAnsi="Arial" w:cs="Arial"/>
-          <w:sz w:val="20"/>
-          <w:szCs w:val="20"/>
-        </w:rPr>
         <w:t xml:space="preserve"> </w:t>
       </w:r>
     </w:p>
@@ -2817,7 +2844,7 @@
         <mc:AlternateContent>
           <mc:Choice Requires="wps">
             <w:drawing>
-              <wp:anchor distT="0" distB="0" distL="114300" distR="114300" simplePos="0" relativeHeight="251677696" behindDoc="0" locked="0" layoutInCell="1" allowOverlap="1">
+              <wp:anchor distT="0" distB="0" distL="114300" distR="114300" simplePos="0" relativeHeight="251679744" behindDoc="0" locked="0" layoutInCell="1" allowOverlap="1">
                 <wp:simplePos x="0" y="0"/>
                 <wp:positionH relativeFrom="column">
                   <wp:posOffset>3418840</wp:posOffset>
@@ -2828,7 +2855,7 @@
                 <wp:extent cx="2308225" cy="10795"/>
                 <wp:effectExtent l="0" t="4445" r="15875" b="13335"/>
                 <wp:wrapNone/>
-                <wp:docPr id="19" name="Straight Connector 22"/>
+                <wp:docPr id="14" name="Straight Connector 22"/>
                 <wp:cNvGraphicFramePr/>
                 <a:graphic xmlns:a="http://schemas.openxmlformats.org/drawingml/2006/main">
                   <a:graphicData uri="http://schemas.microsoft.com/office/word/2010/wordprocessingShape">
@@ -2866,7 +2893,7 @@
           </mc:Choice>
           <mc:Fallback>
             <w:pict>
-              <v:line id="Straight Connector 22" o:spid="_x0000_s1026" o:spt="20" style="position:absolute;left:0pt;flip:y;margin-left:269.2pt;margin-top:6.2pt;height:0.85pt;width:181.75pt;z-index:251677696;mso-width-relative:page;mso-height-relative:page;" filled="f" stroked="t" coordsize="21600,21600" o:gfxdata="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">
+              <v:line id="Straight Connector 22" o:spid="_x0000_s1026" o:spt="20" style="position:absolute;left:0pt;flip:y;margin-left:269.2pt;margin-top:6.2pt;height:0.85pt;width:181.75pt;z-index:251679744;mso-width-relative:page;mso-height-relative:page;" filled="f" stroked="t" coordsize="21600,21600" o:gfxdata="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">
                 <v:fill on="f" focussize="0,0"/>
                 <v:stroke color="#000000 [3200]" joinstyle="round"/>
                 <v:imagedata o:title=""/>
@@ -2886,7 +2913,7 @@
         <mc:AlternateContent>
           <mc:Choice Requires="wps">
             <w:drawing>
-              <wp:anchor distT="0" distB="0" distL="114300" distR="114300" simplePos="0" relativeHeight="251675648" behindDoc="0" locked="0" layoutInCell="1" allowOverlap="1">
+              <wp:anchor distT="0" distB="0" distL="114300" distR="114300" simplePos="0" relativeHeight="251678720" behindDoc="0" locked="0" layoutInCell="1" allowOverlap="1">
                 <wp:simplePos x="0" y="0"/>
                 <wp:positionH relativeFrom="column">
                   <wp:posOffset>781050</wp:posOffset>
@@ -2894,8 +2921,8 @@
                 <wp:positionV relativeFrom="paragraph">
                   <wp:posOffset>146050</wp:posOffset>
                 </wp:positionV>
-                <wp:extent cx="1314450" cy="0"/>
-                <wp:effectExtent l="0" t="4445" r="0" b="5080"/>
+                <wp:extent cx="945515" cy="5715"/>
+                <wp:effectExtent l="0" t="0" r="0" b="0"/>
                 <wp:wrapNone/>
                 <wp:docPr id="1094408323" name="Straight Connector 22"/>
                 <wp:cNvGraphicFramePr/>
@@ -2906,7 +2933,7 @@
                       <wps:spPr>
                         <a:xfrm>
                           <a:off x="0" y="0"/>
-                          <a:ext cx="1314450" cy="0"/>
+                          <a:ext cx="945515" cy="5715"/>
                         </a:xfrm>
                         <a:prstGeom prst="line">
                           <a:avLst/>
@@ -2935,7 +2962,7 @@
           </mc:Choice>
           <mc:Fallback>
             <w:pict>
-              <v:line id="Straight Connector 22" o:spid="_x0000_s1026" o:spt="20" style="position:absolute;left:0pt;margin-left:61.5pt;margin-top:11.5pt;height:0pt;width:103.5pt;z-index:251675648;mso-width-relative:page;mso-height-relative:page;" filled="f" stroked="t" coordsize="21600,21600" o:gfxdata="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">
+              <v:line id="Straight Connector 22" o:spid="_x0000_s1026" o:spt="20" style="position:absolute;left:0pt;margin-left:61.5pt;margin-top:11.5pt;height:0.45pt;width:74.45pt;z-index:251678720;mso-width-relative:page;mso-height-relative:page;" filled="f" stroked="t" coordsize="21600,21600" o:gfxdata="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">
                 <v:fill on="f" focussize="0,0"/>
                 <v:stroke color="#000000 [3200]" joinstyle="round"/>
                 <v:imagedata o:title=""/>
@@ -3032,9 +3059,7 @@
       <w:pPr>
         <w:spacing w:after="0" w:line="240" w:lineRule="auto"/>
         <w:rPr>
-          <w:rFonts w:ascii="Arial" w:hAnsi="Arial" w:cs="Arial"/>
-          <w:sz w:val="20"/>
-          <w:szCs w:val="20"/>
+          <w:rFonts w:ascii="Arial Narrow" w:hAnsi="Arial Narrow" w:cs="Arial"/>
         </w:rPr>
       </w:pPr>
       <w:r>
@@ -3111,38 +3136,6 @@
         </w:rPr>
         <w:tab/>
       </w:r>
-      <w:r>
-        <w:rPr>
-          <w:rFonts w:ascii="Arial" w:hAnsi="Arial" w:cs="Arial"/>
-          <w:sz w:val="20"/>
-          <w:szCs w:val="20"/>
-        </w:rPr>
-        <w:tab/>
-      </w:r>
-      <w:r>
-        <w:rPr>
-          <w:rFonts w:ascii="Arial" w:hAnsi="Arial" w:cs="Arial"/>
-          <w:sz w:val="20"/>
-          <w:szCs w:val="20"/>
-        </w:rPr>
-        <w:tab/>
-      </w:r>
-      <w:r>
-        <w:rPr>
-          <w:rFonts w:ascii="Arial" w:hAnsi="Arial" w:cs="Arial"/>
-          <w:sz w:val="20"/>
-          <w:szCs w:val="20"/>
-        </w:rPr>
-        <w:t xml:space="preserve">   </w:t>
-      </w:r>
-    </w:p>
-    <w:p>
-      <w:pPr>
-        <w:spacing w:after="0" w:line="240" w:lineRule="auto"/>
-        <w:rPr>
-          <w:rFonts w:ascii="Arial Narrow" w:hAnsi="Arial Narrow" w:cs="Arial"/>
-        </w:rPr>
-      </w:pPr>
       <w:r>
         <w:rPr>
           <w:rFonts w:ascii="Arial" w:hAnsi="Arial" w:cs="Arial"/>
@@ -3153,7 +3146,7 @@
         <mc:AlternateContent>
           <mc:Choice Requires="wps">
             <w:drawing>
-              <wp:anchor distT="0" distB="0" distL="114300" distR="114300" simplePos="0" relativeHeight="251676672" behindDoc="0" locked="0" layoutInCell="1" allowOverlap="1">
+              <wp:anchor distT="0" distB="0" distL="114300" distR="114300" simplePos="0" relativeHeight="251673600" behindDoc="0" locked="0" layoutInCell="1" allowOverlap="1">
                 <wp:simplePos x="0" y="0"/>
                 <wp:positionH relativeFrom="column">
                   <wp:posOffset>352425</wp:posOffset>
@@ -3202,7 +3195,7 @@
           </mc:Choice>
           <mc:Fallback>
             <w:pict>
-              <v:line id="Straight Connector 22" o:spid="_x0000_s1026" o:spt="20" style="position:absolute;left:0pt;margin-left:27.75pt;margin-top:0.1pt;height:0pt;width:103.5pt;z-index:251676672;mso-width-relative:page;mso-height-relative:page;" filled="f" stroked="t" coordsize="21600,21600" o:gfxdata="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">
+              <v:line id="Straight Connector 22" o:spid="_x0000_s1026" o:spt="20" style="position:absolute;left:0pt;margin-left:27.75pt;margin-top:0.1pt;height:0pt;width:103.5pt;z-index:251673600;mso-width-relative:page;mso-height-relative:page;" filled="f" stroked="t" coordsize="21600,21600" o:gfxdata="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">
                 <v:fill on="f" focussize="0,0"/>
                 <v:stroke color="#000000 [3200]" joinstyle="round"/>
                 <v:imagedata o:title=""/>
@@ -3363,16 +3356,9 @@
       <w:pPr>
         <w:spacing w:after="0" w:line="240" w:lineRule="auto"/>
         <w:rPr>
-          <w:rFonts w:ascii="Arial" w:hAnsi="Arial" w:cs="Arial"/>
-          <w:b/>
-        </w:rPr>
-      </w:pPr>
-      <w:r>
-        <w:rPr>
           <w:rFonts w:ascii="Arial Narrow" w:hAnsi="Arial Narrow" w:cs="Arial"/>
         </w:rPr>
-        <w:tab/>
-      </w:r>
+      </w:pPr>
       <w:r>
         <w:rPr>
           <w:rFonts w:ascii="Arial Narrow" w:hAnsi="Arial Narrow" w:cs="Arial"/>
@@ -3397,8 +3383,6 @@
         </w:rPr>
         <w:tab/>
       </w:r>
-      <w:bookmarkStart w:id="0" w:name="_GoBack"/>
-      <w:bookmarkEnd w:id="0"/>
       <w:r>
         <w:rPr>
           <w:rFonts w:ascii="Arial Narrow" w:hAnsi="Arial Narrow" w:cs="Arial"/>
@@ -3411,6 +3395,21 @@
         </w:rPr>
         <w:tab/>
       </w:r>
+      <w:r>
+        <w:rPr>
+          <w:rFonts w:ascii="Arial Narrow" w:hAnsi="Arial Narrow" w:cs="Arial"/>
+        </w:rPr>
+        <w:tab/>
+      </w:r>
+    </w:p>
+    <w:p>
+      <w:pPr>
+        <w:spacing w:after="0" w:line="240" w:lineRule="auto"/>
+        <w:rPr>
+          <w:rFonts w:ascii="Arial" w:hAnsi="Arial" w:cs="Arial"/>
+          <w:b/>
+        </w:rPr>
+      </w:pPr>
       <w:r>
         <w:rPr>
           <w:rFonts w:ascii="Arial Narrow" w:hAnsi="Arial Narrow" w:cs="Arial"/>

--- a/templates/FSED-44F-Fire-Drill-Rev02.docx
+++ b/templates/FSED-44F-Fire-Drill-Rev02.docx
@@ -274,11 +274,66 @@
     </w:p>
     <w:p>
       <w:pPr>
+        <w:spacing w:after="0"/>
+        <w:jc w:val="center"/>
+        <w:rPr>
+          <w:rFonts w:ascii="Arial" w:hAnsi="Arial" w:cs="Arial"/>
+          <w:sz w:val="24"/>
+          <w:szCs w:val="24"/>
+        </w:rPr>
+      </w:pPr>
+      <w:r>
+        <w:rPr>
+          <w:rFonts w:ascii="Arial" w:hAnsi="Arial" w:cs="Arial"/>
+          <w:sz w:val="24"/>
+          <w:szCs w:val="24"/>
+        </w:rPr>
+        <w:t>Region 10</w:t>
+      </w:r>
+    </w:p>
+    <w:p>
+      <w:pPr>
+        <w:spacing w:after="0"/>
+        <w:jc w:val="center"/>
+        <w:rPr>
+          <w:rFonts w:ascii="Arial" w:hAnsi="Arial" w:cs="Arial"/>
+          <w:sz w:val="24"/>
+          <w:szCs w:val="24"/>
+        </w:rPr>
+      </w:pPr>
+      <w:r>
+        <w:rPr>
+          <w:rFonts w:ascii="Arial" w:hAnsi="Arial" w:cs="Arial"/>
+          <w:b/>
+          <w:sz w:val="24"/>
+          <w:szCs w:val="24"/>
+        </w:rPr>
+        <w:t>CAGAYAN DE ORO CITY FIRE DISTRICT</w:t>
+      </w:r>
+      <w:r>
+        <w:rPr>
+          <w:rFonts w:ascii="Arial" w:hAnsi="Arial" w:cs="Arial"/>
+          <w:b/>
+          <w:sz w:val="24"/>
+          <w:szCs w:val="24"/>
+        </w:rPr>
+        <w:br w:type="textWrapping"/>
+      </w:r>
+      <w:r>
+        <w:rPr>
+          <w:rFonts w:ascii="Arial" w:hAnsi="Arial" w:cs="Arial"/>
+          <w:sz w:val="24"/>
+          <w:szCs w:val="24"/>
+        </w:rPr>
+        <w:t>CAPT. VICENTE ROA ST., COGON, CAGAYAN DE ORO CITY</w:t>
+      </w:r>
+    </w:p>
+    <w:p>
+      <w:pPr>
         <w:pStyle w:val="6"/>
         <w:jc w:val="center"/>
         <w:rPr>
           <w:rFonts w:ascii="Arial" w:hAnsi="Arial" w:cs="Arial"/>
-          <w:b/>
           <w:sz w:val="24"/>
           <w:szCs w:val="24"/>
         </w:rPr>
@@ -289,97 +344,7 @@
           <w:sz w:val="24"/>
           <w:szCs w:val="24"/>
         </w:rPr>
-        <w:t>Region)</w:t>
-      </w:r>
-      <w:r>
-        <w:rPr>
-          <w:rFonts w:ascii="Arial" w:hAnsi="Arial" w:cs="Arial"/>
-          <w:b/>
-          <w:sz w:val="24"/>
-          <w:szCs w:val="24"/>
-        </w:rPr>
-        <w:t xml:space="preserve"> </w:t>
-      </w:r>
-    </w:p>
-    <w:p>
-      <w:pPr>
-        <w:pStyle w:val="6"/>
-        <w:jc w:val="center"/>
-        <w:rPr>
-          <w:rFonts w:ascii="Arial" w:hAnsi="Arial" w:cs="Arial"/>
-          <w:sz w:val="24"/>
-          <w:szCs w:val="24"/>
-        </w:rPr>
-      </w:pPr>
-      <w:r>
-        <w:rPr>
-          <w:rFonts w:ascii="Arial" w:hAnsi="Arial" w:cs="Arial"/>
-          <w:sz w:val="24"/>
-          <w:szCs w:val="24"/>
-        </w:rPr>
-        <w:t>(District/Provincial Office)</w:t>
-      </w:r>
-      <w:r>
-        <w:rPr>
-          <w:rFonts w:ascii="Arial" w:hAnsi="Arial" w:cs="Arial"/>
-          <w:b/>
-          <w:sz w:val="24"/>
-          <w:szCs w:val="24"/>
-        </w:rPr>
-        <w:br w:type="textWrapping"/>
-      </w:r>
-      <w:r>
-        <w:rPr>
-          <w:rFonts w:ascii="Arial" w:hAnsi="Arial" w:cs="Arial"/>
-          <w:sz w:val="24"/>
-          <w:szCs w:val="24"/>
-        </w:rPr>
-        <w:t>(STATION)</w:t>
-      </w:r>
-      <w:r>
-        <w:rPr>
-          <w:rFonts w:ascii="Arial" w:hAnsi="Arial" w:cs="Arial"/>
-          <w:b/>
-          <w:sz w:val="24"/>
-          <w:szCs w:val="24"/>
-        </w:rPr>
-        <w:t xml:space="preserve"> </w:t>
-      </w:r>
-      <w:r>
-        <w:rPr>
-          <w:rFonts w:ascii="Arial" w:hAnsi="Arial" w:cs="Arial"/>
-          <w:b/>
-          <w:sz w:val="24"/>
-          <w:szCs w:val="24"/>
-        </w:rPr>
-        <w:br w:type="textWrapping"/>
-      </w:r>
-      <w:r>
-        <w:rPr>
-          <w:rFonts w:ascii="Arial" w:hAnsi="Arial" w:cs="Arial"/>
-          <w:sz w:val="24"/>
-          <w:szCs w:val="24"/>
-        </w:rPr>
-        <w:t>(Station Address)</w:t>
-      </w:r>
-    </w:p>
-    <w:p>
-      <w:pPr>
-        <w:pStyle w:val="6"/>
-        <w:jc w:val="center"/>
-        <w:rPr>
-          <w:rFonts w:ascii="Arial" w:hAnsi="Arial" w:cs="Arial"/>
-          <w:sz w:val="24"/>
-          <w:szCs w:val="24"/>
-        </w:rPr>
-      </w:pPr>
-      <w:r>
-        <w:rPr>
-          <w:rFonts w:ascii="Arial" w:hAnsi="Arial" w:cs="Arial"/>
-          <w:sz w:val="24"/>
-          <w:szCs w:val="24"/>
-        </w:rPr>
-        <w:t>(Telephone Number/Email Address)</w:t>
+        <w:t>TEL. NO: 881-6621 / 160 / 727580</w:t>
       </w:r>
     </w:p>
     <w:p>
@@ -401,144 +366,6 @@
           <w:rFonts w:ascii="Arial" w:hAnsi="Arial" w:cs="Arial"/>
         </w:rPr>
       </w:pPr>
-      <w:r>
-        <w:rPr>
-          <w:rFonts w:ascii="Arial" w:hAnsi="Arial" w:cs="Arial"/>
-          <w:sz w:val="24"/>
-          <w:szCs w:val="24"/>
-          <w:lang w:val="en-US" w:eastAsia="en-US"/>
-        </w:rPr>
-        <mc:AlternateContent>
-          <mc:Choice Requires="wps">
-            <w:drawing>
-              <wp:anchor distT="0" distB="0" distL="114300" distR="114300" simplePos="0" relativeHeight="251670528" behindDoc="0" locked="0" layoutInCell="1" allowOverlap="1">
-                <wp:simplePos x="0" y="0"/>
-                <wp:positionH relativeFrom="column">
-                  <wp:posOffset>1748155</wp:posOffset>
-                </wp:positionH>
-                <wp:positionV relativeFrom="paragraph">
-                  <wp:posOffset>144145</wp:posOffset>
-                </wp:positionV>
-                <wp:extent cx="2740660" cy="342900"/>
-                <wp:effectExtent l="0" t="0" r="0" b="0"/>
-                <wp:wrapNone/>
-                <wp:docPr id="16" name="Text Box 16"/>
-                <wp:cNvGraphicFramePr/>
-                <a:graphic xmlns:a="http://schemas.openxmlformats.org/drawingml/2006/main">
-                  <a:graphicData uri="http://schemas.microsoft.com/office/word/2010/wordprocessingShape">
-                    <wps:wsp>
-                      <wps:cNvSpPr txBox="1"/>
-                      <wps:spPr>
-                        <a:xfrm>
-                          <a:off x="0" y="0"/>
-                          <a:ext cx="2740660" cy="342900"/>
-                        </a:xfrm>
-                        <a:prstGeom prst="rect">
-                          <a:avLst/>
-                        </a:prstGeom>
-                        <a:noFill/>
-                        <a:ln w="6350">
-                          <a:noFill/>
-                        </a:ln>
-                        <a:effectLst/>
-                      </wps:spPr>
-                      <wps:style>
-                        <a:lnRef idx="0">
-                          <a:schemeClr val="accent1"/>
-                        </a:lnRef>
-                        <a:fillRef idx="0">
-                          <a:schemeClr val="accent1"/>
-                        </a:fillRef>
-                        <a:effectRef idx="0">
-                          <a:schemeClr val="accent1"/>
-                        </a:effectRef>
-                        <a:fontRef idx="minor">
-                          <a:schemeClr val="dk1"/>
-                        </a:fontRef>
-                      </wps:style>
-                      <wps:txbx>
-                        <w:txbxContent>
-                          <w:p>
-                            <w:pPr>
-                              <w:spacing w:after="0" w:line="240" w:lineRule="auto"/>
-                              <w:jc w:val="center"/>
-                              <w:rPr>
-                                <w:rFonts w:hint="default" w:ascii="Arial" w:hAnsi="Arial" w:eastAsia="Times New Roman" w:cs="Arial"/>
-                                <w:b/>
-                                <w:bCs/>
-                                <w:color w:val="000000"/>
-                                <w:sz w:val="28"/>
-                                <w:szCs w:val="28"/>
-                                <w:lang w:val="en-US"/>
-                              </w:rPr>
-                            </w:pPr>
-                            <w:r>
-                              <w:rPr>
-                                <w:rFonts w:hint="default" w:ascii="Arial" w:hAnsi="Arial" w:eastAsia="Times New Roman" w:cs="Arial"/>
-                                <w:b/>
-                                <w:bCs/>
-                                <w:color w:val="000000"/>
-                                <w:sz w:val="28"/>
-                                <w:szCs w:val="28"/>
-                                <w:lang w:val="en-US"/>
-                              </w:rPr>
-                              <w:t>{CONTROL_NUMBER}</w:t>
-                            </w:r>
-                          </w:p>
-                        </w:txbxContent>
-                      </wps:txbx>
-                      <wps:bodyPr rot="0" spcFirstLastPara="0" vertOverflow="overflow" horzOverflow="overflow" vert="horz" wrap="square" lIns="91440" tIns="45720" rIns="91440" bIns="45720" numCol="1" spcCol="0" rtlCol="0" fromWordArt="0" anchor="t" anchorCtr="0" forceAA="0" compatLnSpc="1">
-                        <a:noAutofit/>
-                      </wps:bodyPr>
-                    </wps:wsp>
-                  </a:graphicData>
-                </a:graphic>
-              </wp:anchor>
-            </w:drawing>
-          </mc:Choice>
-          <mc:Fallback>
-            <w:pict>
-              <v:shape id="_x0000_s1026" o:spid="_x0000_s1026" o:spt="202" type="#_x0000_t202" style="position:absolute;left:0pt;margin-left:137.65pt;margin-top:11.35pt;height:27pt;width:215.8pt;z-index:251670528;mso-width-relative:page;mso-height-relative:page;" filled="f" stroked="f" coordsize="21600,21600" o:gfxdata="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">
-                <v:fill on="f" focussize="0,0"/>
-                <v:stroke on="f" weight="0.5pt"/>
-                <v:imagedata o:title=""/>
-                <o:lock v:ext="edit" aspectratio="f"/>
-                <v:textbox>
-                  <w:txbxContent>
-                    <w:p>
-                      <w:pPr>
-                        <w:spacing w:after="0" w:line="240" w:lineRule="auto"/>
-                        <w:jc w:val="center"/>
-                        <w:rPr>
-                          <w:rFonts w:hint="default" w:ascii="Arial" w:hAnsi="Arial" w:eastAsia="Times New Roman" w:cs="Arial"/>
-                          <w:b/>
-                          <w:bCs/>
-                          <w:color w:val="000000"/>
-                          <w:sz w:val="28"/>
-                          <w:szCs w:val="28"/>
-                          <w:lang w:val="en-US"/>
-                        </w:rPr>
-                      </w:pPr>
-                      <w:r>
-                        <w:rPr>
-                          <w:rFonts w:hint="default" w:ascii="Arial" w:hAnsi="Arial" w:eastAsia="Times New Roman" w:cs="Arial"/>
-                          <w:b/>
-                          <w:bCs/>
-                          <w:color w:val="000000"/>
-                          <w:sz w:val="28"/>
-                          <w:szCs w:val="28"/>
-                          <w:lang w:val="en-US"/>
-                        </w:rPr>
-                        <w:t>{CONTROL_NUMBER}</w:t>
-                      </w:r>
-                    </w:p>
-                  </w:txbxContent>
-                </v:textbox>
-              </v:shape>
-            </w:pict>
-          </mc:Fallback>
-        </mc:AlternateContent>
-      </w:r>
       <w:r>
         <w:rPr>
           <w:rFonts w:ascii="Arial" w:hAnsi="Arial" w:cs="Arial"/>
@@ -688,7 +515,74 @@
         <mc:AlternateContent>
           <mc:Choice Requires="wps">
             <w:drawing>
-              <wp:anchor distT="0" distB="0" distL="114300" distR="114300" simplePos="0" relativeHeight="251672576" behindDoc="0" locked="0" layoutInCell="1" allowOverlap="1">
+              <wp:anchor distT="0" distB="0" distL="114300" distR="114300" simplePos="0" relativeHeight="251678720" behindDoc="0" locked="0" layoutInCell="1" allowOverlap="1">
+                <wp:simplePos x="0" y="0"/>
+                <wp:positionH relativeFrom="column">
+                  <wp:posOffset>1275715</wp:posOffset>
+                </wp:positionH>
+                <wp:positionV relativeFrom="paragraph">
+                  <wp:posOffset>182880</wp:posOffset>
+                </wp:positionV>
+                <wp:extent cx="742315" cy="2540"/>
+                <wp:effectExtent l="0" t="0" r="0" b="0"/>
+                <wp:wrapNone/>
+                <wp:docPr id="18" name="Straight Connector 18"/>
+                <wp:cNvGraphicFramePr/>
+                <a:graphic xmlns:a="http://schemas.openxmlformats.org/drawingml/2006/main">
+                  <a:graphicData uri="http://schemas.microsoft.com/office/word/2010/wordprocessingShape">
+                    <wps:wsp>
+                      <wps:cNvCnPr/>
+                      <wps:spPr>
+                        <a:xfrm>
+                          <a:off x="0" y="0"/>
+                          <a:ext cx="742315" cy="2540"/>
+                        </a:xfrm>
+                        <a:prstGeom prst="line">
+                          <a:avLst/>
+                        </a:prstGeom>
+                      </wps:spPr>
+                      <wps:style>
+                        <a:lnRef idx="1">
+                          <a:schemeClr val="dk1"/>
+                        </a:lnRef>
+                        <a:fillRef idx="0">
+                          <a:schemeClr val="dk1"/>
+                        </a:fillRef>
+                        <a:effectRef idx="0">
+                          <a:schemeClr val="dk1"/>
+                        </a:effectRef>
+                        <a:fontRef idx="minor">
+                          <a:schemeClr val="tx1"/>
+                        </a:fontRef>
+                      </wps:style>
+                      <wps:bodyPr/>
+                    </wps:wsp>
+                  </a:graphicData>
+                </a:graphic>
+              </wp:anchor>
+            </w:drawing>
+          </mc:Choice>
+          <mc:Fallback>
+            <w:pict>
+              <v:line id="_x0000_s1026" o:spid="_x0000_s1026" o:spt="20" style="position:absolute;left:0pt;margin-left:100.45pt;margin-top:14.4pt;height:0.2pt;width:58.45pt;z-index:251678720;mso-width-relative:page;mso-height-relative:page;" filled="f" stroked="t" coordsize="21600,21600" o:gfxdata="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">
+                <v:fill on="f" focussize="0,0"/>
+                <v:stroke color="#000000 [3200]" joinstyle="round"/>
+                <v:imagedata o:title=""/>
+                <o:lock v:ext="edit" aspectratio="f"/>
+              </v:line>
+            </w:pict>
+          </mc:Fallback>
+        </mc:AlternateContent>
+      </w:r>
+      <w:r>
+        <w:rPr>
+          <w:rFonts w:ascii="Arial" w:hAnsi="Arial" w:cs="Arial"/>
+          <w:lang w:val="en-US" w:eastAsia="en-US"/>
+        </w:rPr>
+        <mc:AlternateContent>
+          <mc:Choice Requires="wps">
+            <w:drawing>
+              <wp:anchor distT="0" distB="0" distL="114300" distR="114300" simplePos="0" relativeHeight="251670528" behindDoc="0" locked="0" layoutInCell="1" allowOverlap="1">
                 <wp:simplePos x="0" y="0"/>
                 <wp:positionH relativeFrom="column">
                   <wp:posOffset>4233545</wp:posOffset>
@@ -737,7 +631,7 @@
           </mc:Choice>
           <mc:Fallback>
             <w:pict>
-              <v:line id="_x0000_s1026" o:spid="_x0000_s1026" o:spt="20" style="position:absolute;left:0pt;margin-left:333.35pt;margin-top:14.55pt;height:0.3pt;width:144.6pt;z-index:251672576;mso-width-relative:page;mso-height-relative:page;" filled="f" stroked="t" coordsize="21600,21600" o:gfxdata="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">
+              <v:line id="_x0000_s1026" o:spid="_x0000_s1026" o:spt="20" style="position:absolute;left:0pt;margin-left:333.35pt;margin-top:14.55pt;height:0.3pt;width:144.6pt;z-index:251670528;mso-width-relative:page;mso-height-relative:page;" filled="f" stroked="t" coordsize="21600,21600" o:gfxdata="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">
                 <v:fill on="f" focussize="0,0"/>
                 <v:stroke color="#000000 [3200]" joinstyle="round"/>
                 <v:imagedata o:title=""/>
@@ -749,73 +643,6 @@
       </w:r>
       <w:r>
         <w:rPr>
-          <w:rFonts w:ascii="Arial" w:hAnsi="Arial" w:cs="Arial"/>
-          <w:lang w:val="en-US" w:eastAsia="en-US"/>
-        </w:rPr>
-        <mc:AlternateContent>
-          <mc:Choice Requires="wps">
-            <w:drawing>
-              <wp:anchor distT="0" distB="0" distL="114300" distR="114300" simplePos="0" relativeHeight="251671552" behindDoc="0" locked="0" layoutInCell="1" allowOverlap="1">
-                <wp:simplePos x="0" y="0"/>
-                <wp:positionH relativeFrom="column">
-                  <wp:posOffset>1256665</wp:posOffset>
-                </wp:positionH>
-                <wp:positionV relativeFrom="paragraph">
-                  <wp:posOffset>189230</wp:posOffset>
-                </wp:positionV>
-                <wp:extent cx="2336165" cy="10160"/>
-                <wp:effectExtent l="0" t="4445" r="6985" b="13970"/>
-                <wp:wrapNone/>
-                <wp:docPr id="11" name="Straight Connector 11"/>
-                <wp:cNvGraphicFramePr/>
-                <a:graphic xmlns:a="http://schemas.openxmlformats.org/drawingml/2006/main">
-                  <a:graphicData uri="http://schemas.microsoft.com/office/word/2010/wordprocessingShape">
-                    <wps:wsp>
-                      <wps:cNvCnPr/>
-                      <wps:spPr>
-                        <a:xfrm>
-                          <a:off x="0" y="0"/>
-                          <a:ext cx="2336165" cy="10160"/>
-                        </a:xfrm>
-                        <a:prstGeom prst="line">
-                          <a:avLst/>
-                        </a:prstGeom>
-                      </wps:spPr>
-                      <wps:style>
-                        <a:lnRef idx="1">
-                          <a:schemeClr val="dk1"/>
-                        </a:lnRef>
-                        <a:fillRef idx="0">
-                          <a:schemeClr val="dk1"/>
-                        </a:fillRef>
-                        <a:effectRef idx="0">
-                          <a:schemeClr val="dk1"/>
-                        </a:effectRef>
-                        <a:fontRef idx="minor">
-                          <a:schemeClr val="tx1"/>
-                        </a:fontRef>
-                      </wps:style>
-                      <wps:bodyPr/>
-                    </wps:wsp>
-                  </a:graphicData>
-                </a:graphic>
-              </wp:anchor>
-            </w:drawing>
-          </mc:Choice>
-          <mc:Fallback>
-            <w:pict>
-              <v:line id="_x0000_s1026" o:spid="_x0000_s1026" o:spt="20" style="position:absolute;left:0pt;margin-left:98.95pt;margin-top:14.9pt;height:0.8pt;width:183.95pt;z-index:251671552;mso-width-relative:page;mso-height-relative:page;" filled="f" stroked="t" coordsize="21600,21600" o:gfxdata="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">
-                <v:fill on="f" focussize="0,0"/>
-                <v:stroke color="#000000 [3200]" joinstyle="round"/>
-                <v:imagedata o:title=""/>
-                <o:lock v:ext="edit" aspectratio="f"/>
-              </v:line>
-            </w:pict>
-          </mc:Fallback>
-        </mc:AlternateContent>
-      </w:r>
-      <w:r>
-        <w:rPr>
           <w:rFonts w:hint="default" w:ascii="Arial" w:hAnsi="Arial" w:eastAsia="Times New Roman" w:cs="Arial"/>
           <w:b/>
           <w:bCs/>
@@ -824,7 +651,35 @@
           <w:szCs w:val="28"/>
           <w:lang w:val="en-US"/>
         </w:rPr>
-        <w:t>CONTROL NO. R10-STN5-</w:t>
+        <w:t xml:space="preserve">CONTROL NO. </w:t>
+      </w:r>
+      <w:r>
+        <w:rPr>
+          <w:rFonts w:hint="default" w:ascii="Arial Narrow" w:hAnsi="Arial Narrow" w:eastAsia="Times New Roman" w:cs="Arial Narrow"/>
+          <w:b/>
+          <w:bCs/>
+          <w:color w:val="000000"/>
+          <w:sz w:val="28"/>
+          <w:szCs w:val="28"/>
+          <w:lang w:val="en-US"/>
+        </w:rPr>
+        <w:t>R10-COFD</w:t>
+      </w:r>
+      <w:r>
+        <w:rPr>
+          <w:rFonts w:ascii="Arial" w:hAnsi="Arial" w:cs="Arial"/>
+          <w:color w:val="FF0000"/>
+          <w:sz w:val="32"/>
+          <w:szCs w:val="32"/>
+          <w:u w:val="single"/>
+        </w:rPr>
+        <w:t xml:space="preserve"> </w:t>
+      </w:r>
+      <w:r>
+        <w:rPr>
+          <w:rFonts w:ascii="Arial Narrow" w:hAnsi="Arial Narrow" w:cs="Arial"/>
+        </w:rPr>
+        <w:t xml:space="preserve">            </w:t>
       </w:r>
     </w:p>
     <w:p>
@@ -1576,7 +1431,7 @@
         <mc:AlternateContent>
           <mc:Choice Requires="wps">
             <w:drawing>
-              <wp:anchor distT="0" distB="0" distL="114300" distR="114300" simplePos="0" relativeHeight="251674624" behindDoc="0" locked="0" layoutInCell="1" allowOverlap="1">
+              <wp:anchor distT="0" distB="0" distL="114300" distR="114300" simplePos="0" relativeHeight="251671552" behindDoc="0" locked="0" layoutInCell="1" allowOverlap="1">
                 <wp:simplePos x="0" y="0"/>
                 <wp:positionH relativeFrom="column">
                   <wp:posOffset>271780</wp:posOffset>
@@ -1659,7 +1514,7 @@
           </mc:Choice>
           <mc:Fallback>
             <w:pict>
-              <v:shape id="_x0000_s1026" o:spid="_x0000_s1026" o:spt="202" type="#_x0000_t202" style="position:absolute;left:0pt;margin-left:21.4pt;margin-top:9.4pt;height:27pt;width:481.45pt;z-index:251674624;mso-width-relative:page;mso-height-relative:page;" filled="f" stroked="f" coordsize="21600,21600" o:gfxdata="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">
+              <v:shape id="_x0000_s1026" o:spid="_x0000_s1026" o:spt="202" type="#_x0000_t202" style="position:absolute;left:0pt;margin-left:21.4pt;margin-top:9.4pt;height:27pt;width:481.45pt;z-index:251671552;mso-width-relative:page;mso-height-relative:page;" filled="f" stroked="f" coordsize="21600,21600" o:gfxdata="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">
                 <v:fill on="f" focussize="0,0"/>
                 <v:stroke on="f" weight="0.5pt"/>
                 <v:imagedata o:title=""/>
@@ -2120,7 +1975,7 @@
         <mc:AlternateContent>
           <mc:Choice Requires="wps">
             <w:drawing>
-              <wp:anchor distT="0" distB="0" distL="114300" distR="114300" simplePos="0" relativeHeight="251675648" behindDoc="0" locked="0" layoutInCell="1" allowOverlap="1">
+              <wp:anchor distT="0" distB="0" distL="114300" distR="114300" simplePos="0" relativeHeight="251672576" behindDoc="0" locked="0" layoutInCell="1" allowOverlap="1">
                 <wp:simplePos x="0" y="0"/>
                 <wp:positionH relativeFrom="column">
                   <wp:posOffset>2439670</wp:posOffset>
@@ -2203,7 +2058,7 @@
           </mc:Choice>
           <mc:Fallback>
             <w:pict>
-              <v:shape id="_x0000_s1026" o:spid="_x0000_s1026" o:spt="202" type="#_x0000_t202" style="position:absolute;left:0pt;margin-left:192.1pt;margin-top:6.8pt;height:27pt;width:197.95pt;z-index:251675648;mso-width-relative:page;mso-height-relative:page;" filled="f" stroked="f" coordsize="21600,21600" o:gfxdata="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">
+              <v:shape id="_x0000_s1026" o:spid="_x0000_s1026" o:spt="202" type="#_x0000_t202" style="position:absolute;left:0pt;margin-left:192.1pt;margin-top:6.8pt;height:27pt;width:197.95pt;z-index:251672576;mso-width-relative:page;mso-height-relative:page;" filled="f" stroked="f" coordsize="21600,21600" o:gfxdata="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">
                 <v:fill on="f" focussize="0,0"/>
                 <v:stroke on="f" weight="0.5pt"/>
                 <v:imagedata o:title=""/>
@@ -2314,17 +2169,6 @@
           <w:szCs w:val="20"/>
         </w:rPr>
       </w:pPr>
-    </w:p>
-    <w:p>
-      <w:pPr>
-        <w:spacing w:after="0" w:line="240" w:lineRule="auto"/>
-        <w:rPr>
-          <w:rFonts w:ascii="Arial" w:hAnsi="Arial" w:cs="Arial"/>
-          <w:b/>
-          <w:sz w:val="20"/>
-          <w:szCs w:val="20"/>
-        </w:rPr>
-      </w:pPr>
       <w:bookmarkStart w:id="0" w:name="_GoBack"/>
       <w:bookmarkEnd w:id="0"/>
     </w:p>
@@ -2360,6 +2204,17 @@
           <w:szCs w:val="20"/>
         </w:rPr>
       </w:pPr>
+    </w:p>
+    <w:p>
+      <w:pPr>
+        <w:spacing w:after="0" w:line="240" w:lineRule="auto"/>
+        <w:rPr>
+          <w:rFonts w:ascii="Arial" w:hAnsi="Arial" w:cs="Arial"/>
+          <w:b/>
+          <w:sz w:val="20"/>
+          <w:szCs w:val="20"/>
+        </w:rPr>
+      </w:pPr>
       <w:r>
         <w:rPr>
           <w:rFonts w:ascii="Arial" w:hAnsi="Arial" w:cs="Arial"/>
@@ -2407,21 +2262,22 @@
       </w:r>
       <w:r>
         <w:rPr>
-          <w:rFonts w:ascii="Arial" w:hAnsi="Arial" w:cs="Arial"/>
-          <w:b/>
-          <w:sz w:val="20"/>
-          <w:szCs w:val="20"/>
-        </w:rPr>
-        <w:tab/>
-      </w:r>
-      <w:r>
-        <w:rPr>
-          <w:rFonts w:ascii="Arial" w:hAnsi="Arial" w:cs="Arial"/>
-          <w:b/>
-          <w:sz w:val="20"/>
-          <w:szCs w:val="20"/>
-        </w:rPr>
-        <w:t xml:space="preserve">     RECOMMEND APPROVAL:</w:t>
+          <w:rFonts w:hint="default" w:ascii="Arial" w:hAnsi="Arial" w:cs="Arial"/>
+          <w:b/>
+          <w:sz w:val="20"/>
+          <w:szCs w:val="20"/>
+          <w:lang w:val="en-US"/>
+        </w:rPr>
+        <w:tab/>
+      </w:r>
+      <w:r>
+        <w:rPr>
+          <w:rFonts w:ascii="Arial" w:hAnsi="Arial" w:cs="Arial"/>
+          <w:b/>
+          <w:sz w:val="20"/>
+          <w:szCs w:val="20"/>
+        </w:rPr>
+        <w:t>RECOMMEND APPROVAL:</w:t>
       </w:r>
     </w:p>
     <w:p>
@@ -2444,7 +2300,7 @@
         <mc:AlternateContent>
           <mc:Choice Requires="wps">
             <w:drawing>
-              <wp:anchor distT="0" distB="0" distL="114300" distR="114300" simplePos="0" relativeHeight="251676672" behindDoc="1" locked="0" layoutInCell="1" allowOverlap="1">
+              <wp:anchor distT="0" distB="0" distL="114300" distR="114300" simplePos="0" relativeHeight="251673600" behindDoc="1" locked="0" layoutInCell="1" allowOverlap="1">
                 <wp:simplePos x="0" y="0"/>
                 <wp:positionH relativeFrom="column">
                   <wp:posOffset>3057525</wp:posOffset>
@@ -2527,8 +2383,20 @@
                                 <w:bCs/>
                                 <w:sz w:val="20"/>
                                 <w:szCs w:val="20"/>
+                                <w:lang w:val="en-US"/>
                               </w:rPr>
                             </w:pPr>
+                            <w:r>
+                              <w:rPr>
+                                <w:rFonts w:hint="default" w:ascii="Arial" w:hAnsi="Arial" w:eastAsia="SimSun" w:cs="Arial"/>
+                                <w:b/>
+                                <w:bCs/>
+                                <w:sz w:val="20"/>
+                                <w:szCs w:val="20"/>
+                                <w:lang w:val="en-US"/>
+                              </w:rPr>
+                              <w:t>{</w:t>
+                            </w:r>
                             <w:r>
                               <w:rPr>
                                 <w:rFonts w:hint="default" w:ascii="Arial" w:hAnsi="Arial" w:eastAsia="SimSun" w:cs="Arial"/>
@@ -2548,7 +2416,7 @@
                                 <w:szCs w:val="20"/>
                                 <w:lang w:val="en-US"/>
                               </w:rPr>
-                              <w:t xml:space="preserve"> </w:t>
+                              <w:t>_</w:t>
                             </w:r>
                             <w:r>
                               <w:rPr>
@@ -2559,6 +2427,17 @@
                                 <w:szCs w:val="20"/>
                               </w:rPr>
                               <w:t>POSITION</w:t>
+                            </w:r>
+                            <w:r>
+                              <w:rPr>
+                                <w:rFonts w:hint="default" w:ascii="Arial" w:hAnsi="Arial" w:eastAsia="SimSun" w:cs="Arial"/>
+                                <w:b/>
+                                <w:bCs/>
+                                <w:sz w:val="20"/>
+                                <w:szCs w:val="20"/>
+                                <w:lang w:val="en-US"/>
+                              </w:rPr>
+                              <w:t>}</w:t>
                             </w:r>
                           </w:p>
                           <w:p>
@@ -2585,7 +2464,7 @@
           </mc:Choice>
           <mc:Fallback>
             <w:pict>
-              <v:shape id="_x0000_s1026" o:spid="_x0000_s1026" o:spt="202" type="#_x0000_t202" style="position:absolute;left:0pt;margin-left:240.75pt;margin-top:3.7pt;height:38.3pt;width:241.1pt;z-index:-251639808;mso-width-relative:page;mso-height-relative:page;" filled="f" stroked="f" coordsize="21600,21600" o:gfxdata="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">
+              <v:shape id="_x0000_s1026" o:spid="_x0000_s1026" o:spt="202" type="#_x0000_t202" style="position:absolute;left:0pt;margin-left:240.75pt;margin-top:3.7pt;height:38.3pt;width:241.1pt;z-index:-251642880;mso-width-relative:page;mso-height-relative:page;" filled="f" stroked="f" coordsize="21600,21600" o:gfxdata="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">
                 <v:fill on="f" focussize="0,0"/>
                 <v:stroke on="f" weight="0.5pt"/>
                 <v:imagedata o:title=""/>
@@ -2628,8 +2507,20 @@
                           <w:bCs/>
                           <w:sz w:val="20"/>
                           <w:szCs w:val="20"/>
+                          <w:lang w:val="en-US"/>
                         </w:rPr>
                       </w:pPr>
+                      <w:r>
+                        <w:rPr>
+                          <w:rFonts w:hint="default" w:ascii="Arial" w:hAnsi="Arial" w:eastAsia="SimSun" w:cs="Arial"/>
+                          <w:b/>
+                          <w:bCs/>
+                          <w:sz w:val="20"/>
+                          <w:szCs w:val="20"/>
+                          <w:lang w:val="en-US"/>
+                        </w:rPr>
+                        <w:t>{</w:t>
+                      </w:r>
                       <w:r>
                         <w:rPr>
                           <w:rFonts w:hint="default" w:ascii="Arial" w:hAnsi="Arial" w:eastAsia="SimSun" w:cs="Arial"/>
@@ -2649,7 +2540,7 @@
                           <w:szCs w:val="20"/>
                           <w:lang w:val="en-US"/>
                         </w:rPr>
-                        <w:t xml:space="preserve"> </w:t>
+                        <w:t>_</w:t>
                       </w:r>
                       <w:r>
                         <w:rPr>
@@ -2660,6 +2551,17 @@
                           <w:szCs w:val="20"/>
                         </w:rPr>
                         <w:t>POSITION</w:t>
+                      </w:r>
+                      <w:r>
+                        <w:rPr>
+                          <w:rFonts w:hint="default" w:ascii="Arial" w:hAnsi="Arial" w:eastAsia="SimSun" w:cs="Arial"/>
+                          <w:b/>
+                          <w:bCs/>
+                          <w:sz w:val="20"/>
+                          <w:szCs w:val="20"/>
+                          <w:lang w:val="en-US"/>
+                        </w:rPr>
+                        <w:t>}</w:t>
                       </w:r>
                     </w:p>
                     <w:p>
@@ -2690,7 +2592,7 @@
         <mc:AlternateContent>
           <mc:Choice Requires="wps">
             <w:drawing>
-              <wp:anchor distT="0" distB="0" distL="114300" distR="114300" simplePos="0" relativeHeight="251677696" behindDoc="0" locked="0" layoutInCell="1" allowOverlap="1">
+              <wp:anchor distT="0" distB="0" distL="114300" distR="114300" simplePos="0" relativeHeight="251674624" behindDoc="0" locked="0" layoutInCell="1" allowOverlap="1">
                 <wp:simplePos x="0" y="0"/>
                 <wp:positionH relativeFrom="column">
                   <wp:posOffset>781050</wp:posOffset>
@@ -2739,7 +2641,7 @@
           </mc:Choice>
           <mc:Fallback>
             <w:pict>
-              <v:line id="Straight Connector 22" o:spid="_x0000_s1026" o:spt="20" style="position:absolute;left:0pt;margin-left:61.5pt;margin-top:11.65pt;height:0.15pt;width:66.5pt;z-index:251677696;mso-width-relative:page;mso-height-relative:page;" filled="f" stroked="t" coordsize="21600,21600" o:gfxdata="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">
+              <v:line id="Straight Connector 22" o:spid="_x0000_s1026" o:spt="20" style="position:absolute;left:0pt;margin-left:61.5pt;margin-top:11.65pt;height:0.15pt;width:66.5pt;z-index:251674624;mso-width-relative:page;mso-height-relative:page;" filled="f" stroked="t" coordsize="21600,21600" o:gfxdata="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">
                 <v:fill on="f" focussize="0,0"/>
                 <v:stroke color="#000000 [3200]" joinstyle="round"/>
                 <v:imagedata o:title=""/>
@@ -2844,7 +2746,7 @@
         <mc:AlternateContent>
           <mc:Choice Requires="wps">
             <w:drawing>
-              <wp:anchor distT="0" distB="0" distL="114300" distR="114300" simplePos="0" relativeHeight="251679744" behindDoc="0" locked="0" layoutInCell="1" allowOverlap="1">
+              <wp:anchor distT="0" distB="0" distL="114300" distR="114300" simplePos="0" relativeHeight="251676672" behindDoc="0" locked="0" layoutInCell="1" allowOverlap="1">
                 <wp:simplePos x="0" y="0"/>
                 <wp:positionH relativeFrom="column">
                   <wp:posOffset>3418840</wp:posOffset>
@@ -2893,7 +2795,7 @@
           </mc:Choice>
           <mc:Fallback>
             <w:pict>
-              <v:line id="Straight Connector 22" o:spid="_x0000_s1026" o:spt="20" style="position:absolute;left:0pt;flip:y;margin-left:269.2pt;margin-top:6.2pt;height:0.85pt;width:181.75pt;z-index:251679744;mso-width-relative:page;mso-height-relative:page;" filled="f" stroked="t" coordsize="21600,21600" o:gfxdata="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">
+              <v:line id="Straight Connector 22" o:spid="_x0000_s1026" o:spt="20" style="position:absolute;left:0pt;flip:y;margin-left:269.2pt;margin-top:6.2pt;height:0.85pt;width:181.75pt;z-index:251676672;mso-width-relative:page;mso-height-relative:page;" filled="f" stroked="t" coordsize="21600,21600" o:gfxdata="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">
                 <v:fill on="f" focussize="0,0"/>
                 <v:stroke color="#000000 [3200]" joinstyle="round"/>
                 <v:imagedata o:title=""/>
@@ -2913,7 +2815,7 @@
         <mc:AlternateContent>
           <mc:Choice Requires="wps">
             <w:drawing>
-              <wp:anchor distT="0" distB="0" distL="114300" distR="114300" simplePos="0" relativeHeight="251678720" behindDoc="0" locked="0" layoutInCell="1" allowOverlap="1">
+              <wp:anchor distT="0" distB="0" distL="114300" distR="114300" simplePos="0" relativeHeight="251675648" behindDoc="0" locked="0" layoutInCell="1" allowOverlap="1">
                 <wp:simplePos x="0" y="0"/>
                 <wp:positionH relativeFrom="column">
                   <wp:posOffset>781050</wp:posOffset>
@@ -2962,7 +2864,7 @@
           </mc:Choice>
           <mc:Fallback>
             <w:pict>
-              <v:line id="Straight Connector 22" o:spid="_x0000_s1026" o:spt="20" style="position:absolute;left:0pt;margin-left:61.5pt;margin-top:11.5pt;height:0.45pt;width:74.45pt;z-index:251678720;mso-width-relative:page;mso-height-relative:page;" filled="f" stroked="t" coordsize="21600,21600" o:gfxdata="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">
+              <v:line id="Straight Connector 22" o:spid="_x0000_s1026" o:spt="20" style="position:absolute;left:0pt;margin-left:61.5pt;margin-top:11.5pt;height:0.45pt;width:74.45pt;z-index:251675648;mso-width-relative:page;mso-height-relative:page;" filled="f" stroked="t" coordsize="21600,21600" o:gfxdata="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">
                 <v:fill on="f" focussize="0,0"/>
                 <v:stroke color="#000000 [3200]" joinstyle="round"/>
                 <v:imagedata o:title=""/>
@@ -3065,80 +2967,6 @@
       <w:r>
         <w:rPr>
           <w:rFonts w:ascii="Arial" w:hAnsi="Arial" w:cs="Arial"/>
-          <w:sz w:val="20"/>
-          <w:szCs w:val="20"/>
-        </w:rPr>
-        <w:t xml:space="preserve">Date: </w:t>
-      </w:r>
-      <w:r>
-        <w:rPr>
-          <w:rFonts w:ascii="Arial" w:hAnsi="Arial" w:cs="Arial"/>
-          <w:sz w:val="20"/>
-          <w:szCs w:val="20"/>
-        </w:rPr>
-        <w:fldChar w:fldCharType="begin"/>
-      </w:r>
-      <w:r>
-        <w:rPr>
-          <w:rFonts w:ascii="Arial" w:hAnsi="Arial" w:cs="Arial"/>
-          <w:sz w:val="20"/>
-          <w:szCs w:val="20"/>
-        </w:rPr>
-        <w:instrText xml:space="preserve"> MERGEFIELD OR_DATE </w:instrText>
-      </w:r>
-      <w:r>
-        <w:rPr>
-          <w:rFonts w:ascii="Arial" w:hAnsi="Arial" w:cs="Arial"/>
-          <w:sz w:val="20"/>
-          <w:szCs w:val="20"/>
-        </w:rPr>
-        <w:fldChar w:fldCharType="separate"/>
-      </w:r>
-      <w:r>
-        <w:rPr>
-          <w:rFonts w:hint="default" w:ascii="Arial" w:hAnsi="Arial" w:cs="Arial"/>
-          <w:sz w:val="20"/>
-          <w:szCs w:val="20"/>
-          <w:lang w:val="en-US"/>
-        </w:rPr>
-        <w:t>{</w:t>
-      </w:r>
-      <w:r>
-        <w:rPr>
-          <w:rFonts w:ascii="Arial" w:hAnsi="Arial" w:cs="Arial"/>
-          <w:sz w:val="20"/>
-          <w:szCs w:val="20"/>
-        </w:rPr>
-        <w:t>OR_DATE</w:t>
-      </w:r>
-      <w:r>
-        <w:rPr>
-          <w:rFonts w:hint="default" w:ascii="Arial" w:hAnsi="Arial" w:cs="Arial"/>
-          <w:sz w:val="20"/>
-          <w:szCs w:val="20"/>
-          <w:lang w:val="en-US"/>
-        </w:rPr>
-        <w:t>}</w:t>
-      </w:r>
-      <w:r>
-        <w:rPr>
-          <w:rFonts w:ascii="Arial" w:hAnsi="Arial" w:cs="Arial"/>
-          <w:sz w:val="20"/>
-          <w:szCs w:val="20"/>
-        </w:rPr>
-        <w:fldChar w:fldCharType="end"/>
-      </w:r>
-      <w:r>
-        <w:rPr>
-          <w:rFonts w:ascii="Arial" w:hAnsi="Arial" w:cs="Arial"/>
-          <w:sz w:val="20"/>
-          <w:szCs w:val="20"/>
-        </w:rPr>
-        <w:tab/>
-      </w:r>
-      <w:r>
-        <w:rPr>
-          <w:rFonts w:ascii="Arial" w:hAnsi="Arial" w:cs="Arial"/>
           <w:sz w:val="24"/>
           <w:szCs w:val="24"/>
           <w:lang w:val="en-US" w:eastAsia="en-US"/>
@@ -3146,18 +2974,18 @@
         <mc:AlternateContent>
           <mc:Choice Requires="wps">
             <w:drawing>
-              <wp:anchor distT="0" distB="0" distL="114300" distR="114300" simplePos="0" relativeHeight="251673600" behindDoc="0" locked="0" layoutInCell="1" allowOverlap="1">
+              <wp:anchor distT="0" distB="0" distL="114300" distR="114300" simplePos="0" relativeHeight="251677696" behindDoc="0" locked="0" layoutInCell="1" allowOverlap="1">
                 <wp:simplePos x="0" y="0"/>
                 <wp:positionH relativeFrom="column">
-                  <wp:posOffset>352425</wp:posOffset>
+                  <wp:posOffset>323850</wp:posOffset>
                 </wp:positionH>
                 <wp:positionV relativeFrom="paragraph">
-                  <wp:posOffset>1270</wp:posOffset>
+                  <wp:posOffset>146050</wp:posOffset>
                 </wp:positionV>
-                <wp:extent cx="1314450" cy="0"/>
-                <wp:effectExtent l="0" t="4445" r="0" b="5080"/>
+                <wp:extent cx="844550" cy="1905"/>
+                <wp:effectExtent l="0" t="0" r="0" b="0"/>
                 <wp:wrapNone/>
-                <wp:docPr id="299919102" name="Straight Connector 22"/>
+                <wp:docPr id="17" name="Straight Connector 22"/>
                 <wp:cNvGraphicFramePr/>
                 <a:graphic xmlns:a="http://schemas.openxmlformats.org/drawingml/2006/main">
                   <a:graphicData uri="http://schemas.microsoft.com/office/word/2010/wordprocessingShape">
@@ -3166,7 +2994,7 @@
                       <wps:spPr>
                         <a:xfrm>
                           <a:off x="0" y="0"/>
-                          <a:ext cx="1314450" cy="0"/>
+                          <a:ext cx="844550" cy="1905"/>
                         </a:xfrm>
                         <a:prstGeom prst="line">
                           <a:avLst/>
@@ -3195,7 +3023,7 @@
           </mc:Choice>
           <mc:Fallback>
             <w:pict>
-              <v:line id="Straight Connector 22" o:spid="_x0000_s1026" o:spt="20" style="position:absolute;left:0pt;margin-left:27.75pt;margin-top:0.1pt;height:0pt;width:103.5pt;z-index:251673600;mso-width-relative:page;mso-height-relative:page;" filled="f" stroked="t" coordsize="21600,21600" o:gfxdata="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">
+              <v:line id="Straight Connector 22" o:spid="_x0000_s1026" o:spt="20" style="position:absolute;left:0pt;margin-left:25.5pt;margin-top:11.5pt;height:0.15pt;width:66.5pt;z-index:251677696;mso-width-relative:page;mso-height-relative:page;" filled="f" stroked="t" coordsize="21600,21600" o:gfxdata="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">
                 <v:fill on="f" focussize="0,0"/>
                 <v:stroke color="#000000 [3200]" joinstyle="round"/>
                 <v:imagedata o:title=""/>
@@ -3211,35 +3039,103 @@
           <w:sz w:val="20"/>
           <w:szCs w:val="20"/>
         </w:rPr>
-        <w:tab/>
-      </w:r>
-      <w:r>
-        <w:rPr>
-          <w:rFonts w:ascii="Arial" w:hAnsi="Arial" w:cs="Arial"/>
-          <w:sz w:val="20"/>
-          <w:szCs w:val="20"/>
-        </w:rPr>
-        <w:tab/>
-      </w:r>
-      <w:r>
-        <w:rPr>
-          <w:rFonts w:ascii="Arial" w:hAnsi="Arial" w:cs="Arial"/>
-          <w:sz w:val="20"/>
-          <w:szCs w:val="20"/>
-        </w:rPr>
-        <w:tab/>
-      </w:r>
-      <w:r>
-        <w:rPr>
-          <w:rFonts w:ascii="Arial" w:hAnsi="Arial" w:cs="Arial"/>
-          <w:sz w:val="20"/>
-          <w:szCs w:val="20"/>
-        </w:rPr>
-        <w:tab/>
-      </w:r>
-      <w:r>
-        <w:rPr>
-          <w:rFonts w:ascii="Arial Narrow" w:hAnsi="Arial Narrow" w:cs="Arial"/>
+        <w:t xml:space="preserve">Date: </w:t>
+      </w:r>
+      <w:r>
+        <w:rPr>
+          <w:rFonts w:ascii="Arial" w:hAnsi="Arial" w:cs="Arial"/>
+          <w:sz w:val="20"/>
+          <w:szCs w:val="20"/>
+        </w:rPr>
+        <w:fldChar w:fldCharType="begin"/>
+      </w:r>
+      <w:r>
+        <w:rPr>
+          <w:rFonts w:ascii="Arial" w:hAnsi="Arial" w:cs="Arial"/>
+          <w:sz w:val="20"/>
+          <w:szCs w:val="20"/>
+        </w:rPr>
+        <w:instrText xml:space="preserve"> MERGEFIELD OR_DATE </w:instrText>
+      </w:r>
+      <w:r>
+        <w:rPr>
+          <w:rFonts w:ascii="Arial" w:hAnsi="Arial" w:cs="Arial"/>
+          <w:sz w:val="20"/>
+          <w:szCs w:val="20"/>
+        </w:rPr>
+        <w:fldChar w:fldCharType="separate"/>
+      </w:r>
+      <w:r>
+        <w:rPr>
+          <w:rFonts w:hint="default" w:ascii="Arial" w:hAnsi="Arial" w:cs="Arial"/>
+          <w:sz w:val="20"/>
+          <w:szCs w:val="20"/>
+          <w:lang w:val="en-US"/>
+        </w:rPr>
+        <w:t>{</w:t>
+      </w:r>
+      <w:r>
+        <w:rPr>
+          <w:rFonts w:ascii="Arial" w:hAnsi="Arial" w:cs="Arial"/>
+          <w:sz w:val="20"/>
+          <w:szCs w:val="20"/>
+        </w:rPr>
+        <w:t>OR_DATE</w:t>
+      </w:r>
+      <w:r>
+        <w:rPr>
+          <w:rFonts w:hint="default" w:ascii="Arial" w:hAnsi="Arial" w:cs="Arial"/>
+          <w:sz w:val="20"/>
+          <w:szCs w:val="20"/>
+          <w:lang w:val="en-US"/>
+        </w:rPr>
+        <w:t>}</w:t>
+      </w:r>
+      <w:r>
+        <w:rPr>
+          <w:rFonts w:ascii="Arial" w:hAnsi="Arial" w:cs="Arial"/>
+          <w:sz w:val="20"/>
+          <w:szCs w:val="20"/>
+        </w:rPr>
+        <w:fldChar w:fldCharType="end"/>
+      </w:r>
+      <w:r>
+        <w:rPr>
+          <w:rFonts w:ascii="Arial" w:hAnsi="Arial" w:cs="Arial"/>
+          <w:sz w:val="20"/>
+          <w:szCs w:val="20"/>
+        </w:rPr>
+        <w:tab/>
+      </w:r>
+      <w:r>
+        <w:rPr>
+          <w:rFonts w:ascii="Arial" w:hAnsi="Arial" w:cs="Arial"/>
+          <w:sz w:val="20"/>
+          <w:szCs w:val="20"/>
+        </w:rPr>
+        <w:tab/>
+      </w:r>
+      <w:r>
+        <w:rPr>
+          <w:rFonts w:ascii="Arial" w:hAnsi="Arial" w:cs="Arial"/>
+          <w:sz w:val="20"/>
+          <w:szCs w:val="20"/>
+        </w:rPr>
+        <w:tab/>
+      </w:r>
+      <w:r>
+        <w:rPr>
+          <w:rFonts w:ascii="Arial" w:hAnsi="Arial" w:cs="Arial"/>
+          <w:sz w:val="20"/>
+          <w:szCs w:val="20"/>
+        </w:rPr>
+        <w:tab/>
+      </w:r>
+      <w:r>
+        <w:rPr>
+          <w:rFonts w:ascii="Arial" w:hAnsi="Arial" w:cs="Arial"/>
+          <w:sz w:val="20"/>
+          <w:szCs w:val="20"/>
         </w:rPr>
         <w:tab/>
       </w:r>
@@ -3260,13 +3156,7 @@
           <w:rFonts w:hint="default" w:ascii="Arial Narrow" w:hAnsi="Arial Narrow" w:cs="Arial"/>
           <w:lang w:val="en-US"/>
         </w:rPr>
-        <w:t xml:space="preserve">    </w:t>
-      </w:r>
-      <w:r>
-        <w:rPr>
-          <w:rFonts w:ascii="Arial Narrow" w:hAnsi="Arial Narrow" w:cs="Arial"/>
-        </w:rPr>
-        <w:tab/>
+        <w:t xml:space="preserve">   </w:t>
       </w:r>
       <w:r>
         <w:rPr>
@@ -3413,6 +3303,53 @@
       <w:r>
         <w:rPr>
           <w:rFonts w:ascii="Arial Narrow" w:hAnsi="Arial Narrow" w:cs="Arial"/>
+        </w:rPr>
+        <w:tab/>
+      </w:r>
+      <w:r>
+        <w:rPr>
+          <w:rFonts w:hint="default" w:ascii="Arial Narrow" w:hAnsi="Arial Narrow" w:cs="Arial"/>
+          <w:lang w:val="en-US"/>
+        </w:rPr>
+        <w:tab/>
+        <w:t/>
+      </w:r>
+      <w:r>
+        <w:rPr>
+          <w:rFonts w:hint="default" w:ascii="Arial Narrow" w:hAnsi="Arial Narrow" w:cs="Arial"/>
+          <w:lang w:val="en-US"/>
+        </w:rPr>
+        <w:tab/>
+        <w:t/>
+      </w:r>
+      <w:r>
+        <w:rPr>
+          <w:rFonts w:hint="default" w:ascii="Arial Narrow" w:hAnsi="Arial Narrow" w:cs="Arial"/>
+          <w:lang w:val="en-US"/>
+        </w:rPr>
+        <w:tab/>
+        <w:t/>
+      </w:r>
+      <w:r>
+        <w:rPr>
+          <w:rFonts w:hint="default" w:ascii="Arial Narrow" w:hAnsi="Arial Narrow" w:cs="Arial"/>
+          <w:lang w:val="en-US"/>
+        </w:rPr>
+        <w:tab/>
+        <w:t/>
+      </w:r>
+      <w:r>
+        <w:rPr>
+          <w:rFonts w:hint="default" w:ascii="Arial Narrow" w:hAnsi="Arial Narrow" w:cs="Arial"/>
+          <w:lang w:val="en-US"/>
+        </w:rPr>
+        <w:tab/>
+        <w:t/>
+      </w:r>
+      <w:r>
+        <w:rPr>
+          <w:rFonts w:hint="default" w:ascii="Arial Narrow" w:hAnsi="Arial Narrow" w:cs="Arial"/>
+          <w:lang w:val="en-US"/>
         </w:rPr>
         <w:tab/>
       </w:r>
@@ -3909,6 +3846,18 @@
         </w:rPr>
         <w:t xml:space="preserve">                                                                                                                                                                                                                                                           </w:t>
       </w:r>
+    </w:p>
+    <w:p>
+      <w:pPr>
+        <w:spacing w:after="0" w:line="480" w:lineRule="auto"/>
+        <w:ind w:left="-900" w:right="-1440" w:firstLine="270"/>
+        <w:rPr>
+          <w:rFonts w:ascii="Arial" w:hAnsi="Arial" w:cs="Arial"/>
+          <w:b/>
+          <w:sz w:val="20"/>
+          <w:szCs w:val="20"/>
+        </w:rPr>
+      </w:pPr>
     </w:p>
     <w:p>
       <w:pPr>

--- a/templates/FSED-44F-Fire-Drill-Rev02.docx
+++ b/templates/FSED-44F-Fire-Drill-Rev02.docx
@@ -878,7 +878,7 @@
                   <wp:posOffset>-147955</wp:posOffset>
                 </wp:positionH>
                 <wp:positionV relativeFrom="paragraph">
-                  <wp:posOffset>154305</wp:posOffset>
+                  <wp:posOffset>139065</wp:posOffset>
                 </wp:positionV>
                 <wp:extent cx="6114415" cy="342900"/>
                 <wp:effectExtent l="0" t="0" r="0" b="0"/>
@@ -925,18 +925,22 @@
                               <w:jc w:val="center"/>
                               <w:rPr>
                                 <w:rFonts w:hint="default" w:ascii="Arial" w:hAnsi="Arial" w:eastAsia="Times New Roman" w:cs="Arial"/>
+                                <w:b/>
+                                <w:bCs/>
                                 <w:color w:val="000000"/>
-                                <w:sz w:val="16"/>
-                                <w:szCs w:val="16"/>
+                                <w:sz w:val="18"/>
+                                <w:szCs w:val="18"/>
                                 <w:lang w:val="en-US"/>
                               </w:rPr>
                             </w:pPr>
                             <w:r>
                               <w:rPr>
                                 <w:rFonts w:hint="default" w:ascii="Arial" w:hAnsi="Arial" w:eastAsia="Times New Roman" w:cs="Arial"/>
+                                <w:b/>
+                                <w:bCs/>
                                 <w:color w:val="000000"/>
-                                <w:sz w:val="16"/>
-                                <w:szCs w:val="16"/>
+                                <w:sz w:val="18"/>
+                                <w:szCs w:val="18"/>
                                 <w:lang w:val="en-US"/>
                               </w:rPr>
                               <w:t>{NAME_OF_BUILDING}</w:t>
@@ -955,7 +959,7 @@
           </mc:Choice>
           <mc:Fallback>
             <w:pict>
-              <v:shape id="_x0000_s1026" o:spid="_x0000_s1026" o:spt="202" type="#_x0000_t202" style="position:absolute;left:0pt;margin-left:-11.65pt;margin-top:12.15pt;height:27pt;width:481.45pt;z-index:251662336;mso-width-relative:page;mso-height-relative:page;" filled="f" stroked="f" coordsize="21600,21600" o:gfxdata="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">
+              <v:shape id="_x0000_s1026" o:spid="_x0000_s1026" o:spt="202" type="#_x0000_t202" style="position:absolute;left:0pt;margin-left:-11.65pt;margin-top:10.95pt;height:27pt;width:481.45pt;z-index:251662336;mso-width-relative:page;mso-height-relative:page;" filled="f" stroked="f" coordsize="21600,21600" o:gfxdata="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">
                 <v:fill on="f" focussize="0,0"/>
                 <v:stroke on="f" weight="0.5pt"/>
                 <v:imagedata o:title=""/>
@@ -968,18 +972,22 @@
                         <w:jc w:val="center"/>
                         <w:rPr>
                           <w:rFonts w:hint="default" w:ascii="Arial" w:hAnsi="Arial" w:eastAsia="Times New Roman" w:cs="Arial"/>
+                          <w:b/>
+                          <w:bCs/>
                           <w:color w:val="000000"/>
-                          <w:sz w:val="16"/>
-                          <w:szCs w:val="16"/>
+                          <w:sz w:val="18"/>
+                          <w:szCs w:val="18"/>
                           <w:lang w:val="en-US"/>
                         </w:rPr>
                       </w:pPr>
                       <w:r>
                         <w:rPr>
                           <w:rFonts w:hint="default" w:ascii="Arial" w:hAnsi="Arial" w:eastAsia="Times New Roman" w:cs="Arial"/>
+                          <w:b/>
+                          <w:bCs/>
                           <w:color w:val="000000"/>
-                          <w:sz w:val="16"/>
-                          <w:szCs w:val="16"/>
+                          <w:sz w:val="18"/>
+                          <w:szCs w:val="18"/>
                           <w:lang w:val="en-US"/>
                         </w:rPr>
                         <w:t>{NAME_OF_BUILDING}</w:t>
@@ -1421,6 +1429,8 @@
           <w:rFonts w:ascii="Arial" w:hAnsi="Arial" w:cs="Arial"/>
         </w:rPr>
       </w:pPr>
+      <w:bookmarkStart w:id="0" w:name="_GoBack"/>
+      <w:bookmarkEnd w:id="0"/>
       <w:r>
         <w:rPr>
           <w:rFonts w:ascii="Arial" w:hAnsi="Arial" w:cs="Arial"/>
@@ -1485,8 +1495,8 @@
                               <w:rPr>
                                 <w:rFonts w:hint="default" w:ascii="Calibri" w:hAnsi="Calibri" w:eastAsia="Times New Roman" w:cs="Calibri"/>
                                 <w:color w:val="000000"/>
-                                <w:sz w:val="16"/>
-                                <w:szCs w:val="16"/>
+                                <w:sz w:val="18"/>
+                                <w:szCs w:val="18"/>
                                 <w:lang w:val="en-US"/>
                               </w:rPr>
                             </w:pPr>
@@ -1494,8 +1504,8 @@
                               <w:rPr>
                                 <w:rFonts w:hint="default" w:ascii="Calibri" w:hAnsi="Calibri" w:eastAsia="Times New Roman" w:cs="Calibri"/>
                                 <w:color w:val="000000"/>
-                                <w:sz w:val="16"/>
-                                <w:szCs w:val="16"/>
+                                <w:sz w:val="18"/>
+                                <w:szCs w:val="18"/>
                                 <w:lang w:val="en-US"/>
                               </w:rPr>
                               <w:t>{OWNER}</w:t>
@@ -1528,8 +1538,8 @@
                         <w:rPr>
                           <w:rFonts w:hint="default" w:ascii="Calibri" w:hAnsi="Calibri" w:eastAsia="Times New Roman" w:cs="Calibri"/>
                           <w:color w:val="000000"/>
-                          <w:sz w:val="16"/>
-                          <w:szCs w:val="16"/>
+                          <w:sz w:val="18"/>
+                          <w:szCs w:val="18"/>
                           <w:lang w:val="en-US"/>
                         </w:rPr>
                       </w:pPr>
@@ -1537,8 +1547,8 @@
                         <w:rPr>
                           <w:rFonts w:hint="default" w:ascii="Calibri" w:hAnsi="Calibri" w:eastAsia="Times New Roman" w:cs="Calibri"/>
                           <w:color w:val="000000"/>
-                          <w:sz w:val="16"/>
-                          <w:szCs w:val="16"/>
+                          <w:sz w:val="18"/>
+                          <w:szCs w:val="18"/>
                           <w:lang w:val="en-US"/>
                         </w:rPr>
                         <w:t>{OWNER}</w:t>
@@ -2169,8 +2179,6 @@
           <w:szCs w:val="20"/>
         </w:rPr>
       </w:pPr>
-      <w:bookmarkStart w:id="0" w:name="_GoBack"/>
-      <w:bookmarkEnd w:id="0"/>
     </w:p>
     <w:p>
       <w:pPr>
@@ -3312,7 +3320,6 @@
           <w:lang w:val="en-US"/>
         </w:rPr>
         <w:tab/>
-        <w:t/>
       </w:r>
       <w:r>
         <w:rPr>
@@ -3320,7 +3327,6 @@
           <w:lang w:val="en-US"/>
         </w:rPr>
         <w:tab/>
-        <w:t/>
       </w:r>
       <w:r>
         <w:rPr>
@@ -3328,7 +3334,6 @@
           <w:lang w:val="en-US"/>
         </w:rPr>
         <w:tab/>
-        <w:t/>
       </w:r>
       <w:r>
         <w:rPr>
@@ -3336,7 +3341,6 @@
           <w:lang w:val="en-US"/>
         </w:rPr>
         <w:tab/>
-        <w:t/>
       </w:r>
       <w:r>
         <w:rPr>
@@ -3344,7 +3348,6 @@
           <w:lang w:val="en-US"/>
         </w:rPr>
         <w:tab/>
-        <w:t/>
       </w:r>
       <w:r>
         <w:rPr>

--- a/templates/FSED-44F-Fire-Drill-Rev02.docx
+++ b/templates/FSED-44F-Fire-Drill-Rev02.docx
@@ -521,12 +521,12 @@
                   <wp:posOffset>1275715</wp:posOffset>
                 </wp:positionH>
                 <wp:positionV relativeFrom="paragraph">
-                  <wp:posOffset>182880</wp:posOffset>
+                  <wp:posOffset>186690</wp:posOffset>
                 </wp:positionV>
-                <wp:extent cx="742315" cy="2540"/>
-                <wp:effectExtent l="0" t="0" r="0" b="0"/>
+                <wp:extent cx="1668780" cy="10160"/>
+                <wp:effectExtent l="0" t="4445" r="7620" b="13970"/>
                 <wp:wrapNone/>
-                <wp:docPr id="18" name="Straight Connector 18"/>
+                <wp:docPr id="11" name="Straight Connector 11"/>
                 <wp:cNvGraphicFramePr/>
                 <a:graphic xmlns:a="http://schemas.openxmlformats.org/drawingml/2006/main">
                   <a:graphicData uri="http://schemas.microsoft.com/office/word/2010/wordprocessingShape">
@@ -535,7 +535,7 @@
                       <wps:spPr>
                         <a:xfrm>
                           <a:off x="0" y="0"/>
-                          <a:ext cx="742315" cy="2540"/>
+                          <a:ext cx="1668780" cy="10160"/>
                         </a:xfrm>
                         <a:prstGeom prst="line">
                           <a:avLst/>
@@ -564,7 +564,7 @@
           </mc:Choice>
           <mc:Fallback>
             <w:pict>
-              <v:line id="_x0000_s1026" o:spid="_x0000_s1026" o:spt="20" style="position:absolute;left:0pt;margin-left:100.45pt;margin-top:14.4pt;height:0.2pt;width:58.45pt;z-index:251678720;mso-width-relative:page;mso-height-relative:page;" filled="f" stroked="t" coordsize="21600,21600" o:gfxdata="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">
+              <v:line id="_x0000_s1026" o:spid="_x0000_s1026" o:spt="20" style="position:absolute;left:0pt;margin-left:100.45pt;margin-top:14.7pt;height:0.8pt;width:131.4pt;z-index:251678720;mso-width-relative:page;mso-height-relative:page;" filled="f" stroked="t" coordsize="21600,21600" o:gfxdata="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">
                 <v:fill on="f" focussize="0,0"/>
                 <v:stroke color="#000000 [3200]" joinstyle="round"/>
                 <v:imagedata o:title=""/>
@@ -663,7 +663,7 @@
           <w:szCs w:val="28"/>
           <w:lang w:val="en-US"/>
         </w:rPr>
-        <w:t>R10-COFD</w:t>
+        <w:t>R10-COFD-</w:t>
       </w:r>
       <w:r>
         <w:rPr>
@@ -1062,6 +1062,8 @@
           <w:rFonts w:ascii="Arial" w:hAnsi="Arial" w:cs="Arial"/>
         </w:rPr>
       </w:pPr>
+      <w:bookmarkStart w:id="0" w:name="_GoBack"/>
+      <w:bookmarkEnd w:id="0"/>
       <w:r>
         <w:rPr>
           <w:rFonts w:ascii="Arial" w:hAnsi="Arial" w:cs="Arial"/>
@@ -1429,8 +1431,6 @@
           <w:rFonts w:ascii="Arial" w:hAnsi="Arial" w:cs="Arial"/>
         </w:rPr>
       </w:pPr>
-      <w:bookmarkStart w:id="0" w:name="_GoBack"/>
-      <w:bookmarkEnd w:id="0"/>
       <w:r>
         <w:rPr>
           <w:rFonts w:ascii="Arial" w:hAnsi="Arial" w:cs="Arial"/>

--- a/templates/FSED-44F-Fire-Drill-Rev02.docx
+++ b/templates/FSED-44F-Fire-Drill-Rev02.docx
@@ -1062,8 +1062,6 @@
           <w:rFonts w:ascii="Arial" w:hAnsi="Arial" w:cs="Arial"/>
         </w:rPr>
       </w:pPr>
-      <w:bookmarkStart w:id="0" w:name="_GoBack"/>
-      <w:bookmarkEnd w:id="0"/>
       <w:r>
         <w:rPr>
           <w:rFonts w:ascii="Arial" w:hAnsi="Arial" w:cs="Arial"/>
@@ -3520,11 +3518,12 @@
       <w:pPr>
         <w:spacing w:after="0" w:line="240" w:lineRule="auto"/>
         <w:rPr>
-          <w:rFonts w:ascii="Arial" w:hAnsi="Arial" w:cs="Arial"/>
+          <w:rFonts w:hint="default" w:ascii="Arial" w:hAnsi="Arial" w:cs="Arial"/>
           <w:b/>
           <w:bCs/>
           <w:sz w:val="20"/>
           <w:szCs w:val="20"/>
+          <w:lang w:val="en-US"/>
         </w:rPr>
       </w:pPr>
       <w:r>
@@ -3604,14 +3603,15 @@
       </w:r>
       <w:r>
         <w:rPr>
-          <w:rFonts w:ascii="Arial" w:hAnsi="Arial" w:cs="Arial"/>
+          <w:rFonts w:hint="default" w:ascii="Arial Narrow" w:hAnsi="Arial Narrow" w:cs="Arial"/>
           <w:b/>
           <w:bCs/>
-          <w:sz w:val="20"/>
-          <w:szCs w:val="20"/>
-        </w:rPr>
-        <w:t>CITY/MUNICIPAL FIRE MARSHAL</w:t>
-      </w:r>
+          <w:lang w:val="en-US"/>
+        </w:rPr>
+        <w:t>{MARSHAL_POSITION}</w:t>
+      </w:r>
+      <w:bookmarkStart w:id="0" w:name="_GoBack"/>
+      <w:bookmarkEnd w:id="0"/>
     </w:p>
     <w:p>
       <w:pPr>

--- a/templates/FSED-44F-Fire-Drill-Rev02.docx
+++ b/templates/FSED-44F-Fire-Drill-Rev02.docx
@@ -3599,7 +3599,7 @@
           <w:b/>
           <w:bCs/>
         </w:rPr>
-        <w:t xml:space="preserve">                                                                                                                    </w:t>
+        <w:t xml:space="preserve">                                                                                                                   </w:t>
       </w:r>
       <w:r>
         <w:rPr>
@@ -3608,10 +3608,27 @@
           <w:bCs/>
           <w:lang w:val="en-US"/>
         </w:rPr>
-        <w:t>{MARSHAL_POSITION}</w:t>
+        <w:t xml:space="preserve">      </w:t>
       </w:r>
       <w:bookmarkStart w:id="0" w:name="_GoBack"/>
       <w:bookmarkEnd w:id="0"/>
+      <w:r>
+        <w:rPr>
+          <w:rFonts w:ascii="Arial Narrow" w:hAnsi="Arial Narrow" w:cs="Arial"/>
+          <w:b/>
+          <w:bCs/>
+        </w:rPr>
+        <w:t xml:space="preserve"> </w:t>
+      </w:r>
+      <w:r>
+        <w:rPr>
+          <w:rFonts w:hint="default" w:ascii="Arial Narrow" w:hAnsi="Arial Narrow" w:cs="Arial"/>
+          <w:b/>
+          <w:bCs/>
+          <w:lang w:val="en-US"/>
+        </w:rPr>
+        <w:t>{MARSHAL_POSITION}</w:t>
+      </w:r>
     </w:p>
     <w:p>
       <w:pPr>
@@ -4331,6 +4348,7 @@
     <w:basedOn w:val="2"/>
     <w:link w:val="4"/>
     <w:semiHidden/>
+    <w:qFormat/>
     <w:uiPriority w:val="99"/>
     <w:rPr>
       <w:rFonts w:ascii="Tahoma" w:hAnsi="Tahoma" w:cs="Tahoma"/>

--- a/templates/FSED-44F-Fire-Drill-Rev02.docx
+++ b/templates/FSED-44F-Fire-Drill-Rev02.docx
@@ -1047,6 +1047,136 @@
       <w:r>
         <w:rPr>
           <w:rFonts w:ascii="Arial" w:hAnsi="Arial" w:cs="Arial"/>
+          <w:sz w:val="24"/>
+          <w:szCs w:val="24"/>
+          <w:lang w:val="en-US" w:eastAsia="en-US"/>
+        </w:rPr>
+        <mc:AlternateContent>
+          <mc:Choice Requires="wps">
+            <w:drawing>
+              <wp:anchor distT="0" distB="0" distL="114300" distR="114300" simplePos="0" relativeHeight="251663360" behindDoc="0" locked="0" layoutInCell="1" allowOverlap="1">
+                <wp:simplePos x="0" y="0"/>
+                <wp:positionH relativeFrom="column">
+                  <wp:posOffset>2527300</wp:posOffset>
+                </wp:positionH>
+                <wp:positionV relativeFrom="paragraph">
+                  <wp:posOffset>125095</wp:posOffset>
+                </wp:positionV>
+                <wp:extent cx="3571240" cy="342900"/>
+                <wp:effectExtent l="0" t="0" r="0" b="0"/>
+                <wp:wrapNone/>
+                <wp:docPr id="2" name="Text Box 2"/>
+                <wp:cNvGraphicFramePr/>
+                <a:graphic xmlns:a="http://schemas.openxmlformats.org/drawingml/2006/main">
+                  <a:graphicData uri="http://schemas.microsoft.com/office/word/2010/wordprocessingShape">
+                    <wps:wsp>
+                      <wps:cNvSpPr txBox="1"/>
+                      <wps:spPr>
+                        <a:xfrm>
+                          <a:off x="0" y="0"/>
+                          <a:ext cx="3571240" cy="342900"/>
+                        </a:xfrm>
+                        <a:prstGeom prst="rect">
+                          <a:avLst/>
+                        </a:prstGeom>
+                        <a:noFill/>
+                        <a:ln w="6350">
+                          <a:noFill/>
+                        </a:ln>
+                        <a:effectLst/>
+                      </wps:spPr>
+                      <wps:style>
+                        <a:lnRef idx="0">
+                          <a:schemeClr val="accent1"/>
+                        </a:lnRef>
+                        <a:fillRef idx="0">
+                          <a:schemeClr val="accent1"/>
+                        </a:fillRef>
+                        <a:effectRef idx="0">
+                          <a:schemeClr val="accent1"/>
+                        </a:effectRef>
+                        <a:fontRef idx="minor">
+                          <a:schemeClr val="dk1"/>
+                        </a:fontRef>
+                      </wps:style>
+                      <wps:txbx>
+                        <w:txbxContent>
+                          <w:p>
+                            <w:pPr>
+                              <w:spacing w:after="0" w:line="240" w:lineRule="auto"/>
+                              <w:jc w:val="center"/>
+                              <w:rPr>
+                                <w:rFonts w:hint="default" w:ascii="Arial" w:hAnsi="Arial" w:eastAsia="Times New Roman" w:cs="Arial"/>
+                                <w:color w:val="000000"/>
+                                <w:sz w:val="16"/>
+                                <w:szCs w:val="16"/>
+                                <w:lang w:val="en-US"/>
+                              </w:rPr>
+                            </w:pPr>
+                            <w:r>
+                              <w:rPr>
+                                <w:rFonts w:hint="default" w:ascii="Arial" w:hAnsi="Arial" w:eastAsia="Times New Roman" w:cs="Arial"/>
+                                <w:color w:val="000000"/>
+                                <w:sz w:val="16"/>
+                                <w:szCs w:val="16"/>
+                                <w:lang w:val="en-US"/>
+                              </w:rPr>
+                              <w:t>{ADDRESS}</w:t>
+                            </w:r>
+                          </w:p>
+                        </w:txbxContent>
+                      </wps:txbx>
+                      <wps:bodyPr rot="0" spcFirstLastPara="0" vertOverflow="overflow" horzOverflow="overflow" vert="horz" wrap="square" lIns="91440" tIns="45720" rIns="91440" bIns="45720" numCol="1" spcCol="0" rtlCol="0" fromWordArt="0" anchor="t" anchorCtr="0" forceAA="0" compatLnSpc="1">
+                        <a:noAutofit/>
+                      </wps:bodyPr>
+                    </wps:wsp>
+                  </a:graphicData>
+                </a:graphic>
+              </wp:anchor>
+            </w:drawing>
+          </mc:Choice>
+          <mc:Fallback>
+            <w:pict>
+              <v:shape id="_x0000_s1026" o:spid="_x0000_s1026" o:spt="202" type="#_x0000_t202" style="position:absolute;left:0pt;margin-left:199pt;margin-top:9.85pt;height:27pt;width:281.2pt;z-index:251663360;mso-width-relative:page;mso-height-relative:page;" filled="f" stroked="f" coordsize="21600,21600" o:gfxdata="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">
+                <v:fill on="f" focussize="0,0"/>
+                <v:stroke on="f" weight="0.5pt"/>
+                <v:imagedata o:title=""/>
+                <o:lock v:ext="edit" aspectratio="f"/>
+                <v:textbox>
+                  <w:txbxContent>
+                    <w:p>
+                      <w:pPr>
+                        <w:spacing w:after="0" w:line="240" w:lineRule="auto"/>
+                        <w:jc w:val="center"/>
+                        <w:rPr>
+                          <w:rFonts w:hint="default" w:ascii="Arial" w:hAnsi="Arial" w:eastAsia="Times New Roman" w:cs="Arial"/>
+                          <w:color w:val="000000"/>
+                          <w:sz w:val="16"/>
+                          <w:szCs w:val="16"/>
+                          <w:lang w:val="en-US"/>
+                        </w:rPr>
+                      </w:pPr>
+                      <w:r>
+                        <w:rPr>
+                          <w:rFonts w:hint="default" w:ascii="Arial" w:hAnsi="Arial" w:eastAsia="Times New Roman" w:cs="Arial"/>
+                          <w:color w:val="000000"/>
+                          <w:sz w:val="16"/>
+                          <w:szCs w:val="16"/>
+                          <w:lang w:val="en-US"/>
+                        </w:rPr>
+                        <w:t>{ADDRESS}</w:t>
+                      </w:r>
+                    </w:p>
+                  </w:txbxContent>
+                </v:textbox>
+              </v:shape>
+            </w:pict>
+          </mc:Fallback>
+        </mc:AlternateContent>
+      </w:r>
+      <w:r>
+        <w:rPr>
+          <w:rFonts w:ascii="Arial" w:hAnsi="Arial" w:cs="Arial"/>
           <w:i/>
           <w:sz w:val="18"/>
           <w:szCs w:val="18"/>
@@ -1192,136 +1322,6 @@
           </mc:Fallback>
         </mc:AlternateContent>
       </w:r>
-      <w:r>
-        <w:rPr>
-          <w:rFonts w:ascii="Arial" w:hAnsi="Arial" w:cs="Arial"/>
-          <w:sz w:val="24"/>
-          <w:szCs w:val="24"/>
-          <w:lang w:val="en-US" w:eastAsia="en-US"/>
-        </w:rPr>
-        <mc:AlternateContent>
-          <mc:Choice Requires="wps">
-            <w:drawing>
-              <wp:anchor distT="0" distB="0" distL="114300" distR="114300" simplePos="0" relativeHeight="251663360" behindDoc="0" locked="0" layoutInCell="1" allowOverlap="1">
-                <wp:simplePos x="0" y="0"/>
-                <wp:positionH relativeFrom="column">
-                  <wp:posOffset>2527300</wp:posOffset>
-                </wp:positionH>
-                <wp:positionV relativeFrom="paragraph">
-                  <wp:posOffset>117475</wp:posOffset>
-                </wp:positionV>
-                <wp:extent cx="3571240" cy="342900"/>
-                <wp:effectExtent l="0" t="0" r="0" b="0"/>
-                <wp:wrapNone/>
-                <wp:docPr id="2" name="Text Box 2"/>
-                <wp:cNvGraphicFramePr/>
-                <a:graphic xmlns:a="http://schemas.openxmlformats.org/drawingml/2006/main">
-                  <a:graphicData uri="http://schemas.microsoft.com/office/word/2010/wordprocessingShape">
-                    <wps:wsp>
-                      <wps:cNvSpPr txBox="1"/>
-                      <wps:spPr>
-                        <a:xfrm>
-                          <a:off x="0" y="0"/>
-                          <a:ext cx="3571240" cy="342900"/>
-                        </a:xfrm>
-                        <a:prstGeom prst="rect">
-                          <a:avLst/>
-                        </a:prstGeom>
-                        <a:noFill/>
-                        <a:ln w="6350">
-                          <a:noFill/>
-                        </a:ln>
-                        <a:effectLst/>
-                      </wps:spPr>
-                      <wps:style>
-                        <a:lnRef idx="0">
-                          <a:schemeClr val="accent1"/>
-                        </a:lnRef>
-                        <a:fillRef idx="0">
-                          <a:schemeClr val="accent1"/>
-                        </a:fillRef>
-                        <a:effectRef idx="0">
-                          <a:schemeClr val="accent1"/>
-                        </a:effectRef>
-                        <a:fontRef idx="minor">
-                          <a:schemeClr val="dk1"/>
-                        </a:fontRef>
-                      </wps:style>
-                      <wps:txbx>
-                        <w:txbxContent>
-                          <w:p>
-                            <w:pPr>
-                              <w:spacing w:after="0" w:line="240" w:lineRule="auto"/>
-                              <w:jc w:val="center"/>
-                              <w:rPr>
-                                <w:rFonts w:hint="default" w:ascii="Arial" w:hAnsi="Arial" w:eastAsia="Times New Roman" w:cs="Arial"/>
-                                <w:color w:val="000000"/>
-                                <w:sz w:val="16"/>
-                                <w:szCs w:val="16"/>
-                                <w:lang w:val="en-US"/>
-                              </w:rPr>
-                            </w:pPr>
-                            <w:r>
-                              <w:rPr>
-                                <w:rFonts w:hint="default" w:ascii="Arial" w:hAnsi="Arial" w:eastAsia="Times New Roman" w:cs="Arial"/>
-                                <w:color w:val="000000"/>
-                                <w:sz w:val="16"/>
-                                <w:szCs w:val="16"/>
-                                <w:lang w:val="en-US"/>
-                              </w:rPr>
-                              <w:t>{ADDRESS}</w:t>
-                            </w:r>
-                          </w:p>
-                        </w:txbxContent>
-                      </wps:txbx>
-                      <wps:bodyPr rot="0" spcFirstLastPara="0" vertOverflow="overflow" horzOverflow="overflow" vert="horz" wrap="square" lIns="91440" tIns="45720" rIns="91440" bIns="45720" numCol="1" spcCol="0" rtlCol="0" fromWordArt="0" anchor="t" anchorCtr="0" forceAA="0" compatLnSpc="1">
-                        <a:noAutofit/>
-                      </wps:bodyPr>
-                    </wps:wsp>
-                  </a:graphicData>
-                </a:graphic>
-              </wp:anchor>
-            </w:drawing>
-          </mc:Choice>
-          <mc:Fallback>
-            <w:pict>
-              <v:shape id="_x0000_s1026" o:spid="_x0000_s1026" o:spt="202" type="#_x0000_t202" style="position:absolute;left:0pt;margin-left:199pt;margin-top:9.25pt;height:27pt;width:281.2pt;z-index:251663360;mso-width-relative:page;mso-height-relative:page;" filled="f" stroked="f" coordsize="21600,21600" o:gfxdata="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">
-                <v:fill on="f" focussize="0,0"/>
-                <v:stroke on="f" weight="0.5pt"/>
-                <v:imagedata o:title=""/>
-                <o:lock v:ext="edit" aspectratio="f"/>
-                <v:textbox>
-                  <w:txbxContent>
-                    <w:p>
-                      <w:pPr>
-                        <w:spacing w:after="0" w:line="240" w:lineRule="auto"/>
-                        <w:jc w:val="center"/>
-                        <w:rPr>
-                          <w:rFonts w:hint="default" w:ascii="Arial" w:hAnsi="Arial" w:eastAsia="Times New Roman" w:cs="Arial"/>
-                          <w:color w:val="000000"/>
-                          <w:sz w:val="16"/>
-                          <w:szCs w:val="16"/>
-                          <w:lang w:val="en-US"/>
-                        </w:rPr>
-                      </w:pPr>
-                      <w:r>
-                        <w:rPr>
-                          <w:rFonts w:hint="default" w:ascii="Arial" w:hAnsi="Arial" w:eastAsia="Times New Roman" w:cs="Arial"/>
-                          <w:color w:val="000000"/>
-                          <w:sz w:val="16"/>
-                          <w:szCs w:val="16"/>
-                          <w:lang w:val="en-US"/>
-                        </w:rPr>
-                        <w:t>{ADDRESS}</w:t>
-                      </w:r>
-                    </w:p>
-                  </w:txbxContent>
-                </v:textbox>
-              </v:shape>
-            </w:pict>
-          </mc:Fallback>
-        </mc:AlternateContent>
-      </w:r>
     </w:p>
     <w:p>
       <w:pPr>
@@ -1343,7 +1343,16 @@
           <w:rFonts w:ascii="Arial" w:hAnsi="Arial" w:cs="Arial"/>
           <w:i/>
         </w:rPr>
-        <w:t xml:space="preserve">                                                                                                                                                       </w:t>
+        <w:t xml:space="preserve">                          </w:t>
+      </w:r>
+      <w:bookmarkStart w:id="0" w:name="_GoBack"/>
+      <w:bookmarkEnd w:id="0"/>
+      <w:r>
+        <w:rPr>
+          <w:rFonts w:ascii="Arial" w:hAnsi="Arial" w:cs="Arial"/>
+          <w:i/>
+        </w:rPr>
+        <w:t xml:space="preserve">                                                                                                                             </w:t>
       </w:r>
     </w:p>
     <w:p>
@@ -3610,8 +3619,6 @@
         </w:rPr>
         <w:t xml:space="preserve">      </w:t>
       </w:r>
-      <w:bookmarkStart w:id="0" w:name="_GoBack"/>
-      <w:bookmarkEnd w:id="0"/>
       <w:r>
         <w:rPr>
           <w:rFonts w:ascii="Arial Narrow" w:hAnsi="Arial Narrow" w:cs="Arial"/>
@@ -4108,7 +4115,7 @@
     <w:lsdException w:qFormat="1" w:unhideWhenUsed="0" w:uiPriority="10" w:semiHidden="0" w:name="Title"/>
     <w:lsdException w:uiPriority="99" w:name="Closing"/>
     <w:lsdException w:uiPriority="99" w:name="Signature"/>
-    <w:lsdException w:uiPriority="1" w:name="Default Paragraph Font"/>
+    <w:lsdException w:qFormat="1" w:uiPriority="1" w:name="Default Paragraph Font"/>
     <w:lsdException w:uiPriority="99" w:name="Body Text"/>
     <w:lsdException w:uiPriority="99" w:name="Body Text Indent"/>
     <w:lsdException w:uiPriority="99" w:name="List Continue"/>
@@ -4146,7 +4153,7 @@
     <w:lsdException w:uiPriority="99" w:name="HTML Sample"/>
     <w:lsdException w:uiPriority="99" w:name="HTML Typewriter"/>
     <w:lsdException w:uiPriority="99" w:name="HTML Variable"/>
-    <w:lsdException w:uiPriority="99" w:name="Normal Table"/>
+    <w:lsdException w:qFormat="1" w:uiPriority="99" w:name="Normal Table"/>
     <w:lsdException w:uiPriority="99" w:name="annotation subject"/>
     <w:lsdException w:uiPriority="99" w:name="Table Simple 1"/>
     <w:lsdException w:uiPriority="99" w:name="Table Simple 2"/>
@@ -4190,7 +4197,7 @@
     <w:lsdException w:uiPriority="99" w:name="Table Web 1"/>
     <w:lsdException w:uiPriority="99" w:name="Table Web 2"/>
     <w:lsdException w:uiPriority="99" w:name="Table Web 3"/>
-    <w:lsdException w:uiPriority="99" w:name="Balloon Text"/>
+    <w:lsdException w:qFormat="1" w:uiPriority="99" w:name="Balloon Text"/>
     <w:lsdException w:unhideWhenUsed="0" w:uiPriority="59" w:semiHidden="0" w:name="Table Grid"/>
     <w:lsdException w:uiPriority="99" w:name="Table Theme"/>
     <w:lsdException w:qFormat="1" w:unhideWhenUsed="0" w:uiPriority="1" w:semiHidden="0" w:name="No Spacing"/>
@@ -4311,12 +4318,14 @@
     <w:name w:val="Default Paragraph Font"/>
     <w:semiHidden/>
     <w:unhideWhenUsed/>
+    <w:qFormat/>
     <w:uiPriority w:val="1"/>
   </w:style>
   <w:style w:type="table" w:default="1" w:styleId="3">
     <w:name w:val="Normal Table"/>
     <w:semiHidden/>
     <w:unhideWhenUsed/>
+    <w:qFormat/>
     <w:uiPriority w:val="99"/>
     <w:tblPr>
       <w:tblCellMar>
@@ -4333,6 +4342,7 @@
     <w:link w:val="5"/>
     <w:semiHidden/>
     <w:unhideWhenUsed/>
+    <w:qFormat/>
     <w:uiPriority w:val="99"/>
     <w:pPr>
       <w:spacing w:after="0" w:line="240" w:lineRule="auto"/>
